--- a/plantillas/word/Paginas_tipo_Santiago_Ways.docx
+++ b/plantillas/word/Paginas_tipo_Santiago_Ways.docx
@@ -49,7 +49,7 @@
     </w:p>
     <w:p>
       <w:pPr>
-        <w:spacing w:after="0" w:before="5400" w:line="240" w:lineRule="auto"/>
+        <w:spacing w:after="0" w:before="4300" w:line="240" w:lineRule="auto"/>
       </w:pPr>
       <w:r>
         <w:rPr>
@@ -256,7 +256,7 @@
     </w:p>
     <w:p>
       <w:pPr>
-        <w:spacing w:after="240" w:before="0" w:line="240" w:lineRule="auto"/>
+        <w:spacing w:after="120" w:before="0" w:line="240" w:lineRule="auto"/>
       </w:pPr>
       <w:r>
         <w:rPr>
@@ -298,9 +298,9 @@
               <w:right w:val="none" w:color="FFFFFF" w:sz="0"/>
             </w:tcBorders>
             <w:tcMar>
-              <w:top w:type="dxa" w:w="260"/>
-              <w:left w:type="dxa" w:w="0"/>
-              <w:bottom w:type="dxa" w:w="260"/>
+              <w:top w:type="dxa" w:w="150"/>
+              <w:left w:type="dxa" w:w="0"/>
+              <w:bottom w:type="dxa" w:w="150"/>
               <w:right w:type="dxa" w:w="0"/>
             </w:tcMar>
             <w:vAlign w:val="top"/>
@@ -324,9 +324,9 @@
               <w:right w:val="none" w:color="FFFFFF" w:sz="0"/>
             </w:tcBorders>
             <w:tcMar>
-              <w:top w:type="dxa" w:w="260"/>
-              <w:left w:type="dxa" w:w="0"/>
-              <w:bottom w:type="dxa" w:w="260"/>
+              <w:top w:type="dxa" w:w="150"/>
+              <w:left w:type="dxa" w:w="0"/>
+              <w:bottom w:type="dxa" w:w="150"/>
               <w:right w:type="dxa" w:w="200"/>
             </w:tcMar>
             <w:vAlign w:val="top"/>
@@ -336,7 +336,7 @@
               <w:pStyle w:val="IndiceTitulo"/>
             </w:pPr>
             <w:r>
-              <w:t xml:space="preserve">Introducción</w:t>
+              <w:t xml:space="preserve">Resumen ejecutivo</w:t>
             </w:r>
           </w:p>
           <w:p>
@@ -344,7 +344,7 @@
               <w:pStyle w:val="IndiceTexto"/>
             </w:pPr>
             <w:r>
-              <w:t xml:space="preserve">Página de texto con entradilla y cita destacada.</w:t>
+              <w:t xml:space="preserve">Separador y página de resumen con ideas clave.</w:t>
             </w:r>
           </w:p>
         </w:tc>
@@ -358,9 +358,9 @@
               <w:right w:val="none" w:color="FFFFFF" w:sz="0"/>
             </w:tcBorders>
             <w:tcMar>
-              <w:top w:type="dxa" w:w="260"/>
-              <w:left w:type="dxa" w:w="0"/>
-              <w:bottom w:type="dxa" w:w="260"/>
+              <w:top w:type="dxa" w:w="150"/>
+              <w:left w:type="dxa" w:w="0"/>
+              <w:bottom w:type="dxa" w:w="150"/>
               <w:right w:type="dxa" w:w="0"/>
             </w:tcMar>
             <w:vAlign w:val="top"/>
@@ -390,9 +390,9 @@
               <w:right w:val="none" w:color="FFFFFF" w:sz="0"/>
             </w:tcBorders>
             <w:tcMar>
-              <w:top w:type="dxa" w:w="260"/>
-              <w:left w:type="dxa" w:w="0"/>
-              <w:bottom w:type="dxa" w:w="260"/>
+              <w:top w:type="dxa" w:w="150"/>
+              <w:left w:type="dxa" w:w="0"/>
+              <w:bottom w:type="dxa" w:w="150"/>
               <w:right w:type="dxa" w:w="0"/>
             </w:tcMar>
             <w:vAlign w:val="top"/>
@@ -416,9 +416,9 @@
               <w:right w:val="none" w:color="FFFFFF" w:sz="0"/>
             </w:tcBorders>
             <w:tcMar>
-              <w:top w:type="dxa" w:w="260"/>
-              <w:left w:type="dxa" w:w="0"/>
-              <w:bottom w:type="dxa" w:w="260"/>
+              <w:top w:type="dxa" w:w="150"/>
+              <w:left w:type="dxa" w:w="0"/>
+              <w:bottom w:type="dxa" w:w="150"/>
               <w:right w:type="dxa" w:w="200"/>
             </w:tcMar>
             <w:vAlign w:val="top"/>
@@ -428,7 +428,7 @@
               <w:pStyle w:val="IndiceTitulo"/>
             </w:pPr>
             <w:r>
-              <w:t xml:space="preserve">Datos y tablas</w:t>
+              <w:t xml:space="preserve">Introducción</w:t>
             </w:r>
           </w:p>
           <w:p>
@@ -436,7 +436,7 @@
               <w:pStyle w:val="IndiceTexto"/>
             </w:pPr>
             <w:r>
-              <w:t xml:space="preserve">Página de texto con tabla y caja de nota.</w:t>
+              <w:t xml:space="preserve">Página de texto con entradilla y cita.</w:t>
             </w:r>
           </w:p>
         </w:tc>
@@ -450,9 +450,9 @@
               <w:right w:val="none" w:color="FFFFFF" w:sz="0"/>
             </w:tcBorders>
             <w:tcMar>
-              <w:top w:type="dxa" w:w="260"/>
-              <w:left w:type="dxa" w:w="0"/>
-              <w:bottom w:type="dxa" w:w="260"/>
+              <w:top w:type="dxa" w:w="150"/>
+              <w:left w:type="dxa" w:w="0"/>
+              <w:bottom w:type="dxa" w:w="150"/>
               <w:right w:type="dxa" w:w="0"/>
             </w:tcMar>
             <w:vAlign w:val="top"/>
@@ -482,9 +482,9 @@
               <w:right w:val="none" w:color="FFFFFF" w:sz="0"/>
             </w:tcBorders>
             <w:tcMar>
-              <w:top w:type="dxa" w:w="260"/>
-              <w:left w:type="dxa" w:w="0"/>
-              <w:bottom w:type="dxa" w:w="260"/>
+              <w:top w:type="dxa" w:w="150"/>
+              <w:left w:type="dxa" w:w="0"/>
+              <w:bottom w:type="dxa" w:w="150"/>
               <w:right w:type="dxa" w:w="0"/>
             </w:tcMar>
             <w:vAlign w:val="top"/>
@@ -508,9 +508,9 @@
               <w:right w:val="none" w:color="FFFFFF" w:sz="0"/>
             </w:tcBorders>
             <w:tcMar>
-              <w:top w:type="dxa" w:w="260"/>
-              <w:left w:type="dxa" w:w="0"/>
-              <w:bottom w:type="dxa" w:w="260"/>
+              <w:top w:type="dxa" w:w="150"/>
+              <w:left w:type="dxa" w:w="0"/>
+              <w:bottom w:type="dxa" w:w="150"/>
               <w:right w:type="dxa" w:w="200"/>
             </w:tcMar>
             <w:vAlign w:val="top"/>
@@ -520,7 +520,7 @@
               <w:pStyle w:val="IndiceTitulo"/>
             </w:pPr>
             <w:r>
-              <w:t xml:space="preserve">Cifras clave</w:t>
+              <w:t xml:space="preserve">Datos y tablas</w:t>
             </w:r>
           </w:p>
           <w:p>
@@ -528,7 +528,7 @@
               <w:pStyle w:val="IndiceTexto"/>
             </w:pPr>
             <w:r>
-              <w:t xml:space="preserve">Infografía: cifras, barras y proceso.</w:t>
+              <w:t xml:space="preserve">Tabla de datos y caja de nota.</w:t>
             </w:r>
           </w:p>
         </w:tc>
@@ -542,9 +542,9 @@
               <w:right w:val="none" w:color="FFFFFF" w:sz="0"/>
             </w:tcBorders>
             <w:tcMar>
-              <w:top w:type="dxa" w:w="260"/>
-              <w:left w:type="dxa" w:w="0"/>
-              <w:bottom w:type="dxa" w:w="260"/>
+              <w:top w:type="dxa" w:w="150"/>
+              <w:left w:type="dxa" w:w="0"/>
+              <w:bottom w:type="dxa" w:w="150"/>
               <w:right w:type="dxa" w:w="0"/>
             </w:tcMar>
             <w:vAlign w:val="top"/>
@@ -574,9 +574,9 @@
               <w:right w:val="none" w:color="FFFFFF" w:sz="0"/>
             </w:tcBorders>
             <w:tcMar>
-              <w:top w:type="dxa" w:w="260"/>
-              <w:left w:type="dxa" w:w="0"/>
-              <w:bottom w:type="dxa" w:w="260"/>
+              <w:top w:type="dxa" w:w="150"/>
+              <w:left w:type="dxa" w:w="0"/>
+              <w:bottom w:type="dxa" w:w="150"/>
               <w:right w:type="dxa" w:w="0"/>
             </w:tcMar>
             <w:vAlign w:val="top"/>
@@ -600,9 +600,9 @@
               <w:right w:val="none" w:color="FFFFFF" w:sz="0"/>
             </w:tcBorders>
             <w:tcMar>
-              <w:top w:type="dxa" w:w="260"/>
-              <w:left w:type="dxa" w:w="0"/>
-              <w:bottom w:type="dxa" w:w="260"/>
+              <w:top w:type="dxa" w:w="150"/>
+              <w:left w:type="dxa" w:w="0"/>
+              <w:bottom w:type="dxa" w:w="150"/>
               <w:right w:type="dxa" w:w="200"/>
             </w:tcMar>
             <w:vAlign w:val="top"/>
@@ -612,7 +612,7 @@
               <w:pStyle w:val="IndiceTitulo"/>
             </w:pPr>
             <w:r>
-              <w:t xml:space="preserve">Puntos clave</w:t>
+              <w:t xml:space="preserve">Cifras clave</w:t>
             </w:r>
           </w:p>
           <w:p>
@@ -620,7 +620,7 @@
               <w:pStyle w:val="IndiceTexto"/>
             </w:pPr>
             <w:r>
-              <w:t xml:space="preserve">Listas en dos columnas e ideas numeradas.</w:t>
+              <w:t xml:space="preserve">Infografía: cifras, barras y proceso.</w:t>
             </w:r>
           </w:p>
         </w:tc>
@@ -634,9 +634,9 @@
               <w:right w:val="none" w:color="FFFFFF" w:sz="0"/>
             </w:tcBorders>
             <w:tcMar>
-              <w:top w:type="dxa" w:w="260"/>
-              <w:left w:type="dxa" w:w="0"/>
-              <w:bottom w:type="dxa" w:w="260"/>
+              <w:top w:type="dxa" w:w="150"/>
+              <w:left w:type="dxa" w:w="0"/>
+              <w:bottom w:type="dxa" w:w="150"/>
               <w:right w:type="dxa" w:w="0"/>
             </w:tcMar>
             <w:vAlign w:val="top"/>
@@ -666,9 +666,9 @@
               <w:right w:val="none" w:color="FFFFFF" w:sz="0"/>
             </w:tcBorders>
             <w:tcMar>
-              <w:top w:type="dxa" w:w="260"/>
-              <w:left w:type="dxa" w:w="0"/>
-              <w:bottom w:type="dxa" w:w="260"/>
+              <w:top w:type="dxa" w:w="150"/>
+              <w:left w:type="dxa" w:w="0"/>
+              <w:bottom w:type="dxa" w:w="150"/>
               <w:right w:type="dxa" w:w="0"/>
             </w:tcMar>
             <w:vAlign w:val="top"/>
@@ -692,9 +692,9 @@
               <w:right w:val="none" w:color="FFFFFF" w:sz="0"/>
             </w:tcBorders>
             <w:tcMar>
-              <w:top w:type="dxa" w:w="260"/>
-              <w:left w:type="dxa" w:w="0"/>
-              <w:bottom w:type="dxa" w:w="260"/>
+              <w:top w:type="dxa" w:w="150"/>
+              <w:left w:type="dxa" w:w="0"/>
+              <w:bottom w:type="dxa" w:w="150"/>
               <w:right w:type="dxa" w:w="200"/>
             </w:tcMar>
             <w:vAlign w:val="top"/>
@@ -704,7 +704,7 @@
               <w:pStyle w:val="IndiceTitulo"/>
             </w:pPr>
             <w:r>
-              <w:t xml:space="preserve">Imagen y texto</w:t>
+              <w:t xml:space="preserve">Puntos clave</w:t>
             </w:r>
           </w:p>
           <w:p>
@@ -712,7 +712,7 @@
               <w:pStyle w:val="IndiceTexto"/>
             </w:pPr>
             <w:r>
-              <w:t xml:space="preserve">Foto a ancho completo y foto con texto.</w:t>
+              <w:t xml:space="preserve">Listas en dos columnas e ideas numeradas.</w:t>
             </w:r>
           </w:p>
         </w:tc>
@@ -726,9 +726,9 @@
               <w:right w:val="none" w:color="FFFFFF" w:sz="0"/>
             </w:tcBorders>
             <w:tcMar>
-              <w:top w:type="dxa" w:w="260"/>
-              <w:left w:type="dxa" w:w="0"/>
-              <w:bottom w:type="dxa" w:w="260"/>
+              <w:top w:type="dxa" w:w="150"/>
+              <w:left w:type="dxa" w:w="0"/>
+              <w:bottom w:type="dxa" w:w="150"/>
               <w:right w:type="dxa" w:w="0"/>
             </w:tcMar>
             <w:vAlign w:val="top"/>
@@ -740,6 +740,742 @@
             </w:pPr>
             <w:r>
               <w:t xml:space="preserve">9</w:t>
+            </w:r>
+          </w:p>
+        </w:tc>
+      </w:tr>
+      <w:tr>
+        <w:trPr>
+          <w:cantSplit/>
+        </w:trPr>
+        <w:tc>
+          <w:tcPr>
+            <w:tcW w:type="dxa" w:w="1100"/>
+            <w:tcBorders>
+              <w:top w:val="none" w:color="FFFFFF" w:sz="0"/>
+              <w:left w:val="none" w:color="FFFFFF" w:sz="0"/>
+              <w:bottom w:val="single" w:color="E8E8E6" w:sz="4"/>
+              <w:right w:val="none" w:color="FFFFFF" w:sz="0"/>
+            </w:tcBorders>
+            <w:tcMar>
+              <w:top w:type="dxa" w:w="150"/>
+              <w:left w:type="dxa" w:w="0"/>
+              <w:bottom w:type="dxa" w:w="150"/>
+              <w:right w:type="dxa" w:w="0"/>
+            </w:tcMar>
+            <w:vAlign w:val="top"/>
+          </w:tcPr>
+          <w:p>
+            <w:pPr>
+              <w:pStyle w:val="IndiceNumero"/>
+            </w:pPr>
+            <w:r>
+              <w:t xml:space="preserve">06</w:t>
+            </w:r>
+          </w:p>
+        </w:tc>
+        <w:tc>
+          <w:tcPr>
+            <w:tcW w:type="dxa" w:w="7070"/>
+            <w:tcBorders>
+              <w:top w:val="none" w:color="FFFFFF" w:sz="0"/>
+              <w:left w:val="none" w:color="FFFFFF" w:sz="0"/>
+              <w:bottom w:val="single" w:color="E8E8E6" w:sz="4"/>
+              <w:right w:val="none" w:color="FFFFFF" w:sz="0"/>
+            </w:tcBorders>
+            <w:tcMar>
+              <w:top w:type="dxa" w:w="150"/>
+              <w:left w:type="dxa" w:w="0"/>
+              <w:bottom w:type="dxa" w:w="150"/>
+              <w:right w:type="dxa" w:w="200"/>
+            </w:tcMar>
+            <w:vAlign w:val="top"/>
+          </w:tcPr>
+          <w:p>
+            <w:pPr>
+              <w:pStyle w:val="IndiceTitulo"/>
+            </w:pPr>
+            <w:r>
+              <w:t xml:space="preserve">Imagen y texto</w:t>
+            </w:r>
+          </w:p>
+          <w:p>
+            <w:pPr>
+              <w:pStyle w:val="IndiceTexto"/>
+            </w:pPr>
+            <w:r>
+              <w:t xml:space="preserve">Foto ancha y foto con texto al lado.</w:t>
+            </w:r>
+          </w:p>
+        </w:tc>
+        <w:tc>
+          <w:tcPr>
+            <w:tcW w:type="dxa" w:w="900"/>
+            <w:tcBorders>
+              <w:top w:val="none" w:color="FFFFFF" w:sz="0"/>
+              <w:left w:val="none" w:color="FFFFFF" w:sz="0"/>
+              <w:bottom w:val="single" w:color="E8E8E6" w:sz="4"/>
+              <w:right w:val="none" w:color="FFFFFF" w:sz="0"/>
+            </w:tcBorders>
+            <w:tcMar>
+              <w:top w:type="dxa" w:w="150"/>
+              <w:left w:type="dxa" w:w="0"/>
+              <w:bottom w:type="dxa" w:w="150"/>
+              <w:right w:type="dxa" w:w="0"/>
+            </w:tcMar>
+            <w:vAlign w:val="top"/>
+          </w:tcPr>
+          <w:p>
+            <w:pPr>
+              <w:pStyle w:val="IndiceNumero"/>
+              <w:jc w:val="right"/>
+            </w:pPr>
+            <w:r>
+              <w:t xml:space="preserve">10</w:t>
+            </w:r>
+          </w:p>
+        </w:tc>
+      </w:tr>
+      <w:tr>
+        <w:trPr>
+          <w:cantSplit/>
+        </w:trPr>
+        <w:tc>
+          <w:tcPr>
+            <w:tcW w:type="dxa" w:w="1100"/>
+            <w:tcBorders>
+              <w:top w:val="none" w:color="FFFFFF" w:sz="0"/>
+              <w:left w:val="none" w:color="FFFFFF" w:sz="0"/>
+              <w:bottom w:val="single" w:color="E8E8E6" w:sz="4"/>
+              <w:right w:val="none" w:color="FFFFFF" w:sz="0"/>
+            </w:tcBorders>
+            <w:tcMar>
+              <w:top w:type="dxa" w:w="150"/>
+              <w:left w:type="dxa" w:w="0"/>
+              <w:bottom w:type="dxa" w:w="150"/>
+              <w:right w:type="dxa" w:w="0"/>
+            </w:tcMar>
+            <w:vAlign w:val="top"/>
+          </w:tcPr>
+          <w:p>
+            <w:pPr>
+              <w:pStyle w:val="IndiceNumero"/>
+            </w:pPr>
+            <w:r>
+              <w:t xml:space="preserve">07</w:t>
+            </w:r>
+          </w:p>
+        </w:tc>
+        <w:tc>
+          <w:tcPr>
+            <w:tcW w:type="dxa" w:w="7070"/>
+            <w:tcBorders>
+              <w:top w:val="none" w:color="FFFFFF" w:sz="0"/>
+              <w:left w:val="none" w:color="FFFFFF" w:sz="0"/>
+              <w:bottom w:val="single" w:color="E8E8E6" w:sz="4"/>
+              <w:right w:val="none" w:color="FFFFFF" w:sz="0"/>
+            </w:tcBorders>
+            <w:tcMar>
+              <w:top w:type="dxa" w:w="150"/>
+              <w:left w:type="dxa" w:w="0"/>
+              <w:bottom w:type="dxa" w:w="150"/>
+              <w:right w:type="dxa" w:w="200"/>
+            </w:tcMar>
+            <w:vAlign w:val="top"/>
+          </w:tcPr>
+          <w:p>
+            <w:pPr>
+              <w:pStyle w:val="IndiceTitulo"/>
+            </w:pPr>
+            <w:r>
+              <w:t xml:space="preserve">Itinerario</w:t>
+            </w:r>
+          </w:p>
+          <w:p>
+            <w:pPr>
+              <w:pStyle w:val="IndiceTexto"/>
+            </w:pPr>
+            <w:r>
+              <w:t xml:space="preserve">Ficha de ruta día a día.</w:t>
+            </w:r>
+          </w:p>
+        </w:tc>
+        <w:tc>
+          <w:tcPr>
+            <w:tcW w:type="dxa" w:w="900"/>
+            <w:tcBorders>
+              <w:top w:val="none" w:color="FFFFFF" w:sz="0"/>
+              <w:left w:val="none" w:color="FFFFFF" w:sz="0"/>
+              <w:bottom w:val="single" w:color="E8E8E6" w:sz="4"/>
+              <w:right w:val="none" w:color="FFFFFF" w:sz="0"/>
+            </w:tcBorders>
+            <w:tcMar>
+              <w:top w:type="dxa" w:w="150"/>
+              <w:left w:type="dxa" w:w="0"/>
+              <w:bottom w:type="dxa" w:w="150"/>
+              <w:right w:type="dxa" w:w="0"/>
+            </w:tcMar>
+            <w:vAlign w:val="top"/>
+          </w:tcPr>
+          <w:p>
+            <w:pPr>
+              <w:pStyle w:val="IndiceNumero"/>
+              <w:jc w:val="right"/>
+            </w:pPr>
+            <w:r>
+              <w:t xml:space="preserve">11</w:t>
+            </w:r>
+          </w:p>
+        </w:tc>
+      </w:tr>
+      <w:tr>
+        <w:trPr>
+          <w:cantSplit/>
+        </w:trPr>
+        <w:tc>
+          <w:tcPr>
+            <w:tcW w:type="dxa" w:w="1100"/>
+            <w:tcBorders>
+              <w:top w:val="none" w:color="FFFFFF" w:sz="0"/>
+              <w:left w:val="none" w:color="FFFFFF" w:sz="0"/>
+              <w:bottom w:val="single" w:color="E8E8E6" w:sz="4"/>
+              <w:right w:val="none" w:color="FFFFFF" w:sz="0"/>
+            </w:tcBorders>
+            <w:tcMar>
+              <w:top w:type="dxa" w:w="150"/>
+              <w:left w:type="dxa" w:w="0"/>
+              <w:bottom w:type="dxa" w:w="150"/>
+              <w:right w:type="dxa" w:w="0"/>
+            </w:tcMar>
+            <w:vAlign w:val="top"/>
+          </w:tcPr>
+          <w:p>
+            <w:pPr>
+              <w:pStyle w:val="IndiceNumero"/>
+            </w:pPr>
+            <w:r>
+              <w:t xml:space="preserve">08</w:t>
+            </w:r>
+          </w:p>
+        </w:tc>
+        <w:tc>
+          <w:tcPr>
+            <w:tcW w:type="dxa" w:w="7070"/>
+            <w:tcBorders>
+              <w:top w:val="none" w:color="FFFFFF" w:sz="0"/>
+              <w:left w:val="none" w:color="FFFFFF" w:sz="0"/>
+              <w:bottom w:val="single" w:color="E8E8E6" w:sz="4"/>
+              <w:right w:val="none" w:color="FFFFFF" w:sz="0"/>
+            </w:tcBorders>
+            <w:tcMar>
+              <w:top w:type="dxa" w:w="150"/>
+              <w:left w:type="dxa" w:w="0"/>
+              <w:bottom w:type="dxa" w:w="150"/>
+              <w:right w:type="dxa" w:w="200"/>
+            </w:tcMar>
+            <w:vAlign w:val="top"/>
+          </w:tcPr>
+          <w:p>
+            <w:pPr>
+              <w:pStyle w:val="IndiceTitulo"/>
+            </w:pPr>
+            <w:r>
+              <w:t xml:space="preserve">Comparativa</w:t>
+            </w:r>
+          </w:p>
+          <w:p>
+            <w:pPr>
+              <w:pStyle w:val="IndiceTexto"/>
+            </w:pPr>
+            <w:r>
+              <w:t xml:space="preserve">Tabla para comparar opciones.</w:t>
+            </w:r>
+          </w:p>
+        </w:tc>
+        <w:tc>
+          <w:tcPr>
+            <w:tcW w:type="dxa" w:w="900"/>
+            <w:tcBorders>
+              <w:top w:val="none" w:color="FFFFFF" w:sz="0"/>
+              <w:left w:val="none" w:color="FFFFFF" w:sz="0"/>
+              <w:bottom w:val="single" w:color="E8E8E6" w:sz="4"/>
+              <w:right w:val="none" w:color="FFFFFF" w:sz="0"/>
+            </w:tcBorders>
+            <w:tcMar>
+              <w:top w:type="dxa" w:w="150"/>
+              <w:left w:type="dxa" w:w="0"/>
+              <w:bottom w:type="dxa" w:w="150"/>
+              <w:right w:type="dxa" w:w="0"/>
+            </w:tcMar>
+            <w:vAlign w:val="top"/>
+          </w:tcPr>
+          <w:p>
+            <w:pPr>
+              <w:pStyle w:val="IndiceNumero"/>
+              <w:jc w:val="right"/>
+            </w:pPr>
+            <w:r>
+              <w:t xml:space="preserve">12</w:t>
+            </w:r>
+          </w:p>
+        </w:tc>
+      </w:tr>
+      <w:tr>
+        <w:trPr>
+          <w:cantSplit/>
+        </w:trPr>
+        <w:tc>
+          <w:tcPr>
+            <w:tcW w:type="dxa" w:w="1100"/>
+            <w:tcBorders>
+              <w:top w:val="none" w:color="FFFFFF" w:sz="0"/>
+              <w:left w:val="none" w:color="FFFFFF" w:sz="0"/>
+              <w:bottom w:val="single" w:color="E8E8E6" w:sz="4"/>
+              <w:right w:val="none" w:color="FFFFFF" w:sz="0"/>
+            </w:tcBorders>
+            <w:tcMar>
+              <w:top w:type="dxa" w:w="150"/>
+              <w:left w:type="dxa" w:w="0"/>
+              <w:bottom w:type="dxa" w:w="150"/>
+              <w:right w:type="dxa" w:w="0"/>
+            </w:tcMar>
+            <w:vAlign w:val="top"/>
+          </w:tcPr>
+          <w:p>
+            <w:pPr>
+              <w:pStyle w:val="IndiceNumero"/>
+            </w:pPr>
+            <w:r>
+              <w:t xml:space="preserve">09</w:t>
+            </w:r>
+          </w:p>
+        </w:tc>
+        <w:tc>
+          <w:tcPr>
+            <w:tcW w:type="dxa" w:w="7070"/>
+            <w:tcBorders>
+              <w:top w:val="none" w:color="FFFFFF" w:sz="0"/>
+              <w:left w:val="none" w:color="FFFFFF" w:sz="0"/>
+              <w:bottom w:val="single" w:color="E8E8E6" w:sz="4"/>
+              <w:right w:val="none" w:color="FFFFFF" w:sz="0"/>
+            </w:tcBorders>
+            <w:tcMar>
+              <w:top w:type="dxa" w:w="150"/>
+              <w:left w:type="dxa" w:w="0"/>
+              <w:bottom w:type="dxa" w:w="150"/>
+              <w:right w:type="dxa" w:w="200"/>
+            </w:tcMar>
+            <w:vAlign w:val="top"/>
+          </w:tcPr>
+          <w:p>
+            <w:pPr>
+              <w:pStyle w:val="IndiceTitulo"/>
+            </w:pPr>
+            <w:r>
+              <w:t xml:space="preserve">Plan de trabajo</w:t>
+            </w:r>
+          </w:p>
+          <w:p>
+            <w:pPr>
+              <w:pStyle w:val="IndiceTexto"/>
+            </w:pPr>
+            <w:r>
+              <w:t xml:space="preserve">Cronograma por meses e hitos.</w:t>
+            </w:r>
+          </w:p>
+        </w:tc>
+        <w:tc>
+          <w:tcPr>
+            <w:tcW w:type="dxa" w:w="900"/>
+            <w:tcBorders>
+              <w:top w:val="none" w:color="FFFFFF" w:sz="0"/>
+              <w:left w:val="none" w:color="FFFFFF" w:sz="0"/>
+              <w:bottom w:val="single" w:color="E8E8E6" w:sz="4"/>
+              <w:right w:val="none" w:color="FFFFFF" w:sz="0"/>
+            </w:tcBorders>
+            <w:tcMar>
+              <w:top w:type="dxa" w:w="150"/>
+              <w:left w:type="dxa" w:w="0"/>
+              <w:bottom w:type="dxa" w:w="150"/>
+              <w:right w:type="dxa" w:w="0"/>
+            </w:tcMar>
+            <w:vAlign w:val="top"/>
+          </w:tcPr>
+          <w:p>
+            <w:pPr>
+              <w:pStyle w:val="IndiceNumero"/>
+              <w:jc w:val="right"/>
+            </w:pPr>
+            <w:r>
+              <w:t xml:space="preserve">13</w:t>
+            </w:r>
+          </w:p>
+        </w:tc>
+      </w:tr>
+      <w:tr>
+        <w:trPr>
+          <w:cantSplit/>
+        </w:trPr>
+        <w:tc>
+          <w:tcPr>
+            <w:tcW w:type="dxa" w:w="1100"/>
+            <w:tcBorders>
+              <w:top w:val="none" w:color="FFFFFF" w:sz="0"/>
+              <w:left w:val="none" w:color="FFFFFF" w:sz="0"/>
+              <w:bottom w:val="single" w:color="E8E8E6" w:sz="4"/>
+              <w:right w:val="none" w:color="FFFFFF" w:sz="0"/>
+            </w:tcBorders>
+            <w:tcMar>
+              <w:top w:type="dxa" w:w="150"/>
+              <w:left w:type="dxa" w:w="0"/>
+              <w:bottom w:type="dxa" w:w="150"/>
+              <w:right w:type="dxa" w:w="0"/>
+            </w:tcMar>
+            <w:vAlign w:val="top"/>
+          </w:tcPr>
+          <w:p>
+            <w:pPr>
+              <w:pStyle w:val="IndiceNumero"/>
+            </w:pPr>
+            <w:r>
+              <w:t xml:space="preserve">10</w:t>
+            </w:r>
+          </w:p>
+        </w:tc>
+        <w:tc>
+          <w:tcPr>
+            <w:tcW w:type="dxa" w:w="7070"/>
+            <w:tcBorders>
+              <w:top w:val="none" w:color="FFFFFF" w:sz="0"/>
+              <w:left w:val="none" w:color="FFFFFF" w:sz="0"/>
+              <w:bottom w:val="single" w:color="E8E8E6" w:sz="4"/>
+              <w:right w:val="none" w:color="FFFFFF" w:sz="0"/>
+            </w:tcBorders>
+            <w:tcMar>
+              <w:top w:type="dxa" w:w="150"/>
+              <w:left w:type="dxa" w:w="0"/>
+              <w:bottom w:type="dxa" w:w="150"/>
+              <w:right w:type="dxa" w:w="200"/>
+            </w:tcMar>
+            <w:vAlign w:val="top"/>
+          </w:tcPr>
+          <w:p>
+            <w:pPr>
+              <w:pStyle w:val="IndiceTitulo"/>
+            </w:pPr>
+            <w:r>
+              <w:t xml:space="preserve">Testimonios</w:t>
+            </w:r>
+          </w:p>
+          <w:p>
+            <w:pPr>
+              <w:pStyle w:val="IndiceTexto"/>
+            </w:pPr>
+            <w:r>
+              <w:t xml:space="preserve">Opiniones de viajeros.</w:t>
+            </w:r>
+          </w:p>
+        </w:tc>
+        <w:tc>
+          <w:tcPr>
+            <w:tcW w:type="dxa" w:w="900"/>
+            <w:tcBorders>
+              <w:top w:val="none" w:color="FFFFFF" w:sz="0"/>
+              <w:left w:val="none" w:color="FFFFFF" w:sz="0"/>
+              <w:bottom w:val="single" w:color="E8E8E6" w:sz="4"/>
+              <w:right w:val="none" w:color="FFFFFF" w:sz="0"/>
+            </w:tcBorders>
+            <w:tcMar>
+              <w:top w:type="dxa" w:w="150"/>
+              <w:left w:type="dxa" w:w="0"/>
+              <w:bottom w:type="dxa" w:w="150"/>
+              <w:right w:type="dxa" w:w="0"/>
+            </w:tcMar>
+            <w:vAlign w:val="top"/>
+          </w:tcPr>
+          <w:p>
+            <w:pPr>
+              <w:pStyle w:val="IndiceNumero"/>
+              <w:jc w:val="right"/>
+            </w:pPr>
+            <w:r>
+              <w:t xml:space="preserve">14</w:t>
+            </w:r>
+          </w:p>
+        </w:tc>
+      </w:tr>
+      <w:tr>
+        <w:trPr>
+          <w:cantSplit/>
+        </w:trPr>
+        <w:tc>
+          <w:tcPr>
+            <w:tcW w:type="dxa" w:w="1100"/>
+            <w:tcBorders>
+              <w:top w:val="none" w:color="FFFFFF" w:sz="0"/>
+              <w:left w:val="none" w:color="FFFFFF" w:sz="0"/>
+              <w:bottom w:val="single" w:color="E8E8E6" w:sz="4"/>
+              <w:right w:val="none" w:color="FFFFFF" w:sz="0"/>
+            </w:tcBorders>
+            <w:tcMar>
+              <w:top w:type="dxa" w:w="150"/>
+              <w:left w:type="dxa" w:w="0"/>
+              <w:bottom w:type="dxa" w:w="150"/>
+              <w:right w:type="dxa" w:w="0"/>
+            </w:tcMar>
+            <w:vAlign w:val="top"/>
+          </w:tcPr>
+          <w:p>
+            <w:pPr>
+              <w:pStyle w:val="IndiceNumero"/>
+            </w:pPr>
+            <w:r>
+              <w:t xml:space="preserve">11</w:t>
+            </w:r>
+          </w:p>
+        </w:tc>
+        <w:tc>
+          <w:tcPr>
+            <w:tcW w:type="dxa" w:w="7070"/>
+            <w:tcBorders>
+              <w:top w:val="none" w:color="FFFFFF" w:sz="0"/>
+              <w:left w:val="none" w:color="FFFFFF" w:sz="0"/>
+              <w:bottom w:val="single" w:color="E8E8E6" w:sz="4"/>
+              <w:right w:val="none" w:color="FFFFFF" w:sz="0"/>
+            </w:tcBorders>
+            <w:tcMar>
+              <w:top w:type="dxa" w:w="150"/>
+              <w:left w:type="dxa" w:w="0"/>
+              <w:bottom w:type="dxa" w:w="150"/>
+              <w:right w:type="dxa" w:w="200"/>
+            </w:tcMar>
+            <w:vAlign w:val="top"/>
+          </w:tcPr>
+          <w:p>
+            <w:pPr>
+              <w:pStyle w:val="IndiceTitulo"/>
+            </w:pPr>
+            <w:r>
+              <w:t xml:space="preserve">Preguntas frecuentes</w:t>
+            </w:r>
+          </w:p>
+          <w:p>
+            <w:pPr>
+              <w:pStyle w:val="IndiceTexto"/>
+            </w:pPr>
+            <w:r>
+              <w:t xml:space="preserve">Preguntas y respuestas.</w:t>
+            </w:r>
+          </w:p>
+        </w:tc>
+        <w:tc>
+          <w:tcPr>
+            <w:tcW w:type="dxa" w:w="900"/>
+            <w:tcBorders>
+              <w:top w:val="none" w:color="FFFFFF" w:sz="0"/>
+              <w:left w:val="none" w:color="FFFFFF" w:sz="0"/>
+              <w:bottom w:val="single" w:color="E8E8E6" w:sz="4"/>
+              <w:right w:val="none" w:color="FFFFFF" w:sz="0"/>
+            </w:tcBorders>
+            <w:tcMar>
+              <w:top w:type="dxa" w:w="150"/>
+              <w:left w:type="dxa" w:w="0"/>
+              <w:bottom w:type="dxa" w:w="150"/>
+              <w:right w:type="dxa" w:w="0"/>
+            </w:tcMar>
+            <w:vAlign w:val="top"/>
+          </w:tcPr>
+          <w:p>
+            <w:pPr>
+              <w:pStyle w:val="IndiceNumero"/>
+              <w:jc w:val="right"/>
+            </w:pPr>
+            <w:r>
+              <w:t xml:space="preserve">15</w:t>
+            </w:r>
+          </w:p>
+        </w:tc>
+      </w:tr>
+      <w:tr>
+        <w:trPr>
+          <w:cantSplit/>
+        </w:trPr>
+        <w:tc>
+          <w:tcPr>
+            <w:tcW w:type="dxa" w:w="1100"/>
+            <w:tcBorders>
+              <w:top w:val="none" w:color="FFFFFF" w:sz="0"/>
+              <w:left w:val="none" w:color="FFFFFF" w:sz="0"/>
+              <w:bottom w:val="single" w:color="E8E8E6" w:sz="4"/>
+              <w:right w:val="none" w:color="FFFFFF" w:sz="0"/>
+            </w:tcBorders>
+            <w:tcMar>
+              <w:top w:type="dxa" w:w="150"/>
+              <w:left w:type="dxa" w:w="0"/>
+              <w:bottom w:type="dxa" w:w="150"/>
+              <w:right w:type="dxa" w:w="0"/>
+            </w:tcMar>
+            <w:vAlign w:val="top"/>
+          </w:tcPr>
+          <w:p>
+            <w:pPr>
+              <w:pStyle w:val="IndiceNumero"/>
+            </w:pPr>
+            <w:r>
+              <w:t xml:space="preserve">12</w:t>
+            </w:r>
+          </w:p>
+        </w:tc>
+        <w:tc>
+          <w:tcPr>
+            <w:tcW w:type="dxa" w:w="7070"/>
+            <w:tcBorders>
+              <w:top w:val="none" w:color="FFFFFF" w:sz="0"/>
+              <w:left w:val="none" w:color="FFFFFF" w:sz="0"/>
+              <w:bottom w:val="single" w:color="E8E8E6" w:sz="4"/>
+              <w:right w:val="none" w:color="FFFFFF" w:sz="0"/>
+            </w:tcBorders>
+            <w:tcMar>
+              <w:top w:type="dxa" w:w="150"/>
+              <w:left w:type="dxa" w:w="0"/>
+              <w:bottom w:type="dxa" w:w="150"/>
+              <w:right w:type="dxa" w:w="200"/>
+            </w:tcMar>
+            <w:vAlign w:val="top"/>
+          </w:tcPr>
+          <w:p>
+            <w:pPr>
+              <w:pStyle w:val="IndiceTitulo"/>
+            </w:pPr>
+            <w:r>
+              <w:t xml:space="preserve">Presupuesto</w:t>
+            </w:r>
+          </w:p>
+          <w:p>
+            <w:pPr>
+              <w:pStyle w:val="IndiceTexto"/>
+            </w:pPr>
+            <w:r>
+              <w:t xml:space="preserve">Conceptos, importes y condiciones.</w:t>
+            </w:r>
+          </w:p>
+        </w:tc>
+        <w:tc>
+          <w:tcPr>
+            <w:tcW w:type="dxa" w:w="900"/>
+            <w:tcBorders>
+              <w:top w:val="none" w:color="FFFFFF" w:sz="0"/>
+              <w:left w:val="none" w:color="FFFFFF" w:sz="0"/>
+              <w:bottom w:val="single" w:color="E8E8E6" w:sz="4"/>
+              <w:right w:val="none" w:color="FFFFFF" w:sz="0"/>
+            </w:tcBorders>
+            <w:tcMar>
+              <w:top w:type="dxa" w:w="150"/>
+              <w:left w:type="dxa" w:w="0"/>
+              <w:bottom w:type="dxa" w:w="150"/>
+              <w:right w:type="dxa" w:w="0"/>
+            </w:tcMar>
+            <w:vAlign w:val="top"/>
+          </w:tcPr>
+          <w:p>
+            <w:pPr>
+              <w:pStyle w:val="IndiceNumero"/>
+              <w:jc w:val="right"/>
+            </w:pPr>
+            <w:r>
+              <w:t xml:space="preserve">16</w:t>
+            </w:r>
+          </w:p>
+        </w:tc>
+      </w:tr>
+      <w:tr>
+        <w:trPr>
+          <w:cantSplit/>
+        </w:trPr>
+        <w:tc>
+          <w:tcPr>
+            <w:tcW w:type="dxa" w:w="1100"/>
+            <w:tcBorders>
+              <w:top w:val="none" w:color="FFFFFF" w:sz="0"/>
+              <w:left w:val="none" w:color="FFFFFF" w:sz="0"/>
+              <w:bottom w:val="single" w:color="E8E8E6" w:sz="4"/>
+              <w:right w:val="none" w:color="FFFFFF" w:sz="0"/>
+            </w:tcBorders>
+            <w:tcMar>
+              <w:top w:type="dxa" w:w="150"/>
+              <w:left w:type="dxa" w:w="0"/>
+              <w:bottom w:type="dxa" w:w="150"/>
+              <w:right w:type="dxa" w:w="0"/>
+            </w:tcMar>
+            <w:vAlign w:val="top"/>
+          </w:tcPr>
+          <w:p>
+            <w:pPr>
+              <w:pStyle w:val="IndiceNumero"/>
+            </w:pPr>
+            <w:r>
+              <w:t xml:space="preserve">13</w:t>
+            </w:r>
+          </w:p>
+        </w:tc>
+        <w:tc>
+          <w:tcPr>
+            <w:tcW w:type="dxa" w:w="7070"/>
+            <w:tcBorders>
+              <w:top w:val="none" w:color="FFFFFF" w:sz="0"/>
+              <w:left w:val="none" w:color="FFFFFF" w:sz="0"/>
+              <w:bottom w:val="single" w:color="E8E8E6" w:sz="4"/>
+              <w:right w:val="none" w:color="FFFFFF" w:sz="0"/>
+            </w:tcBorders>
+            <w:tcMar>
+              <w:top w:type="dxa" w:w="150"/>
+              <w:left w:type="dxa" w:w="0"/>
+              <w:bottom w:type="dxa" w:w="150"/>
+              <w:right w:type="dxa" w:w="200"/>
+            </w:tcMar>
+            <w:vAlign w:val="top"/>
+          </w:tcPr>
+          <w:p>
+            <w:pPr>
+              <w:pStyle w:val="IndiceTitulo"/>
+            </w:pPr>
+            <w:r>
+              <w:t xml:space="preserve">Equipo y contactos</w:t>
+            </w:r>
+          </w:p>
+          <w:p>
+            <w:pPr>
+              <w:pStyle w:val="IndiceTexto"/>
+            </w:pPr>
+            <w:r>
+              <w:t xml:space="preserve">Personas, cargos y datos de contacto.</w:t>
+            </w:r>
+          </w:p>
+        </w:tc>
+        <w:tc>
+          <w:tcPr>
+            <w:tcW w:type="dxa" w:w="900"/>
+            <w:tcBorders>
+              <w:top w:val="none" w:color="FFFFFF" w:sz="0"/>
+              <w:left w:val="none" w:color="FFFFFF" w:sz="0"/>
+              <w:bottom w:val="single" w:color="E8E8E6" w:sz="4"/>
+              <w:right w:val="none" w:color="FFFFFF" w:sz="0"/>
+            </w:tcBorders>
+            <w:tcMar>
+              <w:top w:type="dxa" w:w="150"/>
+              <w:left w:type="dxa" w:w="0"/>
+              <w:bottom w:type="dxa" w:w="150"/>
+              <w:right w:type="dxa" w:w="0"/>
+            </w:tcMar>
+            <w:vAlign w:val="top"/>
+          </w:tcPr>
+          <w:p>
+            <w:pPr>
+              <w:pStyle w:val="IndiceNumero"/>
+              <w:jc w:val="right"/>
+            </w:pPr>
+            <w:r>
+              <w:t xml:space="preserve">17</w:t>
             </w:r>
           </w:p>
         </w:tc>
@@ -791,7 +1527,7 @@
         <w:pStyle w:val="Heading1"/>
       </w:pPr>
       <w:r>
-        <w:t xml:space="preserve">Introducción</w:t>
+        <w:t xml:space="preserve">Resumen ejecutivo</w:t>
       </w:r>
     </w:p>
     <w:p>
@@ -816,7 +1552,7 @@
         <w:pStyle w:val="Antetitulo"/>
       </w:pPr>
       <w:r>
-        <w:t xml:space="preserve">Capítulo 01 · Introducción</w:t>
+        <w:t xml:space="preserve">Capítulo 01 · Resumen</w:t>
       </w:r>
     </w:p>
     <w:p>
@@ -824,7 +1560,7 @@
         <w:pStyle w:val="Heading1"/>
       </w:pPr>
       <w:r>
-        <w:t xml:space="preserve">Página de texto</w:t>
+        <w:t xml:space="preserve">Lo más importante en una página</w:t>
       </w:r>
     </w:p>
     <w:p>
@@ -832,12 +1568,225 @@
         <w:pStyle w:val="Entradilla"/>
       </w:pPr>
       <w:r>
-        <w:t xml:space="preserve">Entradilla: un párrafo algo más grande que resume de qué trata el apartado. Lorem ipsum dolor sit amet, consectetur adipiscing elit, sed do eiusmod tempor incididunt.</w:t>
-      </w:r>
-    </w:p>
-    <w:p>
-      <w:r>
-        <w:t xml:space="preserve">Lorem ipsum dolor sit amet, consectetur adipiscing elit. Integer posuere erat a ante venenatis dapibus, posuere velit aliquet. Cras mattis consectetur purus sit amet fermentum. Donec ullamcorper nulla non metus auctor fringilla.</w:t>
+        <w:t xml:space="preserve">Entradilla que resume la conclusión principal del documento en dos o tres líneas. Lorem ipsum dolor sit amet, consectetur adipiscing elit.</w:t>
+      </w:r>
+    </w:p>
+    <w:p>
+      <w:pPr>
+        <w:spacing w:after="120" w:before="0" w:line="240" w:lineRule="auto"/>
+      </w:pPr>
+      <w:r>
+        <w:rPr>
+          <w:sz w:val="4"/>
+          <w:szCs w:val="4"/>
+        </w:rPr>
+        <w:t xml:space="preserve"/>
+      </w:r>
+    </w:p>
+    <w:tbl>
+      <w:tblPr>
+        <w:tblW w:type="dxa" w:w="9070"/>
+        <w:tblBorders>
+          <w:top w:val="none" w:color="FFFFFF" w:sz="0"/>
+          <w:left w:val="none" w:color="FFFFFF" w:sz="0"/>
+          <w:bottom w:val="none" w:color="FFFFFF" w:sz="0"/>
+          <w:right w:val="none" w:color="FFFFFF" w:sz="0"/>
+          <w:insideH w:val="none" w:color="FFFFFF" w:sz="0"/>
+          <w:insideV w:val="none" w:color="FFFFFF" w:sz="0"/>
+        </w:tblBorders>
+        <w:tblLayout w:type="fixed"/>
+      </w:tblPr>
+      <w:tblGrid>
+        <w:gridCol w:w="2756"/>
+        <w:gridCol w:w="400"/>
+        <w:gridCol w:w="2756"/>
+        <w:gridCol w:w="400"/>
+        <w:gridCol w:w="2756"/>
+      </w:tblGrid>
+      <w:tr>
+        <w:trPr>
+          <w:cantSplit/>
+        </w:trPr>
+        <w:tc>
+          <w:tcPr>
+            <w:tcW w:type="dxa" w:w="2756"/>
+            <w:tcBorders>
+              <w:top w:val="single" w:color="2E2E2D" w:sz="6"/>
+              <w:left w:val="none" w:color="FFFFFF" w:sz="0"/>
+              <w:bottom w:val="none" w:color="FFFFFF" w:sz="0"/>
+              <w:right w:val="none" w:color="FFFFFF" w:sz="0"/>
+            </w:tcBorders>
+            <w:tcMar>
+              <w:top w:type="dxa" w:w="200"/>
+              <w:left w:type="dxa" w:w="0"/>
+              <w:bottom w:type="dxa" w:w="0"/>
+              <w:right w:type="dxa" w:w="0"/>
+            </w:tcMar>
+            <w:vAlign w:val="top"/>
+          </w:tcPr>
+          <w:p>
+            <w:pPr>
+              <w:pStyle w:val="PasoNumero"/>
+            </w:pPr>
+            <w:r>
+              <w:t xml:space="preserve">01</w:t>
+            </w:r>
+          </w:p>
+          <w:p>
+            <w:pPr>
+              <w:pStyle w:val="PasoTitulo"/>
+            </w:pPr>
+            <w:r>
+              <w:t xml:space="preserve">Primera clave</w:t>
+            </w:r>
+          </w:p>
+          <w:p>
+            <w:pPr>
+              <w:pStyle w:val="PasoTexto"/>
+            </w:pPr>
+            <w:r>
+              <w:t xml:space="preserve">Lorem ipsum dolor sit amet, consectetur adipiscing elit. Integer posuere erat a ante venenatis.</w:t>
+            </w:r>
+          </w:p>
+        </w:tc>
+        <w:tc>
+          <w:tcPr>
+            <w:tcW w:type="dxa" w:w="400"/>
+            <w:tcBorders>
+              <w:top w:val="none" w:color="FFFFFF" w:sz="0"/>
+              <w:left w:val="none" w:color="FFFFFF" w:sz="0"/>
+              <w:bottom w:val="none" w:color="FFFFFF" w:sz="0"/>
+              <w:right w:val="none" w:color="FFFFFF" w:sz="0"/>
+            </w:tcBorders>
+            <w:tcMar>
+              <w:top w:type="dxa" w:w="0"/>
+              <w:left w:type="dxa" w:w="0"/>
+              <w:bottom w:type="dxa" w:w="0"/>
+              <w:right w:type="dxa" w:w="0"/>
+            </w:tcMar>
+            <w:vAlign w:val="top"/>
+          </w:tcPr>
+          <w:p>
+            <w:r>
+              <w:t xml:space="preserve"/>
+            </w:r>
+          </w:p>
+        </w:tc>
+        <w:tc>
+          <w:tcPr>
+            <w:tcW w:type="dxa" w:w="2756"/>
+            <w:tcBorders>
+              <w:top w:val="single" w:color="2E2E2D" w:sz="6"/>
+              <w:left w:val="none" w:color="FFFFFF" w:sz="0"/>
+              <w:bottom w:val="none" w:color="FFFFFF" w:sz="0"/>
+              <w:right w:val="none" w:color="FFFFFF" w:sz="0"/>
+            </w:tcBorders>
+            <w:tcMar>
+              <w:top w:type="dxa" w:w="200"/>
+              <w:left w:type="dxa" w:w="0"/>
+              <w:bottom w:type="dxa" w:w="0"/>
+              <w:right w:type="dxa" w:w="0"/>
+            </w:tcMar>
+            <w:vAlign w:val="top"/>
+          </w:tcPr>
+          <w:p>
+            <w:pPr>
+              <w:pStyle w:val="PasoNumero"/>
+            </w:pPr>
+            <w:r>
+              <w:t xml:space="preserve">02</w:t>
+            </w:r>
+          </w:p>
+          <w:p>
+            <w:pPr>
+              <w:pStyle w:val="PasoTitulo"/>
+            </w:pPr>
+            <w:r>
+              <w:t xml:space="preserve">Segunda clave</w:t>
+            </w:r>
+          </w:p>
+          <w:p>
+            <w:pPr>
+              <w:pStyle w:val="PasoTexto"/>
+            </w:pPr>
+            <w:r>
+              <w:t xml:space="preserve">Lorem ipsum dolor sit amet, consectetur adipiscing elit. Integer posuere erat a ante venenatis.</w:t>
+            </w:r>
+          </w:p>
+        </w:tc>
+        <w:tc>
+          <w:tcPr>
+            <w:tcW w:type="dxa" w:w="400"/>
+            <w:tcBorders>
+              <w:top w:val="none" w:color="FFFFFF" w:sz="0"/>
+              <w:left w:val="none" w:color="FFFFFF" w:sz="0"/>
+              <w:bottom w:val="none" w:color="FFFFFF" w:sz="0"/>
+              <w:right w:val="none" w:color="FFFFFF" w:sz="0"/>
+            </w:tcBorders>
+            <w:tcMar>
+              <w:top w:type="dxa" w:w="0"/>
+              <w:left w:type="dxa" w:w="0"/>
+              <w:bottom w:type="dxa" w:w="0"/>
+              <w:right w:type="dxa" w:w="0"/>
+            </w:tcMar>
+            <w:vAlign w:val="top"/>
+          </w:tcPr>
+          <w:p>
+            <w:r>
+              <w:t xml:space="preserve"/>
+            </w:r>
+          </w:p>
+        </w:tc>
+        <w:tc>
+          <w:tcPr>
+            <w:tcW w:type="dxa" w:w="2756"/>
+            <w:tcBorders>
+              <w:top w:val="single" w:color="2E2E2D" w:sz="6"/>
+              <w:left w:val="none" w:color="FFFFFF" w:sz="0"/>
+              <w:bottom w:val="none" w:color="FFFFFF" w:sz="0"/>
+              <w:right w:val="none" w:color="FFFFFF" w:sz="0"/>
+            </w:tcBorders>
+            <w:tcMar>
+              <w:top w:type="dxa" w:w="200"/>
+              <w:left w:type="dxa" w:w="0"/>
+              <w:bottom w:type="dxa" w:w="0"/>
+              <w:right w:type="dxa" w:w="0"/>
+            </w:tcMar>
+            <w:vAlign w:val="top"/>
+          </w:tcPr>
+          <w:p>
+            <w:pPr>
+              <w:pStyle w:val="PasoNumero"/>
+            </w:pPr>
+            <w:r>
+              <w:t xml:space="preserve">03</w:t>
+            </w:r>
+          </w:p>
+          <w:p>
+            <w:pPr>
+              <w:pStyle w:val="PasoTitulo"/>
+            </w:pPr>
+            <w:r>
+              <w:t xml:space="preserve">Tercera clave</w:t>
+            </w:r>
+          </w:p>
+          <w:p>
+            <w:pPr>
+              <w:pStyle w:val="PasoTexto"/>
+            </w:pPr>
+            <w:r>
+              <w:t xml:space="preserve">Lorem ipsum dolor sit amet, consectetur adipiscing elit. Integer posuere erat a ante venenatis.</w:t>
+            </w:r>
+          </w:p>
+        </w:tc>
+      </w:tr>
+    </w:tbl>
+    <w:p>
+      <w:pPr>
+        <w:pStyle w:val="Heading2"/>
+      </w:pPr>
+      <w:r>
+        <w:t xml:space="preserve">Recomendación</w:t>
       </w:r>
     </w:p>
     <w:p>
@@ -846,59 +1795,213 @@
       </w:r>
     </w:p>
     <w:p>
+      <w:r>
+        <w:t xml:space="preserve">Lorem ipsum dolor sit amet, consectetur adipiscing elit. Integer posuere erat a ante venenatis dapibus, posuere velit aliquet.</w:t>
+      </w:r>
+    </w:p>
+    <w:p>
       <w:pPr>
         <w:pStyle w:val="Heading2"/>
       </w:pPr>
       <w:r>
-        <w:t xml:space="preserve">Título de sección</w:t>
-      </w:r>
-    </w:p>
-    <w:p>
-      <w:r>
-        <w:t xml:space="preserve">Curabitur blandit tempus porttitor. Etiam porta sem malesuada magna mollis euismod. Morbi leo risus, porta ac consectetur ac, vestibulum at eros. Praesent commodo cursus magna, vel scelerisque nisl consectetur et.</w:t>
-      </w:r>
-    </w:p>
-    <w:p>
-      <w:pPr>
-        <w:pStyle w:val="Cita"/>
-      </w:pPr>
-      <w:r>
-        <w:t xml:space="preserve">«Una frase destacada del texto o la opinión de un cliente. Lorem ipsum dolor sit amet, consectetur adipiscing elit.»</w:t>
-      </w:r>
-    </w:p>
-    <w:p>
-      <w:pPr>
-        <w:pStyle w:val="CitaAutor"/>
-      </w:pPr>
-      <w:r>
-        <w:t xml:space="preserve">Nombre Apellido · Camino Francés 2026</w:t>
-      </w:r>
-    </w:p>
-    <w:p>
-      <w:r>
-        <w:t xml:space="preserve">Lorem ipsum dolor sit amet, consectetur adipiscing elit. Integer posuere erat a ante venenatis dapibus, posuere velit aliquet. Cras mattis consectetur purus sit amet fermentum. Donec ullamcorper nulla non metus auctor fringilla.</w:t>
-      </w:r>
-    </w:p>
-    <w:p>
-      <w:pPr>
-        <w:pStyle w:val="Heading3"/>
-      </w:pPr>
-      <w:r>
-        <w:t xml:space="preserve">Subtítulo de apartado</w:t>
-      </w:r>
-    </w:p>
-    <w:p>
-      <w:r>
-        <w:t xml:space="preserve">Maecenas sed diam eget risus varius blandit sit amet non magna. Vestibulum id ligula porta felis euismod semper. Nullam quis risus eget urna mollis ornare vel eu leo. Aenean lacinia bibendum nulla sed consectetur.</w:t>
-      </w:r>
-    </w:p>
+        <w:t xml:space="preserve">Próximos pasos</w:t>
+      </w:r>
+    </w:p>
+    <w:p>
+      <w:pPr>
+        <w:pStyle w:val="Lista"/>
+        <w:numPr>
+          <w:ilvl w:val="0"/>
+          <w:numId w:val="2"/>
+        </w:numPr>
+      </w:pPr>
+      <w:r>
+        <w:t xml:space="preserve">Lorem ipsum dolor sit amet, consectetur adipiscing elit.</w:t>
+      </w:r>
+    </w:p>
+    <w:p>
+      <w:pPr>
+        <w:pStyle w:val="Lista"/>
+        <w:numPr>
+          <w:ilvl w:val="0"/>
+          <w:numId w:val="2"/>
+        </w:numPr>
+      </w:pPr>
+      <w:r>
+        <w:t xml:space="preserve">Integer posuere erat a ante venenatis dapibus.</w:t>
+      </w:r>
+    </w:p>
+    <w:p>
+      <w:pPr>
+        <w:pStyle w:val="Lista"/>
+        <w:numPr>
+          <w:ilvl w:val="0"/>
+          <w:numId w:val="2"/>
+        </w:numPr>
+      </w:pPr>
+      <w:r>
+        <w:t xml:space="preserve">Cras mattis consectetur purus sit amet fermentum.</w:t>
+      </w:r>
+    </w:p>
+    <w:p>
+      <w:pPr>
+        <w:spacing w:after="200" w:before="0" w:line="240" w:lineRule="auto"/>
+      </w:pPr>
+      <w:r>
+        <w:rPr>
+          <w:sz w:val="4"/>
+          <w:szCs w:val="4"/>
+        </w:rPr>
+        <w:t xml:space="preserve"/>
+      </w:r>
+    </w:p>
+    <w:tbl>
+      <w:tblPr>
+        <w:tblW w:type="dxa" w:w="9070"/>
+        <w:tblBorders>
+          <w:top w:val="none" w:color="FFFFFF" w:sz="0"/>
+          <w:left w:val="none" w:color="FFFFFF" w:sz="0"/>
+          <w:bottom w:val="none" w:color="FFFFFF" w:sz="0"/>
+          <w:right w:val="none" w:color="FFFFFF" w:sz="0"/>
+          <w:insideH w:val="none" w:color="FFFFFF" w:sz="0"/>
+          <w:insideV w:val="none" w:color="FFFFFF" w:sz="0"/>
+        </w:tblBorders>
+        <w:tblLayout w:type="fixed"/>
+      </w:tblPr>
+      <w:tblGrid>
+        <w:gridCol w:w="9070"/>
+      </w:tblGrid>
+      <w:tr>
+        <w:trPr>
+          <w:cantSplit/>
+        </w:trPr>
+        <w:tc>
+          <w:tcPr>
+            <w:tcW w:type="dxa" w:w="9070"/>
+            <w:tcBorders>
+              <w:top w:val="none" w:color="FFFFFF" w:sz="0"/>
+              <w:left w:val="single" w:color="506718" w:sz="12"/>
+              <w:bottom w:val="none" w:color="FFFFFF" w:sz="0"/>
+              <w:right w:val="none" w:color="FFFFFF" w:sz="0"/>
+            </w:tcBorders>
+            <w:shd w:fill="FAFFEE" w:color="auto" w:val="clear"/>
+            <w:tcMar>
+              <w:top w:type="dxa" w:w="220"/>
+              <w:left w:type="dxa" w:w="300"/>
+              <w:bottom w:type="dxa" w:w="220"/>
+              <w:right w:type="dxa" w:w="300"/>
+            </w:tcMar>
+            <w:vAlign w:val="top"/>
+          </w:tcPr>
+          <w:p>
+            <w:pPr>
+              <w:pStyle w:val="Antetitulo"/>
+              <w:spacing w:after="60"/>
+            </w:pPr>
+            <w:r>
+              <w:t xml:space="preserve">Decisión necesaria</w:t>
+            </w:r>
+          </w:p>
+          <w:p>
+            <w:pPr>
+              <w:pStyle w:val="CajaTexto"/>
+            </w:pPr>
+            <w:r>
+              <w:t xml:space="preserve">Qué se necesita aprobar y para cuándo. Lorem ipsum dolor sit amet, consectetur adipiscing elit, sed do eiusmod tempor.</w:t>
+            </w:r>
+          </w:p>
+        </w:tc>
+      </w:tr>
+    </w:tbl>
     <w:p>
       <w:pPr>
         <w:pStyle w:val="Antetitulo"/>
         <w:pageBreakBefore/>
       </w:pPr>
       <w:r>
-        <w:t xml:space="preserve">Capítulo 02 · Datos y tablas</w:t>
+        <w:t xml:space="preserve">Capítulo 02 · Introducción</w:t>
+      </w:r>
+    </w:p>
+    <w:p>
+      <w:pPr>
+        <w:pStyle w:val="Heading1"/>
+      </w:pPr>
+      <w:r>
+        <w:t xml:space="preserve">Página de texto</w:t>
+      </w:r>
+    </w:p>
+    <w:p>
+      <w:pPr>
+        <w:pStyle w:val="Entradilla"/>
+      </w:pPr>
+      <w:r>
+        <w:t xml:space="preserve">Entradilla: un párrafo algo más grande que resume de qué trata el apartado. Lorem ipsum dolor sit amet, consectetur adipiscing elit, sed do eiusmod tempor incididunt.</w:t>
+      </w:r>
+    </w:p>
+    <w:p>
+      <w:r>
+        <w:t xml:space="preserve">Lorem ipsum dolor sit amet, consectetur adipiscing elit. Integer posuere erat a ante venenatis dapibus, posuere velit aliquet. Cras mattis consectetur purus sit amet fermentum. Donec ullamcorper nulla non metus auctor fringilla.</w:t>
+      </w:r>
+    </w:p>
+    <w:p>
+      <w:r>
+        <w:t xml:space="preserve">Maecenas sed diam eget risus varius blandit sit amet non magna. Vestibulum id ligula porta felis euismod semper. Nullam quis risus eget urna mollis ornare vel eu leo. Aenean lacinia bibendum nulla sed consectetur.</w:t>
+      </w:r>
+    </w:p>
+    <w:p>
+      <w:pPr>
+        <w:pStyle w:val="Heading2"/>
+      </w:pPr>
+      <w:r>
+        <w:t xml:space="preserve">Título de sección</w:t>
+      </w:r>
+    </w:p>
+    <w:p>
+      <w:r>
+        <w:t xml:space="preserve">Curabitur blandit tempus porttitor. Etiam porta sem malesuada magna mollis euismod. Morbi leo risus, porta ac consectetur ac, vestibulum at eros. Praesent commodo cursus magna, vel scelerisque nisl consectetur et.</w:t>
+      </w:r>
+    </w:p>
+    <w:p>
+      <w:pPr>
+        <w:pStyle w:val="Cita"/>
+      </w:pPr>
+      <w:r>
+        <w:t xml:space="preserve">«Una frase destacada del texto o la opinión de un cliente. Lorem ipsum dolor sit amet, consectetur adipiscing elit.»</w:t>
+      </w:r>
+    </w:p>
+    <w:p>
+      <w:pPr>
+        <w:pStyle w:val="CitaAutor"/>
+      </w:pPr>
+      <w:r>
+        <w:t xml:space="preserve">Nombre Apellido · Camino Francés 2026</w:t>
+      </w:r>
+    </w:p>
+    <w:p>
+      <w:r>
+        <w:t xml:space="preserve">Lorem ipsum dolor sit amet, consectetur adipiscing elit. Integer posuere erat a ante venenatis dapibus, posuere velit aliquet. Cras mattis consectetur purus sit amet fermentum. Donec ullamcorper nulla non metus auctor fringilla.</w:t>
+      </w:r>
+    </w:p>
+    <w:p>
+      <w:pPr>
+        <w:pStyle w:val="Heading3"/>
+      </w:pPr>
+      <w:r>
+        <w:t xml:space="preserve">Subtítulo de apartado</w:t>
+      </w:r>
+    </w:p>
+    <w:p>
+      <w:r>
+        <w:t xml:space="preserve">Maecenas sed diam eget risus varius blandit sit amet non magna. Vestibulum id ligula porta felis euismod semper. Nullam quis risus eget urna mollis ornare vel eu leo. Aenean lacinia bibendum nulla sed consectetur.</w:t>
+      </w:r>
+    </w:p>
+    <w:p>
+      <w:pPr>
+        <w:pStyle w:val="Antetitulo"/>
+        <w:pageBreakBefore/>
+      </w:pPr>
+      <w:r>
+        <w:t xml:space="preserve">Capítulo 03 · Datos y tablas</w:t>
       </w:r>
     </w:p>
     <w:p>
@@ -1724,7 +2827,7 @@
         <w:pageBreakBefore/>
       </w:pPr>
       <w:r>
-        <w:t xml:space="preserve">Capítulo 03 · Cifras clave</w:t>
+        <w:t xml:space="preserve">Capítulo 04 · Cifras clave</w:t>
       </w:r>
     </w:p>
     <w:p>
@@ -2928,7 +4031,7 @@
         <w:pageBreakBefore/>
       </w:pPr>
       <w:r>
-        <w:t xml:space="preserve">Capítulo 04 · Puntos clave</w:t>
+        <w:t xml:space="preserve">Capítulo 05 · Puntos clave</w:t>
       </w:r>
     </w:p>
     <w:p>
@@ -3009,109 +4112,11 @@
               <w:pStyle w:val="Lista"/>
               <w:numPr>
                 <w:ilvl w:val="0"/>
-                <w:numId w:val="2"/>
+                <w:numId w:val="3"/>
               </w:numPr>
             </w:pPr>
             <w:r>
               <w:t xml:space="preserve">Alojamiento seleccionado en cada etapa</w:t>
-            </w:r>
-          </w:p>
-          <w:p>
-            <w:pPr>
-              <w:pStyle w:val="Lista"/>
-              <w:numPr>
-                <w:ilvl w:val="0"/>
-                <w:numId w:val="2"/>
-              </w:numPr>
-            </w:pPr>
-            <w:r>
-              <w:t xml:space="preserve">Traslado de equipaje diario</w:t>
-            </w:r>
-          </w:p>
-          <w:p>
-            <w:pPr>
-              <w:pStyle w:val="Lista"/>
-              <w:numPr>
-                <w:ilvl w:val="0"/>
-                <w:numId w:val="2"/>
-              </w:numPr>
-            </w:pPr>
-            <w:r>
-              <w:t xml:space="preserve">Desayunos incluidos</w:t>
-            </w:r>
-          </w:p>
-          <w:p>
-            <w:pPr>
-              <w:pStyle w:val="Lista"/>
-              <w:numPr>
-                <w:ilvl w:val="0"/>
-                <w:numId w:val="2"/>
-              </w:numPr>
-            </w:pPr>
-            <w:r>
-              <w:t xml:space="preserve">Credencial del peregrino</w:t>
-            </w:r>
-          </w:p>
-          <w:p>
-            <w:pPr>
-              <w:pStyle w:val="Lista"/>
-              <w:numPr>
-                <w:ilvl w:val="0"/>
-                <w:numId w:val="2"/>
-              </w:numPr>
-            </w:pPr>
-            <w:r>
-              <w:t xml:space="preserve">Asistencia durante el viaje</w:t>
-            </w:r>
-          </w:p>
-        </w:tc>
-        <w:tc>
-          <w:tcPr>
-            <w:tcW w:type="dxa" w:w="600"/>
-            <w:tcBorders>
-              <w:top w:val="none" w:color="FFFFFF" w:sz="0"/>
-              <w:left w:val="none" w:color="FFFFFF" w:sz="0"/>
-              <w:bottom w:val="none" w:color="FFFFFF" w:sz="0"/>
-              <w:right w:val="none" w:color="FFFFFF" w:sz="0"/>
-            </w:tcBorders>
-            <w:tcMar>
-              <w:top w:type="dxa" w:w="0"/>
-              <w:left w:type="dxa" w:w="0"/>
-              <w:bottom w:type="dxa" w:w="0"/>
-              <w:right w:type="dxa" w:w="0"/>
-            </w:tcMar>
-            <w:vAlign w:val="top"/>
-          </w:tcPr>
-          <w:p>
-            <w:r>
-              <w:t xml:space="preserve"/>
-            </w:r>
-          </w:p>
-        </w:tc>
-        <w:tc>
-          <w:tcPr>
-            <w:tcW w:type="dxa" w:w="4235"/>
-            <w:tcBorders>
-              <w:top w:val="single" w:color="2E2E2D" w:sz="6"/>
-              <w:left w:val="none" w:color="FFFFFF" w:sz="0"/>
-              <w:bottom w:val="none" w:color="FFFFFF" w:sz="0"/>
-              <w:right w:val="none" w:color="FFFFFF" w:sz="0"/>
-            </w:tcBorders>
-            <w:tcMar>
-              <w:top w:type="dxa" w:w="200"/>
-              <w:left w:type="dxa" w:w="0"/>
-              <w:bottom w:type="dxa" w:w="0"/>
-              <w:right w:type="dxa" w:w="0"/>
-            </w:tcMar>
-            <w:vAlign w:val="top"/>
-          </w:tcPr>
-          <w:p>
-            <w:pPr>
-              <w:pStyle w:val="Heading3"/>
-              <w:spacing w:after="120" w:before="0"/>
-            </w:pPr>
-            <w:r>
-              <w:t xml:space="preserve">No incluido</w:t>
             </w:r>
           </w:p>
           <w:p>
@@ -3123,7 +4128,7 @@
               </w:numPr>
             </w:pPr>
             <w:r>
-              <w:t xml:space="preserve">Transporte hasta el inicio</w:t>
+              <w:t xml:space="preserve">Traslado de equipaje diario</w:t>
             </w:r>
           </w:p>
           <w:p>
@@ -3135,7 +4140,7 @@
               </w:numPr>
             </w:pPr>
             <w:r>
-              <w:t xml:space="preserve">Comidas y cenas</w:t>
+              <w:t xml:space="preserve">Desayunos incluidos</w:t>
             </w:r>
           </w:p>
           <w:p>
@@ -3147,7 +4152,7 @@
               </w:numPr>
             </w:pPr>
             <w:r>
-              <w:t xml:space="preserve">Seguro de cancelación</w:t>
+              <w:t xml:space="preserve">Credencial del peregrino</w:t>
             </w:r>
           </w:p>
           <w:p>
@@ -3156,6 +4161,104 @@
               <w:numPr>
                 <w:ilvl w:val="0"/>
                 <w:numId w:val="3"/>
+              </w:numPr>
+            </w:pPr>
+            <w:r>
+              <w:t xml:space="preserve">Asistencia durante el viaje</w:t>
+            </w:r>
+          </w:p>
+        </w:tc>
+        <w:tc>
+          <w:tcPr>
+            <w:tcW w:type="dxa" w:w="600"/>
+            <w:tcBorders>
+              <w:top w:val="none" w:color="FFFFFF" w:sz="0"/>
+              <w:left w:val="none" w:color="FFFFFF" w:sz="0"/>
+              <w:bottom w:val="none" w:color="FFFFFF" w:sz="0"/>
+              <w:right w:val="none" w:color="FFFFFF" w:sz="0"/>
+            </w:tcBorders>
+            <w:tcMar>
+              <w:top w:type="dxa" w:w="0"/>
+              <w:left w:type="dxa" w:w="0"/>
+              <w:bottom w:type="dxa" w:w="0"/>
+              <w:right w:type="dxa" w:w="0"/>
+            </w:tcMar>
+            <w:vAlign w:val="top"/>
+          </w:tcPr>
+          <w:p>
+            <w:r>
+              <w:t xml:space="preserve"/>
+            </w:r>
+          </w:p>
+        </w:tc>
+        <w:tc>
+          <w:tcPr>
+            <w:tcW w:type="dxa" w:w="4235"/>
+            <w:tcBorders>
+              <w:top w:val="single" w:color="2E2E2D" w:sz="6"/>
+              <w:left w:val="none" w:color="FFFFFF" w:sz="0"/>
+              <w:bottom w:val="none" w:color="FFFFFF" w:sz="0"/>
+              <w:right w:val="none" w:color="FFFFFF" w:sz="0"/>
+            </w:tcBorders>
+            <w:tcMar>
+              <w:top w:type="dxa" w:w="200"/>
+              <w:left w:type="dxa" w:w="0"/>
+              <w:bottom w:type="dxa" w:w="0"/>
+              <w:right w:type="dxa" w:w="0"/>
+            </w:tcMar>
+            <w:vAlign w:val="top"/>
+          </w:tcPr>
+          <w:p>
+            <w:pPr>
+              <w:pStyle w:val="Heading3"/>
+              <w:spacing w:after="120" w:before="0"/>
+            </w:pPr>
+            <w:r>
+              <w:t xml:space="preserve">No incluido</w:t>
+            </w:r>
+          </w:p>
+          <w:p>
+            <w:pPr>
+              <w:pStyle w:val="Lista"/>
+              <w:numPr>
+                <w:ilvl w:val="0"/>
+                <w:numId w:val="4"/>
+              </w:numPr>
+            </w:pPr>
+            <w:r>
+              <w:t xml:space="preserve">Transporte hasta el inicio</w:t>
+            </w:r>
+          </w:p>
+          <w:p>
+            <w:pPr>
+              <w:pStyle w:val="Lista"/>
+              <w:numPr>
+                <w:ilvl w:val="0"/>
+                <w:numId w:val="4"/>
+              </w:numPr>
+            </w:pPr>
+            <w:r>
+              <w:t xml:space="preserve">Comidas y cenas</w:t>
+            </w:r>
+          </w:p>
+          <w:p>
+            <w:pPr>
+              <w:pStyle w:val="Lista"/>
+              <w:numPr>
+                <w:ilvl w:val="0"/>
+                <w:numId w:val="4"/>
+              </w:numPr>
+            </w:pPr>
+            <w:r>
+              <w:t xml:space="preserve">Seguro de cancelación</w:t>
+            </w:r>
+          </w:p>
+          <w:p>
+            <w:pPr>
+              <w:pStyle w:val="Lista"/>
+              <w:numPr>
+                <w:ilvl w:val="0"/>
+                <w:numId w:val="4"/>
               </w:numPr>
             </w:pPr>
             <w:r>
@@ -3423,7 +4526,7 @@
         <w:pStyle w:val="Lista"/>
         <w:numPr>
           <w:ilvl w:val="0"/>
-          <w:numId w:val="4"/>
+          <w:numId w:val="5"/>
         </w:numPr>
       </w:pPr>
       <w:r>
@@ -3435,7 +4538,7 @@
         <w:pStyle w:val="Lista"/>
         <w:numPr>
           <w:ilvl w:val="0"/>
-          <w:numId w:val="4"/>
+          <w:numId w:val="5"/>
         </w:numPr>
       </w:pPr>
       <w:r>
@@ -3447,7 +4550,7 @@
         <w:pStyle w:val="Lista"/>
         <w:numPr>
           <w:ilvl w:val="0"/>
-          <w:numId w:val="4"/>
+          <w:numId w:val="5"/>
         </w:numPr>
       </w:pPr>
       <w:r>
@@ -3460,7 +4563,7 @@
         <w:pageBreakBefore/>
       </w:pPr>
       <w:r>
-        <w:t xml:space="preserve">Capítulo 05 · Imagen y texto</w:t>
+        <w:t xml:space="preserve">Capítulo 06 · Imagen y texto</w:t>
       </w:r>
     </w:p>
     <w:p>
@@ -3674,7 +4777,7 @@
               <w:pStyle w:val="Lista"/>
               <w:numPr>
                 <w:ilvl w:val="0"/>
-                <w:numId w:val="2"/>
+                <w:numId w:val="3"/>
               </w:numPr>
             </w:pPr>
             <w:r>
@@ -3686,7 +4789,7 @@
               <w:pStyle w:val="Lista"/>
               <w:numPr>
                 <w:ilvl w:val="0"/>
-                <w:numId w:val="2"/>
+                <w:numId w:val="3"/>
               </w:numPr>
             </w:pPr>
             <w:r>
@@ -3698,6 +4801,6885 @@
     </w:tbl>
     <w:p>
       <w:pPr>
+        <w:pStyle w:val="Antetitulo"/>
+        <w:pageBreakBefore/>
+      </w:pPr>
+      <w:r>
+        <w:t xml:space="preserve">Capítulo 07 · Itinerario</w:t>
+      </w:r>
+    </w:p>
+    <w:p>
+      <w:pPr>
+        <w:pStyle w:val="Heading1"/>
+      </w:pPr>
+      <w:r>
+        <w:t xml:space="preserve">Itinerario día a día</w:t>
+      </w:r>
+    </w:p>
+    <w:p>
+      <w:r>
+        <w:t xml:space="preserve">Lorem ipsum dolor sit amet, consectetur adipiscing elit. Integer posuere erat a ante venenatis dapibus, posuere velit aliquet.</w:t>
+      </w:r>
+    </w:p>
+    <w:p>
+      <w:pPr>
+        <w:spacing w:after="160" w:before="0" w:line="240" w:lineRule="auto"/>
+      </w:pPr>
+      <w:r>
+        <w:rPr>
+          <w:sz w:val="4"/>
+          <w:szCs w:val="4"/>
+        </w:rPr>
+        <w:t xml:space="preserve"/>
+      </w:r>
+    </w:p>
+    <w:tbl>
+      <w:tblPr>
+        <w:tblW w:type="dxa" w:w="9070"/>
+        <w:tblBorders>
+          <w:top w:val="none" w:color="FFFFFF" w:sz="0"/>
+          <w:left w:val="none" w:color="FFFFFF" w:sz="0"/>
+          <w:bottom w:val="none" w:color="FFFFFF" w:sz="0"/>
+          <w:right w:val="none" w:color="FFFFFF" w:sz="0"/>
+          <w:insideH w:val="none" w:color="FFFFFF" w:sz="0"/>
+          <w:insideV w:val="none" w:color="FFFFFF" w:sz="0"/>
+        </w:tblBorders>
+        <w:tblLayout w:type="fixed"/>
+      </w:tblPr>
+      <w:tblGrid>
+        <w:gridCol w:w="2120"/>
+        <w:gridCol w:w="196"/>
+        <w:gridCol w:w="2120"/>
+        <w:gridCol w:w="196"/>
+        <w:gridCol w:w="2120"/>
+        <w:gridCol w:w="196"/>
+        <w:gridCol w:w="2120"/>
+      </w:tblGrid>
+      <w:tr>
+        <w:trPr>
+          <w:cantSplit/>
+        </w:trPr>
+        <w:tc>
+          <w:tcPr>
+            <w:tcW w:type="dxa" w:w="2120"/>
+            <w:tcBorders>
+              <w:top w:val="single" w:color="7AA606" w:sz="18"/>
+              <w:left w:val="none" w:color="FFFFFF" w:sz="0"/>
+              <w:bottom w:val="none" w:color="FFFFFF" w:sz="0"/>
+              <w:right w:val="none" w:color="FFFFFF" w:sz="0"/>
+            </w:tcBorders>
+            <w:tcMar>
+              <w:top w:type="dxa" w:w="200"/>
+              <w:left w:type="dxa" w:w="0"/>
+              <w:bottom w:type="dxa" w:w="0"/>
+              <w:right w:type="dxa" w:w="0"/>
+            </w:tcMar>
+            <w:vAlign w:val="top"/>
+          </w:tcPr>
+          <w:p>
+            <w:pPr>
+              <w:pStyle w:val="CifraNumero"/>
+            </w:pPr>
+            <w:r>
+              <w:t xml:space="preserve">115 km</w:t>
+            </w:r>
+          </w:p>
+          <w:p>
+            <w:pPr>
+              <w:pStyle w:val="CifraTexto"/>
+            </w:pPr>
+            <w:r>
+              <w:t xml:space="preserve">Distancia total</w:t>
+            </w:r>
+          </w:p>
+        </w:tc>
+        <w:tc>
+          <w:tcPr>
+            <w:tcW w:type="dxa" w:w="196"/>
+            <w:tcBorders>
+              <w:top w:val="none" w:color="FFFFFF" w:sz="0"/>
+              <w:left w:val="none" w:color="FFFFFF" w:sz="0"/>
+              <w:bottom w:val="none" w:color="FFFFFF" w:sz="0"/>
+              <w:right w:val="none" w:color="FFFFFF" w:sz="0"/>
+            </w:tcBorders>
+            <w:tcMar>
+              <w:top w:type="dxa" w:w="0"/>
+              <w:left w:type="dxa" w:w="0"/>
+              <w:bottom w:type="dxa" w:w="0"/>
+              <w:right w:type="dxa" w:w="0"/>
+            </w:tcMar>
+            <w:vAlign w:val="top"/>
+          </w:tcPr>
+          <w:p>
+            <w:r>
+              <w:t xml:space="preserve"/>
+            </w:r>
+          </w:p>
+        </w:tc>
+        <w:tc>
+          <w:tcPr>
+            <w:tcW w:type="dxa" w:w="2120"/>
+            <w:tcBorders>
+              <w:top w:val="single" w:color="7AA606" w:sz="18"/>
+              <w:left w:val="none" w:color="FFFFFF" w:sz="0"/>
+              <w:bottom w:val="none" w:color="FFFFFF" w:sz="0"/>
+              <w:right w:val="none" w:color="FFFFFF" w:sz="0"/>
+            </w:tcBorders>
+            <w:tcMar>
+              <w:top w:type="dxa" w:w="200"/>
+              <w:left w:type="dxa" w:w="0"/>
+              <w:bottom w:type="dxa" w:w="0"/>
+              <w:right w:type="dxa" w:w="0"/>
+            </w:tcMar>
+            <w:vAlign w:val="top"/>
+          </w:tcPr>
+          <w:p>
+            <w:pPr>
+              <w:pStyle w:val="CifraNumero"/>
+            </w:pPr>
+            <w:r>
+              <w:t xml:space="preserve">7 días</w:t>
+            </w:r>
+          </w:p>
+          <w:p>
+            <w:pPr>
+              <w:pStyle w:val="CifraTexto"/>
+            </w:pPr>
+            <w:r>
+              <w:t xml:space="preserve">6 noches de alojamiento</w:t>
+            </w:r>
+          </w:p>
+        </w:tc>
+        <w:tc>
+          <w:tcPr>
+            <w:tcW w:type="dxa" w:w="196"/>
+            <w:tcBorders>
+              <w:top w:val="none" w:color="FFFFFF" w:sz="0"/>
+              <w:left w:val="none" w:color="FFFFFF" w:sz="0"/>
+              <w:bottom w:val="none" w:color="FFFFFF" w:sz="0"/>
+              <w:right w:val="none" w:color="FFFFFF" w:sz="0"/>
+            </w:tcBorders>
+            <w:tcMar>
+              <w:top w:type="dxa" w:w="0"/>
+              <w:left w:type="dxa" w:w="0"/>
+              <w:bottom w:type="dxa" w:w="0"/>
+              <w:right w:type="dxa" w:w="0"/>
+            </w:tcMar>
+            <w:vAlign w:val="top"/>
+          </w:tcPr>
+          <w:p>
+            <w:r>
+              <w:t xml:space="preserve"/>
+            </w:r>
+          </w:p>
+        </w:tc>
+        <w:tc>
+          <w:tcPr>
+            <w:tcW w:type="dxa" w:w="2120"/>
+            <w:tcBorders>
+              <w:top w:val="single" w:color="7AA606" w:sz="18"/>
+              <w:left w:val="none" w:color="FFFFFF" w:sz="0"/>
+              <w:bottom w:val="none" w:color="FFFFFF" w:sz="0"/>
+              <w:right w:val="none" w:color="FFFFFF" w:sz="0"/>
+            </w:tcBorders>
+            <w:tcMar>
+              <w:top w:type="dxa" w:w="200"/>
+              <w:left w:type="dxa" w:w="0"/>
+              <w:bottom w:type="dxa" w:w="0"/>
+              <w:right w:type="dxa" w:w="0"/>
+            </w:tcMar>
+            <w:vAlign w:val="top"/>
+          </w:tcPr>
+          <w:p>
+            <w:pPr>
+              <w:pStyle w:val="CifraNumero"/>
+            </w:pPr>
+            <w:r>
+              <w:t xml:space="preserve">5 etapas</w:t>
+            </w:r>
+          </w:p>
+          <w:p>
+            <w:pPr>
+              <w:pStyle w:val="CifraTexto"/>
+            </w:pPr>
+            <w:r>
+              <w:t xml:space="preserve">Entre 19 y 29 km</w:t>
+            </w:r>
+          </w:p>
+        </w:tc>
+        <w:tc>
+          <w:tcPr>
+            <w:tcW w:type="dxa" w:w="196"/>
+            <w:tcBorders>
+              <w:top w:val="none" w:color="FFFFFF" w:sz="0"/>
+              <w:left w:val="none" w:color="FFFFFF" w:sz="0"/>
+              <w:bottom w:val="none" w:color="FFFFFF" w:sz="0"/>
+              <w:right w:val="none" w:color="FFFFFF" w:sz="0"/>
+            </w:tcBorders>
+            <w:tcMar>
+              <w:top w:type="dxa" w:w="0"/>
+              <w:left w:type="dxa" w:w="0"/>
+              <w:bottom w:type="dxa" w:w="0"/>
+              <w:right w:type="dxa" w:w="0"/>
+            </w:tcMar>
+            <w:vAlign w:val="top"/>
+          </w:tcPr>
+          <w:p>
+            <w:r>
+              <w:t xml:space="preserve"/>
+            </w:r>
+          </w:p>
+        </w:tc>
+        <w:tc>
+          <w:tcPr>
+            <w:tcW w:type="dxa" w:w="2120"/>
+            <w:tcBorders>
+              <w:top w:val="single" w:color="7AA606" w:sz="18"/>
+              <w:left w:val="none" w:color="FFFFFF" w:sz="0"/>
+              <w:bottom w:val="none" w:color="FFFFFF" w:sz="0"/>
+              <w:right w:val="none" w:color="FFFFFF" w:sz="0"/>
+            </w:tcBorders>
+            <w:tcMar>
+              <w:top w:type="dxa" w:w="200"/>
+              <w:left w:type="dxa" w:w="0"/>
+              <w:bottom w:type="dxa" w:w="0"/>
+              <w:right w:type="dxa" w:w="0"/>
+            </w:tcMar>
+            <w:vAlign w:val="top"/>
+          </w:tcPr>
+          <w:p>
+            <w:pPr>
+              <w:pStyle w:val="CifraNumero"/>
+            </w:pPr>
+            <w:r>
+              <w:t xml:space="preserve">Media</w:t>
+            </w:r>
+          </w:p>
+          <w:p>
+            <w:pPr>
+              <w:pStyle w:val="CifraTexto"/>
+            </w:pPr>
+            <w:r>
+              <w:t xml:space="preserve">Dificultad general</w:t>
+            </w:r>
+          </w:p>
+        </w:tc>
+      </w:tr>
+    </w:tbl>
+    <w:p>
+      <w:pPr>
+        <w:pStyle w:val="Leyenda"/>
+        <w:spacing w:after="60" w:before="480"/>
+      </w:pPr>
+      <w:r>
+        <w:t xml:space="preserve">Tabla 2. Camino Francés desde Sarria</w:t>
+      </w:r>
+    </w:p>
+    <w:tbl>
+      <w:tblPr>
+        <w:tblW w:type="dxa" w:w="9070"/>
+        <w:tblBorders>
+          <w:top w:val="none" w:color="FFFFFF" w:sz="0"/>
+          <w:left w:val="none" w:color="FFFFFF" w:sz="0"/>
+          <w:bottom w:val="none" w:color="FFFFFF" w:sz="0"/>
+          <w:right w:val="none" w:color="FFFFFF" w:sz="0"/>
+          <w:insideH w:val="none" w:color="FFFFFF" w:sz="0"/>
+          <w:insideV w:val="none" w:color="FFFFFF" w:sz="0"/>
+        </w:tblBorders>
+        <w:tblLayout w:type="fixed"/>
+      </w:tblPr>
+      <w:tblGrid>
+        <w:gridCol w:w="1000"/>
+        <w:gridCol w:w="5270"/>
+        <w:gridCol w:w="1100"/>
+        <w:gridCol w:w="1700"/>
+      </w:tblGrid>
+      <w:tr>
+        <w:trPr>
+          <w:tblHeader/>
+        </w:trPr>
+        <w:tc>
+          <w:tcPr>
+            <w:tcW w:type="dxa" w:w="1000"/>
+            <w:tcBorders>
+              <w:top w:val="none" w:color="FFFFFF" w:sz="0"/>
+              <w:left w:val="none" w:color="FFFFFF" w:sz="0"/>
+              <w:bottom w:val="single" w:color="2E2E2D" w:sz="8"/>
+              <w:right w:val="none" w:color="FFFFFF" w:sz="0"/>
+            </w:tcBorders>
+            <w:tcMar>
+              <w:top w:type="dxa" w:w="120"/>
+              <w:left w:type="dxa" w:w="0"/>
+              <w:bottom w:type="dxa" w:w="120"/>
+              <w:right w:type="dxa" w:w="120"/>
+            </w:tcMar>
+            <w:vAlign w:val="center"/>
+          </w:tcPr>
+          <w:p>
+            <w:pPr>
+              <w:pStyle w:val="TablaCabecera"/>
+              <w:jc w:val="left"/>
+            </w:pPr>
+            <w:r>
+              <w:t xml:space="preserve">Día</w:t>
+            </w:r>
+          </w:p>
+        </w:tc>
+        <w:tc>
+          <w:tcPr>
+            <w:tcW w:type="dxa" w:w="5270"/>
+            <w:tcBorders>
+              <w:top w:val="none" w:color="FFFFFF" w:sz="0"/>
+              <w:left w:val="none" w:color="FFFFFF" w:sz="0"/>
+              <w:bottom w:val="single" w:color="2E2E2D" w:sz="8"/>
+              <w:right w:val="none" w:color="FFFFFF" w:sz="0"/>
+            </w:tcBorders>
+            <w:tcMar>
+              <w:top w:type="dxa" w:w="120"/>
+              <w:left w:type="dxa" w:w="120"/>
+              <w:bottom w:type="dxa" w:w="120"/>
+              <w:right w:type="dxa" w:w="120"/>
+            </w:tcMar>
+            <w:vAlign w:val="center"/>
+          </w:tcPr>
+          <w:p>
+            <w:pPr>
+              <w:pStyle w:val="TablaCabecera"/>
+              <w:jc w:val="left"/>
+            </w:pPr>
+            <w:r>
+              <w:t xml:space="preserve">Recorrido</w:t>
+            </w:r>
+          </w:p>
+        </w:tc>
+        <w:tc>
+          <w:tcPr>
+            <w:tcW w:type="dxa" w:w="1100"/>
+            <w:tcBorders>
+              <w:top w:val="none" w:color="FFFFFF" w:sz="0"/>
+              <w:left w:val="none" w:color="FFFFFF" w:sz="0"/>
+              <w:bottom w:val="single" w:color="2E2E2D" w:sz="8"/>
+              <w:right w:val="none" w:color="FFFFFF" w:sz="0"/>
+            </w:tcBorders>
+            <w:tcMar>
+              <w:top w:type="dxa" w:w="120"/>
+              <w:left w:type="dxa" w:w="120"/>
+              <w:bottom w:type="dxa" w:w="120"/>
+              <w:right w:type="dxa" w:w="120"/>
+            </w:tcMar>
+            <w:vAlign w:val="center"/>
+          </w:tcPr>
+          <w:p>
+            <w:pPr>
+              <w:pStyle w:val="TablaCabecera"/>
+              <w:jc w:val="right"/>
+            </w:pPr>
+            <w:r>
+              <w:t xml:space="preserve">Km</w:t>
+            </w:r>
+          </w:p>
+        </w:tc>
+        <w:tc>
+          <w:tcPr>
+            <w:tcW w:type="dxa" w:w="1700"/>
+            <w:tcBorders>
+              <w:top w:val="none" w:color="FFFFFF" w:sz="0"/>
+              <w:left w:val="none" w:color="FFFFFF" w:sz="0"/>
+              <w:bottom w:val="single" w:color="2E2E2D" w:sz="8"/>
+              <w:right w:val="none" w:color="FFFFFF" w:sz="0"/>
+            </w:tcBorders>
+            <w:tcMar>
+              <w:top w:type="dxa" w:w="120"/>
+              <w:left w:type="dxa" w:w="120"/>
+              <w:bottom w:type="dxa" w:w="120"/>
+              <w:right w:type="dxa" w:w="0"/>
+            </w:tcMar>
+            <w:vAlign w:val="center"/>
+          </w:tcPr>
+          <w:p>
+            <w:pPr>
+              <w:pStyle w:val="TablaCabecera"/>
+              <w:jc w:val="left"/>
+            </w:pPr>
+            <w:r>
+              <w:t xml:space="preserve">Dificultad</w:t>
+            </w:r>
+          </w:p>
+        </w:tc>
+      </w:tr>
+      <w:tr>
+        <w:trPr>
+          <w:cantSplit/>
+        </w:trPr>
+        <w:tc>
+          <w:tcPr>
+            <w:tcW w:type="dxa" w:w="1000"/>
+            <w:tcBorders>
+              <w:top w:val="none" w:color="FFFFFF" w:sz="0"/>
+              <w:left w:val="none" w:color="FFFFFF" w:sz="0"/>
+              <w:bottom w:val="single" w:color="E8E8E6" w:sz="4"/>
+              <w:right w:val="none" w:color="FFFFFF" w:sz="0"/>
+            </w:tcBorders>
+            <w:tcMar>
+              <w:top w:type="dxa" w:w="120"/>
+              <w:left w:type="dxa" w:w="0"/>
+              <w:bottom w:type="dxa" w:w="120"/>
+              <w:right w:type="dxa" w:w="120"/>
+            </w:tcMar>
+            <w:vAlign w:val="center"/>
+          </w:tcPr>
+          <w:p>
+            <w:pPr>
+              <w:pStyle w:val="TablaTexto"/>
+              <w:jc w:val="left"/>
+            </w:pPr>
+            <w:r>
+              <w:t xml:space="preserve">1</w:t>
+            </w:r>
+          </w:p>
+        </w:tc>
+        <w:tc>
+          <w:tcPr>
+            <w:tcW w:type="dxa" w:w="5270"/>
+            <w:tcBorders>
+              <w:top w:val="none" w:color="FFFFFF" w:sz="0"/>
+              <w:left w:val="none" w:color="FFFFFF" w:sz="0"/>
+              <w:bottom w:val="single" w:color="E8E8E6" w:sz="4"/>
+              <w:right w:val="none" w:color="FFFFFF" w:sz="0"/>
+            </w:tcBorders>
+            <w:tcMar>
+              <w:top w:type="dxa" w:w="120"/>
+              <w:left w:type="dxa" w:w="120"/>
+              <w:bottom w:type="dxa" w:w="120"/>
+              <w:right w:type="dxa" w:w="120"/>
+            </w:tcMar>
+            <w:vAlign w:val="center"/>
+          </w:tcPr>
+          <w:p>
+            <w:pPr>
+              <w:pStyle w:val="TablaTexto"/>
+              <w:jc w:val="left"/>
+            </w:pPr>
+            <w:r>
+              <w:t xml:space="preserve">Llegada a Sarria y entrega de la documentación</w:t>
+            </w:r>
+          </w:p>
+        </w:tc>
+        <w:tc>
+          <w:tcPr>
+            <w:tcW w:type="dxa" w:w="1100"/>
+            <w:tcBorders>
+              <w:top w:val="none" w:color="FFFFFF" w:sz="0"/>
+              <w:left w:val="none" w:color="FFFFFF" w:sz="0"/>
+              <w:bottom w:val="single" w:color="E8E8E6" w:sz="4"/>
+              <w:right w:val="none" w:color="FFFFFF" w:sz="0"/>
+            </w:tcBorders>
+            <w:tcMar>
+              <w:top w:type="dxa" w:w="120"/>
+              <w:left w:type="dxa" w:w="120"/>
+              <w:bottom w:type="dxa" w:w="120"/>
+              <w:right w:type="dxa" w:w="120"/>
+            </w:tcMar>
+            <w:vAlign w:val="center"/>
+          </w:tcPr>
+          <w:p>
+            <w:pPr>
+              <w:pStyle w:val="TablaTexto"/>
+              <w:jc w:val="right"/>
+            </w:pPr>
+            <w:r>
+              <w:t xml:space="preserve"/>
+            </w:r>
+          </w:p>
+        </w:tc>
+        <w:tc>
+          <w:tcPr>
+            <w:tcW w:type="dxa" w:w="1700"/>
+            <w:tcBorders>
+              <w:top w:val="none" w:color="FFFFFF" w:sz="0"/>
+              <w:left w:val="none" w:color="FFFFFF" w:sz="0"/>
+              <w:bottom w:val="single" w:color="E8E8E6" w:sz="4"/>
+              <w:right w:val="none" w:color="FFFFFF" w:sz="0"/>
+            </w:tcBorders>
+            <w:tcMar>
+              <w:top w:type="dxa" w:w="120"/>
+              <w:left w:type="dxa" w:w="120"/>
+              <w:bottom w:type="dxa" w:w="120"/>
+              <w:right w:type="dxa" w:w="0"/>
+            </w:tcMar>
+            <w:vAlign w:val="center"/>
+          </w:tcPr>
+          <w:p>
+            <w:pPr>
+              <w:pStyle w:val="TablaTexto"/>
+              <w:jc w:val="left"/>
+            </w:pPr>
+            <w:r>
+              <w:t xml:space="preserve"/>
+            </w:r>
+          </w:p>
+        </w:tc>
+      </w:tr>
+      <w:tr>
+        <w:trPr>
+          <w:cantSplit/>
+        </w:trPr>
+        <w:tc>
+          <w:tcPr>
+            <w:tcW w:type="dxa" w:w="1000"/>
+            <w:tcBorders>
+              <w:top w:val="none" w:color="FFFFFF" w:sz="0"/>
+              <w:left w:val="none" w:color="FFFFFF" w:sz="0"/>
+              <w:bottom w:val="single" w:color="E8E8E6" w:sz="4"/>
+              <w:right w:val="none" w:color="FFFFFF" w:sz="0"/>
+            </w:tcBorders>
+            <w:tcMar>
+              <w:top w:type="dxa" w:w="120"/>
+              <w:left w:type="dxa" w:w="0"/>
+              <w:bottom w:type="dxa" w:w="120"/>
+              <w:right w:type="dxa" w:w="120"/>
+            </w:tcMar>
+            <w:vAlign w:val="center"/>
+          </w:tcPr>
+          <w:p>
+            <w:pPr>
+              <w:pStyle w:val="TablaTexto"/>
+              <w:jc w:val="left"/>
+            </w:pPr>
+            <w:r>
+              <w:t xml:space="preserve">2</w:t>
+            </w:r>
+          </w:p>
+        </w:tc>
+        <w:tc>
+          <w:tcPr>
+            <w:tcW w:type="dxa" w:w="5270"/>
+            <w:tcBorders>
+              <w:top w:val="none" w:color="FFFFFF" w:sz="0"/>
+              <w:left w:val="none" w:color="FFFFFF" w:sz="0"/>
+              <w:bottom w:val="single" w:color="E8E8E6" w:sz="4"/>
+              <w:right w:val="none" w:color="FFFFFF" w:sz="0"/>
+            </w:tcBorders>
+            <w:tcMar>
+              <w:top w:type="dxa" w:w="120"/>
+              <w:left w:type="dxa" w:w="120"/>
+              <w:bottom w:type="dxa" w:w="120"/>
+              <w:right w:type="dxa" w:w="120"/>
+            </w:tcMar>
+            <w:vAlign w:val="center"/>
+          </w:tcPr>
+          <w:p>
+            <w:pPr>
+              <w:pStyle w:val="TablaTexto"/>
+              <w:jc w:val="left"/>
+            </w:pPr>
+            <w:r>
+              <w:t xml:space="preserve">Sarria › Portomarín</w:t>
+            </w:r>
+          </w:p>
+        </w:tc>
+        <w:tc>
+          <w:tcPr>
+            <w:tcW w:type="dxa" w:w="1100"/>
+            <w:tcBorders>
+              <w:top w:val="none" w:color="FFFFFF" w:sz="0"/>
+              <w:left w:val="none" w:color="FFFFFF" w:sz="0"/>
+              <w:bottom w:val="single" w:color="E8E8E6" w:sz="4"/>
+              <w:right w:val="none" w:color="FFFFFF" w:sz="0"/>
+            </w:tcBorders>
+            <w:tcMar>
+              <w:top w:type="dxa" w:w="120"/>
+              <w:left w:type="dxa" w:w="120"/>
+              <w:bottom w:type="dxa" w:w="120"/>
+              <w:right w:type="dxa" w:w="120"/>
+            </w:tcMar>
+            <w:vAlign w:val="center"/>
+          </w:tcPr>
+          <w:p>
+            <w:pPr>
+              <w:pStyle w:val="TablaTexto"/>
+              <w:jc w:val="right"/>
+            </w:pPr>
+            <w:r>
+              <w:t xml:space="preserve">22</w:t>
+            </w:r>
+          </w:p>
+        </w:tc>
+        <w:tc>
+          <w:tcPr>
+            <w:tcW w:type="dxa" w:w="1700"/>
+            <w:tcBorders>
+              <w:top w:val="none" w:color="FFFFFF" w:sz="0"/>
+              <w:left w:val="none" w:color="FFFFFF" w:sz="0"/>
+              <w:bottom w:val="single" w:color="E8E8E6" w:sz="4"/>
+              <w:right w:val="none" w:color="FFFFFF" w:sz="0"/>
+            </w:tcBorders>
+            <w:tcMar>
+              <w:top w:type="dxa" w:w="120"/>
+              <w:left w:type="dxa" w:w="120"/>
+              <w:bottom w:type="dxa" w:w="120"/>
+              <w:right w:type="dxa" w:w="0"/>
+            </w:tcMar>
+            <w:vAlign w:val="center"/>
+          </w:tcPr>
+          <w:p>
+            <w:pPr>
+              <w:pStyle w:val="TablaTexto"/>
+              <w:jc w:val="left"/>
+            </w:pPr>
+            <w:r>
+              <w:t xml:space="preserve">Media</w:t>
+            </w:r>
+          </w:p>
+        </w:tc>
+      </w:tr>
+      <w:tr>
+        <w:trPr>
+          <w:cantSplit/>
+        </w:trPr>
+        <w:tc>
+          <w:tcPr>
+            <w:tcW w:type="dxa" w:w="1000"/>
+            <w:tcBorders>
+              <w:top w:val="none" w:color="FFFFFF" w:sz="0"/>
+              <w:left w:val="none" w:color="FFFFFF" w:sz="0"/>
+              <w:bottom w:val="single" w:color="E8E8E6" w:sz="4"/>
+              <w:right w:val="none" w:color="FFFFFF" w:sz="0"/>
+            </w:tcBorders>
+            <w:tcMar>
+              <w:top w:type="dxa" w:w="120"/>
+              <w:left w:type="dxa" w:w="0"/>
+              <w:bottom w:type="dxa" w:w="120"/>
+              <w:right w:type="dxa" w:w="120"/>
+            </w:tcMar>
+            <w:vAlign w:val="center"/>
+          </w:tcPr>
+          <w:p>
+            <w:pPr>
+              <w:pStyle w:val="TablaTexto"/>
+              <w:jc w:val="left"/>
+            </w:pPr>
+            <w:r>
+              <w:t xml:space="preserve">3</w:t>
+            </w:r>
+          </w:p>
+        </w:tc>
+        <w:tc>
+          <w:tcPr>
+            <w:tcW w:type="dxa" w:w="5270"/>
+            <w:tcBorders>
+              <w:top w:val="none" w:color="FFFFFF" w:sz="0"/>
+              <w:left w:val="none" w:color="FFFFFF" w:sz="0"/>
+              <w:bottom w:val="single" w:color="E8E8E6" w:sz="4"/>
+              <w:right w:val="none" w:color="FFFFFF" w:sz="0"/>
+            </w:tcBorders>
+            <w:tcMar>
+              <w:top w:type="dxa" w:w="120"/>
+              <w:left w:type="dxa" w:w="120"/>
+              <w:bottom w:type="dxa" w:w="120"/>
+              <w:right w:type="dxa" w:w="120"/>
+            </w:tcMar>
+            <w:vAlign w:val="center"/>
+          </w:tcPr>
+          <w:p>
+            <w:pPr>
+              <w:pStyle w:val="TablaTexto"/>
+              <w:jc w:val="left"/>
+            </w:pPr>
+            <w:r>
+              <w:t xml:space="preserve">Portomarín › Palas de Rei</w:t>
+            </w:r>
+          </w:p>
+        </w:tc>
+        <w:tc>
+          <w:tcPr>
+            <w:tcW w:type="dxa" w:w="1100"/>
+            <w:tcBorders>
+              <w:top w:val="none" w:color="FFFFFF" w:sz="0"/>
+              <w:left w:val="none" w:color="FFFFFF" w:sz="0"/>
+              <w:bottom w:val="single" w:color="E8E8E6" w:sz="4"/>
+              <w:right w:val="none" w:color="FFFFFF" w:sz="0"/>
+            </w:tcBorders>
+            <w:tcMar>
+              <w:top w:type="dxa" w:w="120"/>
+              <w:left w:type="dxa" w:w="120"/>
+              <w:bottom w:type="dxa" w:w="120"/>
+              <w:right w:type="dxa" w:w="120"/>
+            </w:tcMar>
+            <w:vAlign w:val="center"/>
+          </w:tcPr>
+          <w:p>
+            <w:pPr>
+              <w:pStyle w:val="TablaTexto"/>
+              <w:jc w:val="right"/>
+            </w:pPr>
+            <w:r>
+              <w:t xml:space="preserve">25</w:t>
+            </w:r>
+          </w:p>
+        </w:tc>
+        <w:tc>
+          <w:tcPr>
+            <w:tcW w:type="dxa" w:w="1700"/>
+            <w:tcBorders>
+              <w:top w:val="none" w:color="FFFFFF" w:sz="0"/>
+              <w:left w:val="none" w:color="FFFFFF" w:sz="0"/>
+              <w:bottom w:val="single" w:color="E8E8E6" w:sz="4"/>
+              <w:right w:val="none" w:color="FFFFFF" w:sz="0"/>
+            </w:tcBorders>
+            <w:tcMar>
+              <w:top w:type="dxa" w:w="120"/>
+              <w:left w:type="dxa" w:w="120"/>
+              <w:bottom w:type="dxa" w:w="120"/>
+              <w:right w:type="dxa" w:w="0"/>
+            </w:tcMar>
+            <w:vAlign w:val="center"/>
+          </w:tcPr>
+          <w:p>
+            <w:pPr>
+              <w:pStyle w:val="TablaTexto"/>
+              <w:jc w:val="left"/>
+            </w:pPr>
+            <w:r>
+              <w:t xml:space="preserve">Media</w:t>
+            </w:r>
+          </w:p>
+        </w:tc>
+      </w:tr>
+      <w:tr>
+        <w:trPr>
+          <w:cantSplit/>
+        </w:trPr>
+        <w:tc>
+          <w:tcPr>
+            <w:tcW w:type="dxa" w:w="1000"/>
+            <w:tcBorders>
+              <w:top w:val="none" w:color="FFFFFF" w:sz="0"/>
+              <w:left w:val="none" w:color="FFFFFF" w:sz="0"/>
+              <w:bottom w:val="single" w:color="E8E8E6" w:sz="4"/>
+              <w:right w:val="none" w:color="FFFFFF" w:sz="0"/>
+            </w:tcBorders>
+            <w:tcMar>
+              <w:top w:type="dxa" w:w="120"/>
+              <w:left w:type="dxa" w:w="0"/>
+              <w:bottom w:type="dxa" w:w="120"/>
+              <w:right w:type="dxa" w:w="120"/>
+            </w:tcMar>
+            <w:vAlign w:val="center"/>
+          </w:tcPr>
+          <w:p>
+            <w:pPr>
+              <w:pStyle w:val="TablaTexto"/>
+              <w:jc w:val="left"/>
+            </w:pPr>
+            <w:r>
+              <w:t xml:space="preserve">4</w:t>
+            </w:r>
+          </w:p>
+        </w:tc>
+        <w:tc>
+          <w:tcPr>
+            <w:tcW w:type="dxa" w:w="5270"/>
+            <w:tcBorders>
+              <w:top w:val="none" w:color="FFFFFF" w:sz="0"/>
+              <w:left w:val="none" w:color="FFFFFF" w:sz="0"/>
+              <w:bottom w:val="single" w:color="E8E8E6" w:sz="4"/>
+              <w:right w:val="none" w:color="FFFFFF" w:sz="0"/>
+            </w:tcBorders>
+            <w:tcMar>
+              <w:top w:type="dxa" w:w="120"/>
+              <w:left w:type="dxa" w:w="120"/>
+              <w:bottom w:type="dxa" w:w="120"/>
+              <w:right w:type="dxa" w:w="120"/>
+            </w:tcMar>
+            <w:vAlign w:val="center"/>
+          </w:tcPr>
+          <w:p>
+            <w:pPr>
+              <w:pStyle w:val="TablaTexto"/>
+              <w:jc w:val="left"/>
+            </w:pPr>
+            <w:r>
+              <w:t xml:space="preserve">Palas de Rei › Arzúa</w:t>
+            </w:r>
+          </w:p>
+        </w:tc>
+        <w:tc>
+          <w:tcPr>
+            <w:tcW w:type="dxa" w:w="1100"/>
+            <w:tcBorders>
+              <w:top w:val="none" w:color="FFFFFF" w:sz="0"/>
+              <w:left w:val="none" w:color="FFFFFF" w:sz="0"/>
+              <w:bottom w:val="single" w:color="E8E8E6" w:sz="4"/>
+              <w:right w:val="none" w:color="FFFFFF" w:sz="0"/>
+            </w:tcBorders>
+            <w:tcMar>
+              <w:top w:type="dxa" w:w="120"/>
+              <w:left w:type="dxa" w:w="120"/>
+              <w:bottom w:type="dxa" w:w="120"/>
+              <w:right w:type="dxa" w:w="120"/>
+            </w:tcMar>
+            <w:vAlign w:val="center"/>
+          </w:tcPr>
+          <w:p>
+            <w:pPr>
+              <w:pStyle w:val="TablaTexto"/>
+              <w:jc w:val="right"/>
+            </w:pPr>
+            <w:r>
+              <w:t xml:space="preserve">29</w:t>
+            </w:r>
+          </w:p>
+        </w:tc>
+        <w:tc>
+          <w:tcPr>
+            <w:tcW w:type="dxa" w:w="1700"/>
+            <w:tcBorders>
+              <w:top w:val="none" w:color="FFFFFF" w:sz="0"/>
+              <w:left w:val="none" w:color="FFFFFF" w:sz="0"/>
+              <w:bottom w:val="single" w:color="E8E8E6" w:sz="4"/>
+              <w:right w:val="none" w:color="FFFFFF" w:sz="0"/>
+            </w:tcBorders>
+            <w:tcMar>
+              <w:top w:type="dxa" w:w="120"/>
+              <w:left w:type="dxa" w:w="120"/>
+              <w:bottom w:type="dxa" w:w="120"/>
+              <w:right w:type="dxa" w:w="0"/>
+            </w:tcMar>
+            <w:vAlign w:val="center"/>
+          </w:tcPr>
+          <w:p>
+            <w:pPr>
+              <w:pStyle w:val="TablaTexto"/>
+              <w:jc w:val="left"/>
+            </w:pPr>
+            <w:r>
+              <w:t xml:space="preserve">Alta</w:t>
+            </w:r>
+          </w:p>
+        </w:tc>
+      </w:tr>
+      <w:tr>
+        <w:trPr>
+          <w:cantSplit/>
+        </w:trPr>
+        <w:tc>
+          <w:tcPr>
+            <w:tcW w:type="dxa" w:w="1000"/>
+            <w:tcBorders>
+              <w:top w:val="none" w:color="FFFFFF" w:sz="0"/>
+              <w:left w:val="none" w:color="FFFFFF" w:sz="0"/>
+              <w:bottom w:val="single" w:color="E8E8E6" w:sz="4"/>
+              <w:right w:val="none" w:color="FFFFFF" w:sz="0"/>
+            </w:tcBorders>
+            <w:tcMar>
+              <w:top w:type="dxa" w:w="120"/>
+              <w:left w:type="dxa" w:w="0"/>
+              <w:bottom w:type="dxa" w:w="120"/>
+              <w:right w:type="dxa" w:w="120"/>
+            </w:tcMar>
+            <w:vAlign w:val="center"/>
+          </w:tcPr>
+          <w:p>
+            <w:pPr>
+              <w:pStyle w:val="TablaTexto"/>
+              <w:jc w:val="left"/>
+            </w:pPr>
+            <w:r>
+              <w:t xml:space="preserve">5</w:t>
+            </w:r>
+          </w:p>
+        </w:tc>
+        <w:tc>
+          <w:tcPr>
+            <w:tcW w:type="dxa" w:w="5270"/>
+            <w:tcBorders>
+              <w:top w:val="none" w:color="FFFFFF" w:sz="0"/>
+              <w:left w:val="none" w:color="FFFFFF" w:sz="0"/>
+              <w:bottom w:val="single" w:color="E8E8E6" w:sz="4"/>
+              <w:right w:val="none" w:color="FFFFFF" w:sz="0"/>
+            </w:tcBorders>
+            <w:tcMar>
+              <w:top w:type="dxa" w:w="120"/>
+              <w:left w:type="dxa" w:w="120"/>
+              <w:bottom w:type="dxa" w:w="120"/>
+              <w:right w:type="dxa" w:w="120"/>
+            </w:tcMar>
+            <w:vAlign w:val="center"/>
+          </w:tcPr>
+          <w:p>
+            <w:pPr>
+              <w:pStyle w:val="TablaTexto"/>
+              <w:jc w:val="left"/>
+            </w:pPr>
+            <w:r>
+              <w:t xml:space="preserve">Arzúa › O Pedrouzo</w:t>
+            </w:r>
+          </w:p>
+        </w:tc>
+        <w:tc>
+          <w:tcPr>
+            <w:tcW w:type="dxa" w:w="1100"/>
+            <w:tcBorders>
+              <w:top w:val="none" w:color="FFFFFF" w:sz="0"/>
+              <w:left w:val="none" w:color="FFFFFF" w:sz="0"/>
+              <w:bottom w:val="single" w:color="E8E8E6" w:sz="4"/>
+              <w:right w:val="none" w:color="FFFFFF" w:sz="0"/>
+            </w:tcBorders>
+            <w:tcMar>
+              <w:top w:type="dxa" w:w="120"/>
+              <w:left w:type="dxa" w:w="120"/>
+              <w:bottom w:type="dxa" w:w="120"/>
+              <w:right w:type="dxa" w:w="120"/>
+            </w:tcMar>
+            <w:vAlign w:val="center"/>
+          </w:tcPr>
+          <w:p>
+            <w:pPr>
+              <w:pStyle w:val="TablaTexto"/>
+              <w:jc w:val="right"/>
+            </w:pPr>
+            <w:r>
+              <w:t xml:space="preserve">19</w:t>
+            </w:r>
+          </w:p>
+        </w:tc>
+        <w:tc>
+          <w:tcPr>
+            <w:tcW w:type="dxa" w:w="1700"/>
+            <w:tcBorders>
+              <w:top w:val="none" w:color="FFFFFF" w:sz="0"/>
+              <w:left w:val="none" w:color="FFFFFF" w:sz="0"/>
+              <w:bottom w:val="single" w:color="E8E8E6" w:sz="4"/>
+              <w:right w:val="none" w:color="FFFFFF" w:sz="0"/>
+            </w:tcBorders>
+            <w:tcMar>
+              <w:top w:type="dxa" w:w="120"/>
+              <w:left w:type="dxa" w:w="120"/>
+              <w:bottom w:type="dxa" w:w="120"/>
+              <w:right w:type="dxa" w:w="0"/>
+            </w:tcMar>
+            <w:vAlign w:val="center"/>
+          </w:tcPr>
+          <w:p>
+            <w:pPr>
+              <w:pStyle w:val="TablaTexto"/>
+              <w:jc w:val="left"/>
+            </w:pPr>
+            <w:r>
+              <w:t xml:space="preserve">Baja</w:t>
+            </w:r>
+          </w:p>
+        </w:tc>
+      </w:tr>
+      <w:tr>
+        <w:trPr>
+          <w:cantSplit/>
+        </w:trPr>
+        <w:tc>
+          <w:tcPr>
+            <w:tcW w:type="dxa" w:w="1000"/>
+            <w:tcBorders>
+              <w:top w:val="none" w:color="FFFFFF" w:sz="0"/>
+              <w:left w:val="none" w:color="FFFFFF" w:sz="0"/>
+              <w:bottom w:val="single" w:color="E8E8E6" w:sz="4"/>
+              <w:right w:val="none" w:color="FFFFFF" w:sz="0"/>
+            </w:tcBorders>
+            <w:tcMar>
+              <w:top w:type="dxa" w:w="120"/>
+              <w:left w:type="dxa" w:w="0"/>
+              <w:bottom w:type="dxa" w:w="120"/>
+              <w:right w:type="dxa" w:w="120"/>
+            </w:tcMar>
+            <w:vAlign w:val="center"/>
+          </w:tcPr>
+          <w:p>
+            <w:pPr>
+              <w:pStyle w:val="TablaTexto"/>
+              <w:jc w:val="left"/>
+            </w:pPr>
+            <w:r>
+              <w:t xml:space="preserve">6</w:t>
+            </w:r>
+          </w:p>
+        </w:tc>
+        <w:tc>
+          <w:tcPr>
+            <w:tcW w:type="dxa" w:w="5270"/>
+            <w:tcBorders>
+              <w:top w:val="none" w:color="FFFFFF" w:sz="0"/>
+              <w:left w:val="none" w:color="FFFFFF" w:sz="0"/>
+              <w:bottom w:val="single" w:color="E8E8E6" w:sz="4"/>
+              <w:right w:val="none" w:color="FFFFFF" w:sz="0"/>
+            </w:tcBorders>
+            <w:tcMar>
+              <w:top w:type="dxa" w:w="120"/>
+              <w:left w:type="dxa" w:w="120"/>
+              <w:bottom w:type="dxa" w:w="120"/>
+              <w:right w:type="dxa" w:w="120"/>
+            </w:tcMar>
+            <w:vAlign w:val="center"/>
+          </w:tcPr>
+          <w:p>
+            <w:pPr>
+              <w:pStyle w:val="TablaTexto"/>
+              <w:jc w:val="left"/>
+            </w:pPr>
+            <w:r>
+              <w:t xml:space="preserve">O Pedrouzo › Santiago de Compostela</w:t>
+            </w:r>
+          </w:p>
+        </w:tc>
+        <w:tc>
+          <w:tcPr>
+            <w:tcW w:type="dxa" w:w="1100"/>
+            <w:tcBorders>
+              <w:top w:val="none" w:color="FFFFFF" w:sz="0"/>
+              <w:left w:val="none" w:color="FFFFFF" w:sz="0"/>
+              <w:bottom w:val="single" w:color="E8E8E6" w:sz="4"/>
+              <w:right w:val="none" w:color="FFFFFF" w:sz="0"/>
+            </w:tcBorders>
+            <w:tcMar>
+              <w:top w:type="dxa" w:w="120"/>
+              <w:left w:type="dxa" w:w="120"/>
+              <w:bottom w:type="dxa" w:w="120"/>
+              <w:right w:type="dxa" w:w="120"/>
+            </w:tcMar>
+            <w:vAlign w:val="center"/>
+          </w:tcPr>
+          <w:p>
+            <w:pPr>
+              <w:pStyle w:val="TablaTexto"/>
+              <w:jc w:val="right"/>
+            </w:pPr>
+            <w:r>
+              <w:t xml:space="preserve">20</w:t>
+            </w:r>
+          </w:p>
+        </w:tc>
+        <w:tc>
+          <w:tcPr>
+            <w:tcW w:type="dxa" w:w="1700"/>
+            <w:tcBorders>
+              <w:top w:val="none" w:color="FFFFFF" w:sz="0"/>
+              <w:left w:val="none" w:color="FFFFFF" w:sz="0"/>
+              <w:bottom w:val="single" w:color="E8E8E6" w:sz="4"/>
+              <w:right w:val="none" w:color="FFFFFF" w:sz="0"/>
+            </w:tcBorders>
+            <w:tcMar>
+              <w:top w:type="dxa" w:w="120"/>
+              <w:left w:type="dxa" w:w="120"/>
+              <w:bottom w:type="dxa" w:w="120"/>
+              <w:right w:type="dxa" w:w="0"/>
+            </w:tcMar>
+            <w:vAlign w:val="center"/>
+          </w:tcPr>
+          <w:p>
+            <w:pPr>
+              <w:pStyle w:val="TablaTexto"/>
+              <w:jc w:val="left"/>
+            </w:pPr>
+            <w:r>
+              <w:t xml:space="preserve">Media</w:t>
+            </w:r>
+          </w:p>
+        </w:tc>
+      </w:tr>
+      <w:tr>
+        <w:trPr>
+          <w:cantSplit/>
+        </w:trPr>
+        <w:tc>
+          <w:tcPr>
+            <w:tcW w:type="dxa" w:w="1000"/>
+            <w:tcBorders>
+              <w:top w:val="none" w:color="FFFFFF" w:sz="0"/>
+              <w:left w:val="none" w:color="FFFFFF" w:sz="0"/>
+              <w:bottom w:val="single" w:color="E8E8E6" w:sz="4"/>
+              <w:right w:val="none" w:color="FFFFFF" w:sz="0"/>
+            </w:tcBorders>
+            <w:tcMar>
+              <w:top w:type="dxa" w:w="120"/>
+              <w:left w:type="dxa" w:w="0"/>
+              <w:bottom w:type="dxa" w:w="120"/>
+              <w:right w:type="dxa" w:w="120"/>
+            </w:tcMar>
+            <w:vAlign w:val="center"/>
+          </w:tcPr>
+          <w:p>
+            <w:pPr>
+              <w:pStyle w:val="TablaTexto"/>
+              <w:jc w:val="left"/>
+            </w:pPr>
+            <w:r>
+              <w:t xml:space="preserve">7</w:t>
+            </w:r>
+          </w:p>
+        </w:tc>
+        <w:tc>
+          <w:tcPr>
+            <w:tcW w:type="dxa" w:w="5270"/>
+            <w:tcBorders>
+              <w:top w:val="none" w:color="FFFFFF" w:sz="0"/>
+              <w:left w:val="none" w:color="FFFFFF" w:sz="0"/>
+              <w:bottom w:val="single" w:color="E8E8E6" w:sz="4"/>
+              <w:right w:val="none" w:color="FFFFFF" w:sz="0"/>
+            </w:tcBorders>
+            <w:tcMar>
+              <w:top w:type="dxa" w:w="120"/>
+              <w:left w:type="dxa" w:w="120"/>
+              <w:bottom w:type="dxa" w:w="120"/>
+              <w:right w:type="dxa" w:w="120"/>
+            </w:tcMar>
+            <w:vAlign w:val="center"/>
+          </w:tcPr>
+          <w:p>
+            <w:pPr>
+              <w:pStyle w:val="TablaTexto"/>
+              <w:jc w:val="left"/>
+            </w:pPr>
+            <w:r>
+              <w:t xml:space="preserve">Desayuno y fin de los servicios</w:t>
+            </w:r>
+          </w:p>
+        </w:tc>
+        <w:tc>
+          <w:tcPr>
+            <w:tcW w:type="dxa" w:w="1100"/>
+            <w:tcBorders>
+              <w:top w:val="none" w:color="FFFFFF" w:sz="0"/>
+              <w:left w:val="none" w:color="FFFFFF" w:sz="0"/>
+              <w:bottom w:val="single" w:color="E8E8E6" w:sz="4"/>
+              <w:right w:val="none" w:color="FFFFFF" w:sz="0"/>
+            </w:tcBorders>
+            <w:tcMar>
+              <w:top w:type="dxa" w:w="120"/>
+              <w:left w:type="dxa" w:w="120"/>
+              <w:bottom w:type="dxa" w:w="120"/>
+              <w:right w:type="dxa" w:w="120"/>
+            </w:tcMar>
+            <w:vAlign w:val="center"/>
+          </w:tcPr>
+          <w:p>
+            <w:pPr>
+              <w:pStyle w:val="TablaTexto"/>
+              <w:jc w:val="right"/>
+            </w:pPr>
+            <w:r>
+              <w:t xml:space="preserve"/>
+            </w:r>
+          </w:p>
+        </w:tc>
+        <w:tc>
+          <w:tcPr>
+            <w:tcW w:type="dxa" w:w="1700"/>
+            <w:tcBorders>
+              <w:top w:val="none" w:color="FFFFFF" w:sz="0"/>
+              <w:left w:val="none" w:color="FFFFFF" w:sz="0"/>
+              <w:bottom w:val="single" w:color="E8E8E6" w:sz="4"/>
+              <w:right w:val="none" w:color="FFFFFF" w:sz="0"/>
+            </w:tcBorders>
+            <w:tcMar>
+              <w:top w:type="dxa" w:w="120"/>
+              <w:left w:type="dxa" w:w="120"/>
+              <w:bottom w:type="dxa" w:w="120"/>
+              <w:right w:type="dxa" w:w="0"/>
+            </w:tcMar>
+            <w:vAlign w:val="center"/>
+          </w:tcPr>
+          <w:p>
+            <w:pPr>
+              <w:pStyle w:val="TablaTexto"/>
+              <w:jc w:val="left"/>
+            </w:pPr>
+            <w:r>
+              <w:t xml:space="preserve"/>
+            </w:r>
+          </w:p>
+        </w:tc>
+      </w:tr>
+      <w:tr>
+        <w:tc>
+          <w:tcPr>
+            <w:tcW w:type="dxa" w:w="1000"/>
+            <w:tcBorders>
+              <w:top w:val="single" w:color="2E2E2D" w:sz="8"/>
+              <w:left w:val="none" w:color="FFFFFF" w:sz="0"/>
+              <w:bottom w:val="none" w:color="FFFFFF" w:sz="0"/>
+              <w:right w:val="none" w:color="FFFFFF" w:sz="0"/>
+            </w:tcBorders>
+            <w:tcMar>
+              <w:top w:type="dxa" w:w="120"/>
+              <w:left w:type="dxa" w:w="0"/>
+              <w:bottom w:type="dxa" w:w="120"/>
+              <w:right w:type="dxa" w:w="120"/>
+            </w:tcMar>
+            <w:vAlign w:val="center"/>
+          </w:tcPr>
+          <w:p>
+            <w:pPr>
+              <w:pStyle w:val="TablaTexto"/>
+              <w:jc w:val="left"/>
+            </w:pPr>
+            <w:r>
+              <w:rPr>
+                <w:b/>
+                <w:bCs/>
+              </w:rPr>
+              <w:t xml:space="preserve"/>
+            </w:r>
+          </w:p>
+        </w:tc>
+        <w:tc>
+          <w:tcPr>
+            <w:tcW w:type="dxa" w:w="5270"/>
+            <w:tcBorders>
+              <w:top w:val="single" w:color="2E2E2D" w:sz="8"/>
+              <w:left w:val="none" w:color="FFFFFF" w:sz="0"/>
+              <w:bottom w:val="none" w:color="FFFFFF" w:sz="0"/>
+              <w:right w:val="none" w:color="FFFFFF" w:sz="0"/>
+            </w:tcBorders>
+            <w:tcMar>
+              <w:top w:type="dxa" w:w="120"/>
+              <w:left w:type="dxa" w:w="120"/>
+              <w:bottom w:type="dxa" w:w="120"/>
+              <w:right w:type="dxa" w:w="120"/>
+            </w:tcMar>
+            <w:vAlign w:val="center"/>
+          </w:tcPr>
+          <w:p>
+            <w:pPr>
+              <w:pStyle w:val="TablaTexto"/>
+              <w:jc w:val="left"/>
+            </w:pPr>
+            <w:r>
+              <w:rPr>
+                <w:b/>
+                <w:bCs/>
+              </w:rPr>
+              <w:t xml:space="preserve">Total</w:t>
+            </w:r>
+          </w:p>
+        </w:tc>
+        <w:tc>
+          <w:tcPr>
+            <w:tcW w:type="dxa" w:w="1100"/>
+            <w:tcBorders>
+              <w:top w:val="single" w:color="2E2E2D" w:sz="8"/>
+              <w:left w:val="none" w:color="FFFFFF" w:sz="0"/>
+              <w:bottom w:val="none" w:color="FFFFFF" w:sz="0"/>
+              <w:right w:val="none" w:color="FFFFFF" w:sz="0"/>
+            </w:tcBorders>
+            <w:tcMar>
+              <w:top w:type="dxa" w:w="120"/>
+              <w:left w:type="dxa" w:w="120"/>
+              <w:bottom w:type="dxa" w:w="120"/>
+              <w:right w:type="dxa" w:w="120"/>
+            </w:tcMar>
+            <w:vAlign w:val="center"/>
+          </w:tcPr>
+          <w:p>
+            <w:pPr>
+              <w:pStyle w:val="TablaTexto"/>
+              <w:jc w:val="right"/>
+            </w:pPr>
+            <w:r>
+              <w:rPr>
+                <w:b/>
+                <w:bCs/>
+              </w:rPr>
+              <w:t xml:space="preserve">115</w:t>
+            </w:r>
+          </w:p>
+        </w:tc>
+        <w:tc>
+          <w:tcPr>
+            <w:tcW w:type="dxa" w:w="1700"/>
+            <w:tcBorders>
+              <w:top w:val="single" w:color="2E2E2D" w:sz="8"/>
+              <w:left w:val="none" w:color="FFFFFF" w:sz="0"/>
+              <w:bottom w:val="none" w:color="FFFFFF" w:sz="0"/>
+              <w:right w:val="none" w:color="FFFFFF" w:sz="0"/>
+            </w:tcBorders>
+            <w:tcMar>
+              <w:top w:type="dxa" w:w="120"/>
+              <w:left w:type="dxa" w:w="120"/>
+              <w:bottom w:type="dxa" w:w="120"/>
+              <w:right w:type="dxa" w:w="0"/>
+            </w:tcMar>
+            <w:vAlign w:val="center"/>
+          </w:tcPr>
+          <w:p>
+            <w:pPr>
+              <w:pStyle w:val="TablaTexto"/>
+              <w:jc w:val="left"/>
+            </w:pPr>
+            <w:r>
+              <w:rPr>
+                <w:b/>
+                <w:bCs/>
+              </w:rPr>
+              <w:t xml:space="preserve"/>
+            </w:r>
+          </w:p>
+        </w:tc>
+      </w:tr>
+    </w:tbl>
+    <w:p>
+      <w:pPr>
+        <w:pStyle w:val="Leyenda"/>
+        <w:spacing w:after="280" w:before="100"/>
+      </w:pPr>
+      <w:r>
+        <w:t xml:space="preserve">Distancias aproximadas.</w:t>
+      </w:r>
+    </w:p>
+    <w:p>
+      <w:pPr>
+        <w:pStyle w:val="Heading2"/>
+      </w:pPr>
+      <w:r>
+        <w:t xml:space="preserve">Qué hay que saber</w:t>
+      </w:r>
+    </w:p>
+    <w:p>
+      <w:r>
+        <w:t xml:space="preserve">Maecenas sed diam eget risus varius blandit sit amet non magna. Vestibulum id ligula porta felis euismod semper. Nullam quis risus eget urna mollis ornare vel eu leo. Aenean lacinia bibendum nulla sed consectetur.</w:t>
+      </w:r>
+    </w:p>
+    <w:p>
+      <w:pPr>
+        <w:pStyle w:val="Antetitulo"/>
+        <w:pageBreakBefore/>
+      </w:pPr>
+      <w:r>
+        <w:t xml:space="preserve">Capítulo 08 · Comparativa</w:t>
+      </w:r>
+    </w:p>
+    <w:p>
+      <w:pPr>
+        <w:pStyle w:val="Heading1"/>
+      </w:pPr>
+      <w:r>
+        <w:t xml:space="preserve">Comparativa de opciones</w:t>
+      </w:r>
+    </w:p>
+    <w:p>
+      <w:r>
+        <w:t xml:space="preserve">Lorem ipsum dolor sit amet, consectetur adipiscing elit. Integer posuere erat a ante venenatis dapibus, posuere velit aliquet.</w:t>
+      </w:r>
+    </w:p>
+    <w:p>
+      <w:pPr>
+        <w:spacing w:after="200" w:before="0" w:line="240" w:lineRule="auto"/>
+      </w:pPr>
+      <w:r>
+        <w:rPr>
+          <w:sz w:val="4"/>
+          <w:szCs w:val="4"/>
+        </w:rPr>
+        <w:t xml:space="preserve"/>
+      </w:r>
+    </w:p>
+    <w:tbl>
+      <w:tblPr>
+        <w:tblW w:type="dxa" w:w="9070"/>
+        <w:tblBorders>
+          <w:top w:val="none" w:color="FFFFFF" w:sz="0"/>
+          <w:left w:val="none" w:color="FFFFFF" w:sz="0"/>
+          <w:bottom w:val="none" w:color="FFFFFF" w:sz="0"/>
+          <w:right w:val="none" w:color="FFFFFF" w:sz="0"/>
+          <w:insideH w:val="none" w:color="FFFFFF" w:sz="0"/>
+          <w:insideV w:val="none" w:color="FFFFFF" w:sz="0"/>
+        </w:tblBorders>
+        <w:tblLayout w:type="fixed"/>
+      </w:tblPr>
+      <w:tblGrid>
+        <w:gridCol w:w="3670"/>
+        <w:gridCol w:w="1800"/>
+        <w:gridCol w:w="1800"/>
+        <w:gridCol w:w="1800"/>
+      </w:tblGrid>
+      <w:tr>
+        <w:trPr>
+          <w:tblHeader/>
+        </w:trPr>
+        <w:tc>
+          <w:tcPr>
+            <w:tcW w:type="dxa" w:w="3670"/>
+            <w:tcBorders>
+              <w:top w:val="none" w:color="FFFFFF" w:sz="0"/>
+              <w:left w:val="none" w:color="FFFFFF" w:sz="0"/>
+              <w:bottom w:val="single" w:color="2E2E2D" w:sz="8"/>
+              <w:right w:val="none" w:color="FFFFFF" w:sz="0"/>
+            </w:tcBorders>
+            <w:tcMar>
+              <w:top w:type="dxa" w:w="160"/>
+              <w:left w:type="dxa" w:w="0"/>
+              <w:bottom w:type="dxa" w:w="140"/>
+              <w:right w:type="dxa" w:w="0"/>
+            </w:tcMar>
+            <w:vAlign w:val="bottom"/>
+          </w:tcPr>
+          <w:p>
+            <w:pPr>
+              <w:pStyle w:val="TablaCabecera"/>
+            </w:pPr>
+            <w:r>
+              <w:t xml:space="preserve">Qué incluye</w:t>
+            </w:r>
+          </w:p>
+        </w:tc>
+        <w:tc>
+          <w:tcPr>
+            <w:tcW w:type="dxa" w:w="1800"/>
+            <w:tcBorders>
+              <w:top w:val="none" w:color="FFFFFF" w:sz="0"/>
+              <w:left w:val="none" w:color="FFFFFF" w:sz="0"/>
+              <w:bottom w:val="single" w:color="2E2E2D" w:sz="8"/>
+              <w:right w:val="none" w:color="FFFFFF" w:sz="0"/>
+            </w:tcBorders>
+            <w:tcMar>
+              <w:top w:type="dxa" w:w="200"/>
+              <w:left w:type="dxa" w:w="80"/>
+              <w:bottom w:type="dxa" w:w="140"/>
+              <w:right w:type="dxa" w:w="80"/>
+            </w:tcMar>
+            <w:vAlign w:val="bottom"/>
+          </w:tcPr>
+          <w:p>
+            <w:pPr>
+              <w:pStyle w:val="Antetitulo"/>
+              <w:spacing w:after="60"/>
+              <w:jc w:val="center"/>
+            </w:pPr>
+            <w:r>
+              <w:t xml:space="preserve"> </w:t>
+            </w:r>
+          </w:p>
+          <w:p>
+            <w:pPr>
+              <w:pStyle w:val="PlanNombre"/>
+              <w:jc w:val="center"/>
+            </w:pPr>
+            <w:r>
+              <w:t xml:space="preserve">Esencial</w:t>
+            </w:r>
+          </w:p>
+          <w:p>
+            <w:pPr>
+              <w:pStyle w:val="PlanPrecio"/>
+              <w:jc w:val="center"/>
+            </w:pPr>
+            <w:r>
+              <w:t xml:space="preserve">desde 695 €</w:t>
+            </w:r>
+          </w:p>
+        </w:tc>
+        <w:tc>
+          <w:tcPr>
+            <w:tcW w:type="dxa" w:w="1800"/>
+            <w:tcBorders>
+              <w:top w:val="none" w:color="FFFFFF" w:sz="0"/>
+              <w:left w:val="none" w:color="FFFFFF" w:sz="0"/>
+              <w:bottom w:val="single" w:color="2E2E2D" w:sz="8"/>
+              <w:right w:val="none" w:color="FFFFFF" w:sz="0"/>
+            </w:tcBorders>
+            <w:shd w:fill="FAFFEE" w:color="auto" w:val="clear"/>
+            <w:tcMar>
+              <w:top w:type="dxa" w:w="200"/>
+              <w:left w:type="dxa" w:w="80"/>
+              <w:bottom w:type="dxa" w:w="140"/>
+              <w:right w:type="dxa" w:w="80"/>
+            </w:tcMar>
+            <w:vAlign w:val="bottom"/>
+          </w:tcPr>
+          <w:p>
+            <w:pPr>
+              <w:pStyle w:val="Antetitulo"/>
+              <w:spacing w:after="60"/>
+              <w:jc w:val="center"/>
+            </w:pPr>
+            <w:r>
+              <w:t xml:space="preserve">Recomendado</w:t>
+            </w:r>
+          </w:p>
+          <w:p>
+            <w:pPr>
+              <w:pStyle w:val="PlanNombre"/>
+              <w:jc w:val="center"/>
+            </w:pPr>
+            <w:r>
+              <w:t xml:space="preserve">Confort</w:t>
+            </w:r>
+          </w:p>
+          <w:p>
+            <w:pPr>
+              <w:pStyle w:val="PlanPrecio"/>
+              <w:jc w:val="center"/>
+            </w:pPr>
+            <w:r>
+              <w:t xml:space="preserve">desde 845 €</w:t>
+            </w:r>
+          </w:p>
+        </w:tc>
+        <w:tc>
+          <w:tcPr>
+            <w:tcW w:type="dxa" w:w="1800"/>
+            <w:tcBorders>
+              <w:top w:val="none" w:color="FFFFFF" w:sz="0"/>
+              <w:left w:val="none" w:color="FFFFFF" w:sz="0"/>
+              <w:bottom w:val="single" w:color="2E2E2D" w:sz="8"/>
+              <w:right w:val="none" w:color="FFFFFF" w:sz="0"/>
+            </w:tcBorders>
+            <w:tcMar>
+              <w:top w:type="dxa" w:w="200"/>
+              <w:left w:type="dxa" w:w="80"/>
+              <w:bottom w:type="dxa" w:w="140"/>
+              <w:right w:type="dxa" w:w="80"/>
+            </w:tcMar>
+            <w:vAlign w:val="bottom"/>
+          </w:tcPr>
+          <w:p>
+            <w:pPr>
+              <w:pStyle w:val="Antetitulo"/>
+              <w:spacing w:after="60"/>
+              <w:jc w:val="center"/>
+            </w:pPr>
+            <w:r>
+              <w:t xml:space="preserve"> </w:t>
+            </w:r>
+          </w:p>
+          <w:p>
+            <w:pPr>
+              <w:pStyle w:val="PlanNombre"/>
+              <w:jc w:val="center"/>
+            </w:pPr>
+            <w:r>
+              <w:t xml:space="preserve">Premium</w:t>
+            </w:r>
+          </w:p>
+          <w:p>
+            <w:pPr>
+              <w:pStyle w:val="PlanPrecio"/>
+              <w:jc w:val="center"/>
+            </w:pPr>
+            <w:r>
+              <w:t xml:space="preserve">desde 1.190 €</w:t>
+            </w:r>
+          </w:p>
+        </w:tc>
+      </w:tr>
+      <w:tr>
+        <w:trPr>
+          <w:cantSplit/>
+        </w:trPr>
+        <w:tc>
+          <w:tcPr>
+            <w:tcW w:type="dxa" w:w="3670"/>
+            <w:tcBorders>
+              <w:top w:val="none" w:color="FFFFFF" w:sz="0"/>
+              <w:left w:val="none" w:color="FFFFFF" w:sz="0"/>
+              <w:bottom w:val="single" w:color="E8E8E6" w:sz="4"/>
+              <w:right w:val="none" w:color="FFFFFF" w:sz="0"/>
+            </w:tcBorders>
+            <w:tcMar>
+              <w:top w:type="dxa" w:w="130"/>
+              <w:left w:type="dxa" w:w="0"/>
+              <w:bottom w:type="dxa" w:w="130"/>
+              <w:right w:type="dxa" w:w="0"/>
+            </w:tcMar>
+            <w:vAlign w:val="center"/>
+          </w:tcPr>
+          <w:p>
+            <w:pPr>
+              <w:pStyle w:val="TablaTexto"/>
+            </w:pPr>
+            <w:r>
+              <w:t xml:space="preserve">Alojamiento en cada etapa</w:t>
+            </w:r>
+          </w:p>
+        </w:tc>
+        <w:tc>
+          <w:tcPr>
+            <w:tcW w:type="dxa" w:w="1800"/>
+            <w:tcBorders>
+              <w:top w:val="none" w:color="FFFFFF" w:sz="0"/>
+              <w:left w:val="none" w:color="FFFFFF" w:sz="0"/>
+              <w:bottom w:val="single" w:color="E8E8E6" w:sz="4"/>
+              <w:right w:val="none" w:color="FFFFFF" w:sz="0"/>
+            </w:tcBorders>
+            <w:tcMar>
+              <w:top w:type="dxa" w:w="130"/>
+              <w:left w:type="dxa" w:w="0"/>
+              <w:bottom w:type="dxa" w:w="130"/>
+              <w:right w:type="dxa" w:w="0"/>
+            </w:tcMar>
+            <w:vAlign w:val="center"/>
+          </w:tcPr>
+          <w:p>
+            <w:pPr>
+              <w:pStyle w:val="Celda"/>
+            </w:pPr>
+            <w:r>
+              <w:rPr>
+                <w:rFonts w:ascii="Arial" w:cs="Arial" w:eastAsia="Arial" w:hAnsi="Arial"/>
+                <w:color w:val="7AA606"/>
+                <w:sz w:val="20"/>
+                <w:szCs w:val="20"/>
+              </w:rPr>
+              <w:t xml:space="preserve">●</w:t>
+            </w:r>
+          </w:p>
+        </w:tc>
+        <w:tc>
+          <w:tcPr>
+            <w:tcW w:type="dxa" w:w="1800"/>
+            <w:tcBorders>
+              <w:top w:val="none" w:color="FFFFFF" w:sz="0"/>
+              <w:left w:val="none" w:color="FFFFFF" w:sz="0"/>
+              <w:bottom w:val="single" w:color="E8E8E6" w:sz="4"/>
+              <w:right w:val="none" w:color="FFFFFF" w:sz="0"/>
+            </w:tcBorders>
+            <w:shd w:fill="FAFFEE" w:color="auto" w:val="clear"/>
+            <w:tcMar>
+              <w:top w:type="dxa" w:w="130"/>
+              <w:left w:type="dxa" w:w="0"/>
+              <w:bottom w:type="dxa" w:w="130"/>
+              <w:right w:type="dxa" w:w="0"/>
+            </w:tcMar>
+            <w:vAlign w:val="center"/>
+          </w:tcPr>
+          <w:p>
+            <w:pPr>
+              <w:pStyle w:val="Celda"/>
+            </w:pPr>
+            <w:r>
+              <w:rPr>
+                <w:rFonts w:ascii="Arial" w:cs="Arial" w:eastAsia="Arial" w:hAnsi="Arial"/>
+                <w:color w:val="7AA606"/>
+                <w:sz w:val="20"/>
+                <w:szCs w:val="20"/>
+              </w:rPr>
+              <w:t xml:space="preserve">●</w:t>
+            </w:r>
+          </w:p>
+        </w:tc>
+        <w:tc>
+          <w:tcPr>
+            <w:tcW w:type="dxa" w:w="1800"/>
+            <w:tcBorders>
+              <w:top w:val="none" w:color="FFFFFF" w:sz="0"/>
+              <w:left w:val="none" w:color="FFFFFF" w:sz="0"/>
+              <w:bottom w:val="single" w:color="E8E8E6" w:sz="4"/>
+              <w:right w:val="none" w:color="FFFFFF" w:sz="0"/>
+            </w:tcBorders>
+            <w:tcMar>
+              <w:top w:type="dxa" w:w="130"/>
+              <w:left w:type="dxa" w:w="0"/>
+              <w:bottom w:type="dxa" w:w="130"/>
+              <w:right w:type="dxa" w:w="0"/>
+            </w:tcMar>
+            <w:vAlign w:val="center"/>
+          </w:tcPr>
+          <w:p>
+            <w:pPr>
+              <w:pStyle w:val="Celda"/>
+            </w:pPr>
+            <w:r>
+              <w:rPr>
+                <w:rFonts w:ascii="Arial" w:cs="Arial" w:eastAsia="Arial" w:hAnsi="Arial"/>
+                <w:color w:val="7AA606"/>
+                <w:sz w:val="20"/>
+                <w:szCs w:val="20"/>
+              </w:rPr>
+              <w:t xml:space="preserve">●</w:t>
+            </w:r>
+          </w:p>
+        </w:tc>
+      </w:tr>
+      <w:tr>
+        <w:trPr>
+          <w:cantSplit/>
+        </w:trPr>
+        <w:tc>
+          <w:tcPr>
+            <w:tcW w:type="dxa" w:w="3670"/>
+            <w:tcBorders>
+              <w:top w:val="none" w:color="FFFFFF" w:sz="0"/>
+              <w:left w:val="none" w:color="FFFFFF" w:sz="0"/>
+              <w:bottom w:val="single" w:color="E8E8E6" w:sz="4"/>
+              <w:right w:val="none" w:color="FFFFFF" w:sz="0"/>
+            </w:tcBorders>
+            <w:tcMar>
+              <w:top w:type="dxa" w:w="130"/>
+              <w:left w:type="dxa" w:w="0"/>
+              <w:bottom w:type="dxa" w:w="130"/>
+              <w:right w:type="dxa" w:w="0"/>
+            </w:tcMar>
+            <w:vAlign w:val="center"/>
+          </w:tcPr>
+          <w:p>
+            <w:pPr>
+              <w:pStyle w:val="TablaTexto"/>
+            </w:pPr>
+            <w:r>
+              <w:t xml:space="preserve">Traslado de equipaje</w:t>
+            </w:r>
+          </w:p>
+        </w:tc>
+        <w:tc>
+          <w:tcPr>
+            <w:tcW w:type="dxa" w:w="1800"/>
+            <w:tcBorders>
+              <w:top w:val="none" w:color="FFFFFF" w:sz="0"/>
+              <w:left w:val="none" w:color="FFFFFF" w:sz="0"/>
+              <w:bottom w:val="single" w:color="E8E8E6" w:sz="4"/>
+              <w:right w:val="none" w:color="FFFFFF" w:sz="0"/>
+            </w:tcBorders>
+            <w:tcMar>
+              <w:top w:type="dxa" w:w="130"/>
+              <w:left w:type="dxa" w:w="0"/>
+              <w:bottom w:type="dxa" w:w="130"/>
+              <w:right w:type="dxa" w:w="0"/>
+            </w:tcMar>
+            <w:vAlign w:val="center"/>
+          </w:tcPr>
+          <w:p>
+            <w:pPr>
+              <w:pStyle w:val="Celda"/>
+            </w:pPr>
+            <w:r>
+              <w:rPr>
+                <w:rFonts w:ascii="Arial" w:cs="Arial" w:eastAsia="Arial" w:hAnsi="Arial"/>
+                <w:color w:val="7AA606"/>
+                <w:sz w:val="20"/>
+                <w:szCs w:val="20"/>
+              </w:rPr>
+              <w:t xml:space="preserve">●</w:t>
+            </w:r>
+          </w:p>
+        </w:tc>
+        <w:tc>
+          <w:tcPr>
+            <w:tcW w:type="dxa" w:w="1800"/>
+            <w:tcBorders>
+              <w:top w:val="none" w:color="FFFFFF" w:sz="0"/>
+              <w:left w:val="none" w:color="FFFFFF" w:sz="0"/>
+              <w:bottom w:val="single" w:color="E8E8E6" w:sz="4"/>
+              <w:right w:val="none" w:color="FFFFFF" w:sz="0"/>
+            </w:tcBorders>
+            <w:shd w:fill="FAFFEE" w:color="auto" w:val="clear"/>
+            <w:tcMar>
+              <w:top w:type="dxa" w:w="130"/>
+              <w:left w:type="dxa" w:w="0"/>
+              <w:bottom w:type="dxa" w:w="130"/>
+              <w:right w:type="dxa" w:w="0"/>
+            </w:tcMar>
+            <w:vAlign w:val="center"/>
+          </w:tcPr>
+          <w:p>
+            <w:pPr>
+              <w:pStyle w:val="Celda"/>
+            </w:pPr>
+            <w:r>
+              <w:rPr>
+                <w:rFonts w:ascii="Arial" w:cs="Arial" w:eastAsia="Arial" w:hAnsi="Arial"/>
+                <w:color w:val="7AA606"/>
+                <w:sz w:val="20"/>
+                <w:szCs w:val="20"/>
+              </w:rPr>
+              <w:t xml:space="preserve">●</w:t>
+            </w:r>
+          </w:p>
+        </w:tc>
+        <w:tc>
+          <w:tcPr>
+            <w:tcW w:type="dxa" w:w="1800"/>
+            <w:tcBorders>
+              <w:top w:val="none" w:color="FFFFFF" w:sz="0"/>
+              <w:left w:val="none" w:color="FFFFFF" w:sz="0"/>
+              <w:bottom w:val="single" w:color="E8E8E6" w:sz="4"/>
+              <w:right w:val="none" w:color="FFFFFF" w:sz="0"/>
+            </w:tcBorders>
+            <w:tcMar>
+              <w:top w:type="dxa" w:w="130"/>
+              <w:left w:type="dxa" w:w="0"/>
+              <w:bottom w:type="dxa" w:w="130"/>
+              <w:right w:type="dxa" w:w="0"/>
+            </w:tcMar>
+            <w:vAlign w:val="center"/>
+          </w:tcPr>
+          <w:p>
+            <w:pPr>
+              <w:pStyle w:val="Celda"/>
+            </w:pPr>
+            <w:r>
+              <w:rPr>
+                <w:rFonts w:ascii="Arial" w:cs="Arial" w:eastAsia="Arial" w:hAnsi="Arial"/>
+                <w:color w:val="7AA606"/>
+                <w:sz w:val="20"/>
+                <w:szCs w:val="20"/>
+              </w:rPr>
+              <w:t xml:space="preserve">●</w:t>
+            </w:r>
+          </w:p>
+        </w:tc>
+      </w:tr>
+      <w:tr>
+        <w:trPr>
+          <w:cantSplit/>
+        </w:trPr>
+        <w:tc>
+          <w:tcPr>
+            <w:tcW w:type="dxa" w:w="3670"/>
+            <w:tcBorders>
+              <w:top w:val="none" w:color="FFFFFF" w:sz="0"/>
+              <w:left w:val="none" w:color="FFFFFF" w:sz="0"/>
+              <w:bottom w:val="single" w:color="E8E8E6" w:sz="4"/>
+              <w:right w:val="none" w:color="FFFFFF" w:sz="0"/>
+            </w:tcBorders>
+            <w:tcMar>
+              <w:top w:type="dxa" w:w="130"/>
+              <w:left w:type="dxa" w:w="0"/>
+              <w:bottom w:type="dxa" w:w="130"/>
+              <w:right w:type="dxa" w:w="0"/>
+            </w:tcMar>
+            <w:vAlign w:val="center"/>
+          </w:tcPr>
+          <w:p>
+            <w:pPr>
+              <w:pStyle w:val="TablaTexto"/>
+            </w:pPr>
+            <w:r>
+              <w:t xml:space="preserve">Desayunos</w:t>
+            </w:r>
+          </w:p>
+        </w:tc>
+        <w:tc>
+          <w:tcPr>
+            <w:tcW w:type="dxa" w:w="1800"/>
+            <w:tcBorders>
+              <w:top w:val="none" w:color="FFFFFF" w:sz="0"/>
+              <w:left w:val="none" w:color="FFFFFF" w:sz="0"/>
+              <w:bottom w:val="single" w:color="E8E8E6" w:sz="4"/>
+              <w:right w:val="none" w:color="FFFFFF" w:sz="0"/>
+            </w:tcBorders>
+            <w:tcMar>
+              <w:top w:type="dxa" w:w="130"/>
+              <w:left w:type="dxa" w:w="0"/>
+              <w:bottom w:type="dxa" w:w="130"/>
+              <w:right w:type="dxa" w:w="0"/>
+            </w:tcMar>
+            <w:vAlign w:val="center"/>
+          </w:tcPr>
+          <w:p>
+            <w:pPr>
+              <w:pStyle w:val="Celda"/>
+            </w:pPr>
+            <w:r>
+              <w:rPr>
+                <w:rFonts w:ascii="Arial" w:cs="Arial" w:eastAsia="Arial" w:hAnsi="Arial"/>
+                <w:color w:val="B9B9B6"/>
+                <w:sz w:val="20"/>
+                <w:szCs w:val="20"/>
+              </w:rPr>
+              <w:t xml:space="preserve">○</w:t>
+            </w:r>
+          </w:p>
+        </w:tc>
+        <w:tc>
+          <w:tcPr>
+            <w:tcW w:type="dxa" w:w="1800"/>
+            <w:tcBorders>
+              <w:top w:val="none" w:color="FFFFFF" w:sz="0"/>
+              <w:left w:val="none" w:color="FFFFFF" w:sz="0"/>
+              <w:bottom w:val="single" w:color="E8E8E6" w:sz="4"/>
+              <w:right w:val="none" w:color="FFFFFF" w:sz="0"/>
+            </w:tcBorders>
+            <w:shd w:fill="FAFFEE" w:color="auto" w:val="clear"/>
+            <w:tcMar>
+              <w:top w:type="dxa" w:w="130"/>
+              <w:left w:type="dxa" w:w="0"/>
+              <w:bottom w:type="dxa" w:w="130"/>
+              <w:right w:type="dxa" w:w="0"/>
+            </w:tcMar>
+            <w:vAlign w:val="center"/>
+          </w:tcPr>
+          <w:p>
+            <w:pPr>
+              <w:pStyle w:val="Celda"/>
+            </w:pPr>
+            <w:r>
+              <w:rPr>
+                <w:rFonts w:ascii="Arial" w:cs="Arial" w:eastAsia="Arial" w:hAnsi="Arial"/>
+                <w:color w:val="7AA606"/>
+                <w:sz w:val="20"/>
+                <w:szCs w:val="20"/>
+              </w:rPr>
+              <w:t xml:space="preserve">●</w:t>
+            </w:r>
+          </w:p>
+        </w:tc>
+        <w:tc>
+          <w:tcPr>
+            <w:tcW w:type="dxa" w:w="1800"/>
+            <w:tcBorders>
+              <w:top w:val="none" w:color="FFFFFF" w:sz="0"/>
+              <w:left w:val="none" w:color="FFFFFF" w:sz="0"/>
+              <w:bottom w:val="single" w:color="E8E8E6" w:sz="4"/>
+              <w:right w:val="none" w:color="FFFFFF" w:sz="0"/>
+            </w:tcBorders>
+            <w:tcMar>
+              <w:top w:type="dxa" w:w="130"/>
+              <w:left w:type="dxa" w:w="0"/>
+              <w:bottom w:type="dxa" w:w="130"/>
+              <w:right w:type="dxa" w:w="0"/>
+            </w:tcMar>
+            <w:vAlign w:val="center"/>
+          </w:tcPr>
+          <w:p>
+            <w:pPr>
+              <w:pStyle w:val="Celda"/>
+            </w:pPr>
+            <w:r>
+              <w:rPr>
+                <w:rFonts w:ascii="Arial" w:cs="Arial" w:eastAsia="Arial" w:hAnsi="Arial"/>
+                <w:color w:val="7AA606"/>
+                <w:sz w:val="20"/>
+                <w:szCs w:val="20"/>
+              </w:rPr>
+              <w:t xml:space="preserve">●</w:t>
+            </w:r>
+          </w:p>
+        </w:tc>
+      </w:tr>
+      <w:tr>
+        <w:trPr>
+          <w:cantSplit/>
+        </w:trPr>
+        <w:tc>
+          <w:tcPr>
+            <w:tcW w:type="dxa" w:w="3670"/>
+            <w:tcBorders>
+              <w:top w:val="none" w:color="FFFFFF" w:sz="0"/>
+              <w:left w:val="none" w:color="FFFFFF" w:sz="0"/>
+              <w:bottom w:val="single" w:color="E8E8E6" w:sz="4"/>
+              <w:right w:val="none" w:color="FFFFFF" w:sz="0"/>
+            </w:tcBorders>
+            <w:tcMar>
+              <w:top w:type="dxa" w:w="130"/>
+              <w:left w:type="dxa" w:w="0"/>
+              <w:bottom w:type="dxa" w:w="130"/>
+              <w:right w:type="dxa" w:w="0"/>
+            </w:tcMar>
+            <w:vAlign w:val="center"/>
+          </w:tcPr>
+          <w:p>
+            <w:pPr>
+              <w:pStyle w:val="TablaTexto"/>
+            </w:pPr>
+            <w:r>
+              <w:t xml:space="preserve">Cenas en ruta</w:t>
+            </w:r>
+          </w:p>
+        </w:tc>
+        <w:tc>
+          <w:tcPr>
+            <w:tcW w:type="dxa" w:w="1800"/>
+            <w:tcBorders>
+              <w:top w:val="none" w:color="FFFFFF" w:sz="0"/>
+              <w:left w:val="none" w:color="FFFFFF" w:sz="0"/>
+              <w:bottom w:val="single" w:color="E8E8E6" w:sz="4"/>
+              <w:right w:val="none" w:color="FFFFFF" w:sz="0"/>
+            </w:tcBorders>
+            <w:tcMar>
+              <w:top w:type="dxa" w:w="130"/>
+              <w:left w:type="dxa" w:w="0"/>
+              <w:bottom w:type="dxa" w:w="130"/>
+              <w:right w:type="dxa" w:w="0"/>
+            </w:tcMar>
+            <w:vAlign w:val="center"/>
+          </w:tcPr>
+          <w:p>
+            <w:pPr>
+              <w:pStyle w:val="Celda"/>
+            </w:pPr>
+            <w:r>
+              <w:rPr>
+                <w:rFonts w:ascii="Arial" w:cs="Arial" w:eastAsia="Arial" w:hAnsi="Arial"/>
+                <w:color w:val="B9B9B6"/>
+                <w:sz w:val="20"/>
+                <w:szCs w:val="20"/>
+              </w:rPr>
+              <w:t xml:space="preserve">○</w:t>
+            </w:r>
+          </w:p>
+        </w:tc>
+        <w:tc>
+          <w:tcPr>
+            <w:tcW w:type="dxa" w:w="1800"/>
+            <w:tcBorders>
+              <w:top w:val="none" w:color="FFFFFF" w:sz="0"/>
+              <w:left w:val="none" w:color="FFFFFF" w:sz="0"/>
+              <w:bottom w:val="single" w:color="E8E8E6" w:sz="4"/>
+              <w:right w:val="none" w:color="FFFFFF" w:sz="0"/>
+            </w:tcBorders>
+            <w:shd w:fill="FAFFEE" w:color="auto" w:val="clear"/>
+            <w:tcMar>
+              <w:top w:type="dxa" w:w="130"/>
+              <w:left w:type="dxa" w:w="0"/>
+              <w:bottom w:type="dxa" w:w="130"/>
+              <w:right w:type="dxa" w:w="0"/>
+            </w:tcMar>
+            <w:vAlign w:val="center"/>
+          </w:tcPr>
+          <w:p>
+            <w:pPr>
+              <w:pStyle w:val="Celda"/>
+            </w:pPr>
+            <w:r>
+              <w:rPr>
+                <w:rFonts w:ascii="Arial" w:cs="Arial" w:eastAsia="Arial" w:hAnsi="Arial"/>
+                <w:color w:val="B9B9B6"/>
+                <w:sz w:val="20"/>
+                <w:szCs w:val="20"/>
+              </w:rPr>
+              <w:t xml:space="preserve">○</w:t>
+            </w:r>
+          </w:p>
+        </w:tc>
+        <w:tc>
+          <w:tcPr>
+            <w:tcW w:type="dxa" w:w="1800"/>
+            <w:tcBorders>
+              <w:top w:val="none" w:color="FFFFFF" w:sz="0"/>
+              <w:left w:val="none" w:color="FFFFFF" w:sz="0"/>
+              <w:bottom w:val="single" w:color="E8E8E6" w:sz="4"/>
+              <w:right w:val="none" w:color="FFFFFF" w:sz="0"/>
+            </w:tcBorders>
+            <w:tcMar>
+              <w:top w:type="dxa" w:w="130"/>
+              <w:left w:type="dxa" w:w="0"/>
+              <w:bottom w:type="dxa" w:w="130"/>
+              <w:right w:type="dxa" w:w="0"/>
+            </w:tcMar>
+            <w:vAlign w:val="center"/>
+          </w:tcPr>
+          <w:p>
+            <w:pPr>
+              <w:pStyle w:val="Celda"/>
+            </w:pPr>
+            <w:r>
+              <w:rPr>
+                <w:rFonts w:ascii="Arial" w:cs="Arial" w:eastAsia="Arial" w:hAnsi="Arial"/>
+                <w:color w:val="7AA606"/>
+                <w:sz w:val="20"/>
+                <w:szCs w:val="20"/>
+              </w:rPr>
+              <w:t xml:space="preserve">●</w:t>
+            </w:r>
+          </w:p>
+        </w:tc>
+      </w:tr>
+      <w:tr>
+        <w:trPr>
+          <w:cantSplit/>
+        </w:trPr>
+        <w:tc>
+          <w:tcPr>
+            <w:tcW w:type="dxa" w:w="3670"/>
+            <w:tcBorders>
+              <w:top w:val="none" w:color="FFFFFF" w:sz="0"/>
+              <w:left w:val="none" w:color="FFFFFF" w:sz="0"/>
+              <w:bottom w:val="single" w:color="E8E8E6" w:sz="4"/>
+              <w:right w:val="none" w:color="FFFFFF" w:sz="0"/>
+            </w:tcBorders>
+            <w:tcMar>
+              <w:top w:type="dxa" w:w="130"/>
+              <w:left w:type="dxa" w:w="0"/>
+              <w:bottom w:type="dxa" w:w="130"/>
+              <w:right w:type="dxa" w:w="0"/>
+            </w:tcMar>
+            <w:vAlign w:val="center"/>
+          </w:tcPr>
+          <w:p>
+            <w:pPr>
+              <w:pStyle w:val="TablaTexto"/>
+            </w:pPr>
+            <w:r>
+              <w:t xml:space="preserve">Seguro de viaje</w:t>
+            </w:r>
+          </w:p>
+        </w:tc>
+        <w:tc>
+          <w:tcPr>
+            <w:tcW w:type="dxa" w:w="1800"/>
+            <w:tcBorders>
+              <w:top w:val="none" w:color="FFFFFF" w:sz="0"/>
+              <w:left w:val="none" w:color="FFFFFF" w:sz="0"/>
+              <w:bottom w:val="single" w:color="E8E8E6" w:sz="4"/>
+              <w:right w:val="none" w:color="FFFFFF" w:sz="0"/>
+            </w:tcBorders>
+            <w:tcMar>
+              <w:top w:type="dxa" w:w="130"/>
+              <w:left w:type="dxa" w:w="0"/>
+              <w:bottom w:type="dxa" w:w="130"/>
+              <w:right w:type="dxa" w:w="0"/>
+            </w:tcMar>
+            <w:vAlign w:val="center"/>
+          </w:tcPr>
+          <w:p>
+            <w:pPr>
+              <w:pStyle w:val="Celda"/>
+            </w:pPr>
+            <w:r>
+              <w:rPr>
+                <w:rFonts w:ascii="Arial" w:cs="Arial" w:eastAsia="Arial" w:hAnsi="Arial"/>
+                <w:color w:val="B9B9B6"/>
+                <w:sz w:val="20"/>
+                <w:szCs w:val="20"/>
+              </w:rPr>
+              <w:t xml:space="preserve">○</w:t>
+            </w:r>
+          </w:p>
+        </w:tc>
+        <w:tc>
+          <w:tcPr>
+            <w:tcW w:type="dxa" w:w="1800"/>
+            <w:tcBorders>
+              <w:top w:val="none" w:color="FFFFFF" w:sz="0"/>
+              <w:left w:val="none" w:color="FFFFFF" w:sz="0"/>
+              <w:bottom w:val="single" w:color="E8E8E6" w:sz="4"/>
+              <w:right w:val="none" w:color="FFFFFF" w:sz="0"/>
+            </w:tcBorders>
+            <w:shd w:fill="FAFFEE" w:color="auto" w:val="clear"/>
+            <w:tcMar>
+              <w:top w:type="dxa" w:w="130"/>
+              <w:left w:type="dxa" w:w="0"/>
+              <w:bottom w:type="dxa" w:w="130"/>
+              <w:right w:type="dxa" w:w="0"/>
+            </w:tcMar>
+            <w:vAlign w:val="center"/>
+          </w:tcPr>
+          <w:p>
+            <w:pPr>
+              <w:pStyle w:val="Celda"/>
+            </w:pPr>
+            <w:r>
+              <w:rPr>
+                <w:rFonts w:ascii="Arial" w:cs="Arial" w:eastAsia="Arial" w:hAnsi="Arial"/>
+                <w:color w:val="7AA606"/>
+                <w:sz w:val="20"/>
+                <w:szCs w:val="20"/>
+              </w:rPr>
+              <w:t xml:space="preserve">●</w:t>
+            </w:r>
+          </w:p>
+        </w:tc>
+        <w:tc>
+          <w:tcPr>
+            <w:tcW w:type="dxa" w:w="1800"/>
+            <w:tcBorders>
+              <w:top w:val="none" w:color="FFFFFF" w:sz="0"/>
+              <w:left w:val="none" w:color="FFFFFF" w:sz="0"/>
+              <w:bottom w:val="single" w:color="E8E8E6" w:sz="4"/>
+              <w:right w:val="none" w:color="FFFFFF" w:sz="0"/>
+            </w:tcBorders>
+            <w:tcMar>
+              <w:top w:type="dxa" w:w="130"/>
+              <w:left w:type="dxa" w:w="0"/>
+              <w:bottom w:type="dxa" w:w="130"/>
+              <w:right w:type="dxa" w:w="0"/>
+            </w:tcMar>
+            <w:vAlign w:val="center"/>
+          </w:tcPr>
+          <w:p>
+            <w:pPr>
+              <w:pStyle w:val="Celda"/>
+            </w:pPr>
+            <w:r>
+              <w:rPr>
+                <w:rFonts w:ascii="Arial" w:cs="Arial" w:eastAsia="Arial" w:hAnsi="Arial"/>
+                <w:color w:val="7AA606"/>
+                <w:sz w:val="20"/>
+                <w:szCs w:val="20"/>
+              </w:rPr>
+              <w:t xml:space="preserve">●</w:t>
+            </w:r>
+          </w:p>
+        </w:tc>
+      </w:tr>
+      <w:tr>
+        <w:trPr>
+          <w:cantSplit/>
+        </w:trPr>
+        <w:tc>
+          <w:tcPr>
+            <w:tcW w:type="dxa" w:w="3670"/>
+            <w:tcBorders>
+              <w:top w:val="none" w:color="FFFFFF" w:sz="0"/>
+              <w:left w:val="none" w:color="FFFFFF" w:sz="0"/>
+              <w:bottom w:val="single" w:color="E8E8E6" w:sz="4"/>
+              <w:right w:val="none" w:color="FFFFFF" w:sz="0"/>
+            </w:tcBorders>
+            <w:tcMar>
+              <w:top w:type="dxa" w:w="130"/>
+              <w:left w:type="dxa" w:w="0"/>
+              <w:bottom w:type="dxa" w:w="130"/>
+              <w:right w:type="dxa" w:w="0"/>
+            </w:tcMar>
+            <w:vAlign w:val="center"/>
+          </w:tcPr>
+          <w:p>
+            <w:pPr>
+              <w:pStyle w:val="TablaTexto"/>
+            </w:pPr>
+            <w:r>
+              <w:t xml:space="preserve">Habitación con baño privado</w:t>
+            </w:r>
+          </w:p>
+        </w:tc>
+        <w:tc>
+          <w:tcPr>
+            <w:tcW w:type="dxa" w:w="1800"/>
+            <w:tcBorders>
+              <w:top w:val="none" w:color="FFFFFF" w:sz="0"/>
+              <w:left w:val="none" w:color="FFFFFF" w:sz="0"/>
+              <w:bottom w:val="single" w:color="E8E8E6" w:sz="4"/>
+              <w:right w:val="none" w:color="FFFFFF" w:sz="0"/>
+            </w:tcBorders>
+            <w:tcMar>
+              <w:top w:type="dxa" w:w="130"/>
+              <w:left w:type="dxa" w:w="0"/>
+              <w:bottom w:type="dxa" w:w="130"/>
+              <w:right w:type="dxa" w:w="0"/>
+            </w:tcMar>
+            <w:vAlign w:val="center"/>
+          </w:tcPr>
+          <w:p>
+            <w:pPr>
+              <w:pStyle w:val="Celda"/>
+            </w:pPr>
+            <w:r>
+              <w:rPr>
+                <w:rFonts w:ascii="Arial" w:cs="Arial" w:eastAsia="Arial" w:hAnsi="Arial"/>
+                <w:color w:val="B9B9B6"/>
+                <w:sz w:val="20"/>
+                <w:szCs w:val="20"/>
+              </w:rPr>
+              <w:t xml:space="preserve">○</w:t>
+            </w:r>
+          </w:p>
+        </w:tc>
+        <w:tc>
+          <w:tcPr>
+            <w:tcW w:type="dxa" w:w="1800"/>
+            <w:tcBorders>
+              <w:top w:val="none" w:color="FFFFFF" w:sz="0"/>
+              <w:left w:val="none" w:color="FFFFFF" w:sz="0"/>
+              <w:bottom w:val="single" w:color="E8E8E6" w:sz="4"/>
+              <w:right w:val="none" w:color="FFFFFF" w:sz="0"/>
+            </w:tcBorders>
+            <w:shd w:fill="FAFFEE" w:color="auto" w:val="clear"/>
+            <w:tcMar>
+              <w:top w:type="dxa" w:w="130"/>
+              <w:left w:type="dxa" w:w="0"/>
+              <w:bottom w:type="dxa" w:w="130"/>
+              <w:right w:type="dxa" w:w="0"/>
+            </w:tcMar>
+            <w:vAlign w:val="center"/>
+          </w:tcPr>
+          <w:p>
+            <w:pPr>
+              <w:pStyle w:val="Celda"/>
+            </w:pPr>
+            <w:r>
+              <w:rPr>
+                <w:rFonts w:ascii="Arial" w:cs="Arial" w:eastAsia="Arial" w:hAnsi="Arial"/>
+                <w:color w:val="7AA606"/>
+                <w:sz w:val="20"/>
+                <w:szCs w:val="20"/>
+              </w:rPr>
+              <w:t xml:space="preserve">●</w:t>
+            </w:r>
+          </w:p>
+        </w:tc>
+        <w:tc>
+          <w:tcPr>
+            <w:tcW w:type="dxa" w:w="1800"/>
+            <w:tcBorders>
+              <w:top w:val="none" w:color="FFFFFF" w:sz="0"/>
+              <w:left w:val="none" w:color="FFFFFF" w:sz="0"/>
+              <w:bottom w:val="single" w:color="E8E8E6" w:sz="4"/>
+              <w:right w:val="none" w:color="FFFFFF" w:sz="0"/>
+            </w:tcBorders>
+            <w:tcMar>
+              <w:top w:type="dxa" w:w="130"/>
+              <w:left w:type="dxa" w:w="0"/>
+              <w:bottom w:type="dxa" w:w="130"/>
+              <w:right w:type="dxa" w:w="0"/>
+            </w:tcMar>
+            <w:vAlign w:val="center"/>
+          </w:tcPr>
+          <w:p>
+            <w:pPr>
+              <w:pStyle w:val="Celda"/>
+            </w:pPr>
+            <w:r>
+              <w:rPr>
+                <w:rFonts w:ascii="Arial" w:cs="Arial" w:eastAsia="Arial" w:hAnsi="Arial"/>
+                <w:color w:val="7AA606"/>
+                <w:sz w:val="20"/>
+                <w:szCs w:val="20"/>
+              </w:rPr>
+              <w:t xml:space="preserve">●</w:t>
+            </w:r>
+          </w:p>
+        </w:tc>
+      </w:tr>
+      <w:tr>
+        <w:trPr>
+          <w:cantSplit/>
+        </w:trPr>
+        <w:tc>
+          <w:tcPr>
+            <w:tcW w:type="dxa" w:w="3670"/>
+            <w:tcBorders>
+              <w:top w:val="none" w:color="FFFFFF" w:sz="0"/>
+              <w:left w:val="none" w:color="FFFFFF" w:sz="0"/>
+              <w:bottom w:val="single" w:color="E8E8E6" w:sz="4"/>
+              <w:right w:val="none" w:color="FFFFFF" w:sz="0"/>
+            </w:tcBorders>
+            <w:tcMar>
+              <w:top w:type="dxa" w:w="130"/>
+              <w:left w:type="dxa" w:w="0"/>
+              <w:bottom w:type="dxa" w:w="130"/>
+              <w:right w:type="dxa" w:w="0"/>
+            </w:tcMar>
+            <w:vAlign w:val="center"/>
+          </w:tcPr>
+          <w:p>
+            <w:pPr>
+              <w:pStyle w:val="TablaTexto"/>
+            </w:pPr>
+            <w:r>
+              <w:t xml:space="preserve">Guía acompañante</w:t>
+            </w:r>
+          </w:p>
+        </w:tc>
+        <w:tc>
+          <w:tcPr>
+            <w:tcW w:type="dxa" w:w="1800"/>
+            <w:tcBorders>
+              <w:top w:val="none" w:color="FFFFFF" w:sz="0"/>
+              <w:left w:val="none" w:color="FFFFFF" w:sz="0"/>
+              <w:bottom w:val="single" w:color="E8E8E6" w:sz="4"/>
+              <w:right w:val="none" w:color="FFFFFF" w:sz="0"/>
+            </w:tcBorders>
+            <w:tcMar>
+              <w:top w:type="dxa" w:w="130"/>
+              <w:left w:type="dxa" w:w="0"/>
+              <w:bottom w:type="dxa" w:w="130"/>
+              <w:right w:type="dxa" w:w="0"/>
+            </w:tcMar>
+            <w:vAlign w:val="center"/>
+          </w:tcPr>
+          <w:p>
+            <w:pPr>
+              <w:pStyle w:val="Celda"/>
+            </w:pPr>
+            <w:r>
+              <w:rPr>
+                <w:rFonts w:ascii="Arial" w:cs="Arial" w:eastAsia="Arial" w:hAnsi="Arial"/>
+                <w:color w:val="B9B9B6"/>
+                <w:sz w:val="20"/>
+                <w:szCs w:val="20"/>
+              </w:rPr>
+              <w:t xml:space="preserve">○</w:t>
+            </w:r>
+          </w:p>
+        </w:tc>
+        <w:tc>
+          <w:tcPr>
+            <w:tcW w:type="dxa" w:w="1800"/>
+            <w:tcBorders>
+              <w:top w:val="none" w:color="FFFFFF" w:sz="0"/>
+              <w:left w:val="none" w:color="FFFFFF" w:sz="0"/>
+              <w:bottom w:val="single" w:color="E8E8E6" w:sz="4"/>
+              <w:right w:val="none" w:color="FFFFFF" w:sz="0"/>
+            </w:tcBorders>
+            <w:shd w:fill="FAFFEE" w:color="auto" w:val="clear"/>
+            <w:tcMar>
+              <w:top w:type="dxa" w:w="130"/>
+              <w:left w:type="dxa" w:w="0"/>
+              <w:bottom w:type="dxa" w:w="130"/>
+              <w:right w:type="dxa" w:w="0"/>
+            </w:tcMar>
+            <w:vAlign w:val="center"/>
+          </w:tcPr>
+          <w:p>
+            <w:pPr>
+              <w:pStyle w:val="Celda"/>
+            </w:pPr>
+            <w:r>
+              <w:rPr>
+                <w:rFonts w:ascii="Arial" w:cs="Arial" w:eastAsia="Arial" w:hAnsi="Arial"/>
+                <w:color w:val="B9B9B6"/>
+                <w:sz w:val="20"/>
+                <w:szCs w:val="20"/>
+              </w:rPr>
+              <w:t xml:space="preserve">○</w:t>
+            </w:r>
+          </w:p>
+        </w:tc>
+        <w:tc>
+          <w:tcPr>
+            <w:tcW w:type="dxa" w:w="1800"/>
+            <w:tcBorders>
+              <w:top w:val="none" w:color="FFFFFF" w:sz="0"/>
+              <w:left w:val="none" w:color="FFFFFF" w:sz="0"/>
+              <w:bottom w:val="single" w:color="E8E8E6" w:sz="4"/>
+              <w:right w:val="none" w:color="FFFFFF" w:sz="0"/>
+            </w:tcBorders>
+            <w:tcMar>
+              <w:top w:type="dxa" w:w="130"/>
+              <w:left w:type="dxa" w:w="0"/>
+              <w:bottom w:type="dxa" w:w="130"/>
+              <w:right w:type="dxa" w:w="0"/>
+            </w:tcMar>
+            <w:vAlign w:val="center"/>
+          </w:tcPr>
+          <w:p>
+            <w:pPr>
+              <w:pStyle w:val="Celda"/>
+            </w:pPr>
+            <w:r>
+              <w:rPr>
+                <w:rFonts w:ascii="Arial" w:cs="Arial" w:eastAsia="Arial" w:hAnsi="Arial"/>
+                <w:color w:val="7AA606"/>
+                <w:sz w:val="20"/>
+                <w:szCs w:val="20"/>
+              </w:rPr>
+              <w:t xml:space="preserve">●</w:t>
+            </w:r>
+          </w:p>
+        </w:tc>
+      </w:tr>
+      <w:tr>
+        <w:trPr>
+          <w:cantSplit/>
+        </w:trPr>
+        <w:tc>
+          <w:tcPr>
+            <w:tcW w:type="dxa" w:w="3670"/>
+            <w:tcBorders>
+              <w:top w:val="none" w:color="FFFFFF" w:sz="0"/>
+              <w:left w:val="none" w:color="FFFFFF" w:sz="0"/>
+              <w:bottom w:val="single" w:color="E8E8E6" w:sz="4"/>
+              <w:right w:val="none" w:color="FFFFFF" w:sz="0"/>
+            </w:tcBorders>
+            <w:tcMar>
+              <w:top w:type="dxa" w:w="130"/>
+              <w:left w:type="dxa" w:w="0"/>
+              <w:bottom w:type="dxa" w:w="130"/>
+              <w:right w:type="dxa" w:w="0"/>
+            </w:tcMar>
+            <w:vAlign w:val="center"/>
+          </w:tcPr>
+          <w:p>
+            <w:pPr>
+              <w:pStyle w:val="TablaTexto"/>
+            </w:pPr>
+            <w:r>
+              <w:t xml:space="preserve">Asistencia durante el viaje</w:t>
+            </w:r>
+          </w:p>
+        </w:tc>
+        <w:tc>
+          <w:tcPr>
+            <w:tcW w:type="dxa" w:w="1800"/>
+            <w:tcBorders>
+              <w:top w:val="none" w:color="FFFFFF" w:sz="0"/>
+              <w:left w:val="none" w:color="FFFFFF" w:sz="0"/>
+              <w:bottom w:val="single" w:color="E8E8E6" w:sz="4"/>
+              <w:right w:val="none" w:color="FFFFFF" w:sz="0"/>
+            </w:tcBorders>
+            <w:tcMar>
+              <w:top w:type="dxa" w:w="130"/>
+              <w:left w:type="dxa" w:w="0"/>
+              <w:bottom w:type="dxa" w:w="130"/>
+              <w:right w:type="dxa" w:w="0"/>
+            </w:tcMar>
+            <w:vAlign w:val="center"/>
+          </w:tcPr>
+          <w:p>
+            <w:pPr>
+              <w:pStyle w:val="Celda"/>
+            </w:pPr>
+            <w:r>
+              <w:rPr>
+                <w:rFonts w:ascii="Arial" w:cs="Arial" w:eastAsia="Arial" w:hAnsi="Arial"/>
+                <w:color w:val="7AA606"/>
+                <w:sz w:val="20"/>
+                <w:szCs w:val="20"/>
+              </w:rPr>
+              <w:t xml:space="preserve">●</w:t>
+            </w:r>
+          </w:p>
+        </w:tc>
+        <w:tc>
+          <w:tcPr>
+            <w:tcW w:type="dxa" w:w="1800"/>
+            <w:tcBorders>
+              <w:top w:val="none" w:color="FFFFFF" w:sz="0"/>
+              <w:left w:val="none" w:color="FFFFFF" w:sz="0"/>
+              <w:bottom w:val="single" w:color="E8E8E6" w:sz="4"/>
+              <w:right w:val="none" w:color="FFFFFF" w:sz="0"/>
+            </w:tcBorders>
+            <w:shd w:fill="FAFFEE" w:color="auto" w:val="clear"/>
+            <w:tcMar>
+              <w:top w:type="dxa" w:w="130"/>
+              <w:left w:type="dxa" w:w="0"/>
+              <w:bottom w:type="dxa" w:w="130"/>
+              <w:right w:type="dxa" w:w="0"/>
+            </w:tcMar>
+            <w:vAlign w:val="center"/>
+          </w:tcPr>
+          <w:p>
+            <w:pPr>
+              <w:pStyle w:val="Celda"/>
+            </w:pPr>
+            <w:r>
+              <w:rPr>
+                <w:rFonts w:ascii="Arial" w:cs="Arial" w:eastAsia="Arial" w:hAnsi="Arial"/>
+                <w:color w:val="7AA606"/>
+                <w:sz w:val="20"/>
+                <w:szCs w:val="20"/>
+              </w:rPr>
+              <w:t xml:space="preserve">●</w:t>
+            </w:r>
+          </w:p>
+        </w:tc>
+        <w:tc>
+          <w:tcPr>
+            <w:tcW w:type="dxa" w:w="1800"/>
+            <w:tcBorders>
+              <w:top w:val="none" w:color="FFFFFF" w:sz="0"/>
+              <w:left w:val="none" w:color="FFFFFF" w:sz="0"/>
+              <w:bottom w:val="single" w:color="E8E8E6" w:sz="4"/>
+              <w:right w:val="none" w:color="FFFFFF" w:sz="0"/>
+            </w:tcBorders>
+            <w:tcMar>
+              <w:top w:type="dxa" w:w="130"/>
+              <w:left w:type="dxa" w:w="0"/>
+              <w:bottom w:type="dxa" w:w="130"/>
+              <w:right w:type="dxa" w:w="0"/>
+            </w:tcMar>
+            <w:vAlign w:val="center"/>
+          </w:tcPr>
+          <w:p>
+            <w:pPr>
+              <w:pStyle w:val="Celda"/>
+            </w:pPr>
+            <w:r>
+              <w:rPr>
+                <w:rFonts w:ascii="Arial" w:cs="Arial" w:eastAsia="Arial" w:hAnsi="Arial"/>
+                <w:color w:val="7AA606"/>
+                <w:sz w:val="20"/>
+                <w:szCs w:val="20"/>
+              </w:rPr>
+              <w:t xml:space="preserve">●</w:t>
+            </w:r>
+          </w:p>
+        </w:tc>
+      </w:tr>
+    </w:tbl>
+    <w:p>
+      <w:pPr>
+        <w:pStyle w:val="Leyenda"/>
+        <w:spacing w:after="320" w:before="120"/>
+      </w:pPr>
+      <w:r>
+        <w:rPr>
+          <w:rFonts w:ascii="Arial" w:cs="Arial" w:eastAsia="Arial" w:hAnsi="Arial"/>
+          <w:color w:val="7AA606"/>
+        </w:rPr>
+        <w:t xml:space="preserve">●</w:t>
+      </w:r>
+      <w:r>
+        <w:t xml:space="preserve">  Incluido      </w:t>
+      </w:r>
+      <w:r>
+        <w:rPr>
+          <w:rFonts w:ascii="Arial" w:cs="Arial" w:eastAsia="Arial" w:hAnsi="Arial"/>
+          <w:color w:val="B9B9B6"/>
+        </w:rPr>
+        <w:t xml:space="preserve">○</w:t>
+      </w:r>
+      <w:r>
+        <w:t xml:space="preserve">  No incluido      Precios de ejemplo.</w:t>
+      </w:r>
+    </w:p>
+    <w:p>
+      <w:pPr>
+        <w:pStyle w:val="Heading2"/>
+      </w:pPr>
+      <w:r>
+        <w:t xml:space="preserve">Cómo elegir</w:t>
+      </w:r>
+    </w:p>
+    <w:p>
+      <w:r>
+        <w:t xml:space="preserve">Maecenas sed diam eget risus varius blandit sit amet non magna. Vestibulum id ligula porta felis euismod semper. Nullam quis risus eget urna mollis ornare vel eu leo. Aenean lacinia bibendum nulla sed consectetur.</w:t>
+      </w:r>
+    </w:p>
+    <w:p>
+      <w:pPr>
+        <w:pStyle w:val="Antetitulo"/>
+        <w:pageBreakBefore/>
+      </w:pPr>
+      <w:r>
+        <w:t xml:space="preserve">Capítulo 09 · Plan de trabajo</w:t>
+      </w:r>
+    </w:p>
+    <w:p>
+      <w:pPr>
+        <w:pStyle w:val="Heading1"/>
+      </w:pPr>
+      <w:r>
+        <w:t xml:space="preserve">Plan de trabajo</w:t>
+      </w:r>
+    </w:p>
+    <w:p>
+      <w:r>
+        <w:t xml:space="preserve">Lorem ipsum dolor sit amet, consectetur adipiscing elit. Integer posuere erat a ante venenatis dapibus, posuere velit aliquet.</w:t>
+      </w:r>
+    </w:p>
+    <w:p>
+      <w:pPr>
+        <w:spacing w:after="200" w:before="0" w:line="240" w:lineRule="auto"/>
+      </w:pPr>
+      <w:r>
+        <w:rPr>
+          <w:sz w:val="4"/>
+          <w:szCs w:val="4"/>
+        </w:rPr>
+        <w:t xml:space="preserve"/>
+      </w:r>
+    </w:p>
+    <w:tbl>
+      <w:tblPr>
+        <w:tblW w:type="dxa" w:w="9070"/>
+        <w:tblBorders>
+          <w:top w:val="none" w:color="FFFFFF" w:sz="0"/>
+          <w:left w:val="none" w:color="FFFFFF" w:sz="0"/>
+          <w:bottom w:val="none" w:color="FFFFFF" w:sz="0"/>
+          <w:right w:val="none" w:color="FFFFFF" w:sz="0"/>
+          <w:insideH w:val="none" w:color="FFFFFF" w:sz="0"/>
+          <w:insideV w:val="none" w:color="FFFFFF" w:sz="0"/>
+        </w:tblBorders>
+        <w:tblLayout w:type="fixed"/>
+      </w:tblPr>
+      <w:tblGrid>
+        <w:gridCol w:w="3070"/>
+        <w:gridCol w:w="1000"/>
+        <w:gridCol w:w="1000"/>
+        <w:gridCol w:w="1000"/>
+        <w:gridCol w:w="1000"/>
+        <w:gridCol w:w="1000"/>
+        <w:gridCol w:w="1000"/>
+      </w:tblGrid>
+      <w:tr>
+        <w:trPr>
+          <w:tblHeader/>
+        </w:trPr>
+        <w:tc>
+          <w:tcPr>
+            <w:tcW w:type="dxa" w:w="3070"/>
+            <w:tcBorders>
+              <w:top w:val="none" w:color="FFFFFF" w:sz="0"/>
+              <w:left w:val="none" w:color="FFFFFF" w:sz="0"/>
+              <w:bottom w:val="single" w:color="2E2E2D" w:sz="8"/>
+              <w:right w:val="none" w:color="FFFFFF" w:sz="0"/>
+            </w:tcBorders>
+            <w:tcMar>
+              <w:top w:type="dxa" w:w="0"/>
+              <w:left w:type="dxa" w:w="0"/>
+              <w:bottom w:type="dxa" w:w="120"/>
+              <w:right w:type="dxa" w:w="0"/>
+            </w:tcMar>
+            <w:vAlign w:val="top"/>
+          </w:tcPr>
+          <w:p>
+            <w:pPr>
+              <w:pStyle w:val="TablaCabecera"/>
+            </w:pPr>
+            <w:r>
+              <w:t xml:space="preserve">Tarea</w:t>
+            </w:r>
+          </w:p>
+        </w:tc>
+        <w:tc>
+          <w:tcPr>
+            <w:tcW w:type="dxa" w:w="1000"/>
+            <w:tcBorders>
+              <w:top w:val="none" w:color="FFFFFF" w:sz="0"/>
+              <w:left w:val="none" w:color="FFFFFF" w:sz="0"/>
+              <w:bottom w:val="single" w:color="2E2E2D" w:sz="8"/>
+              <w:right w:val="none" w:color="FFFFFF" w:sz="0"/>
+            </w:tcBorders>
+            <w:tcMar>
+              <w:top w:type="dxa" w:w="0"/>
+              <w:left w:type="dxa" w:w="0"/>
+              <w:bottom w:type="dxa" w:w="120"/>
+              <w:right w:type="dxa" w:w="0"/>
+            </w:tcMar>
+            <w:vAlign w:val="top"/>
+          </w:tcPr>
+          <w:p>
+            <w:pPr>
+              <w:pStyle w:val="TablaCabecera"/>
+              <w:jc w:val="center"/>
+            </w:pPr>
+            <w:r>
+              <w:t xml:space="preserve">Ene</w:t>
+            </w:r>
+          </w:p>
+        </w:tc>
+        <w:tc>
+          <w:tcPr>
+            <w:tcW w:type="dxa" w:w="1000"/>
+            <w:tcBorders>
+              <w:top w:val="none" w:color="FFFFFF" w:sz="0"/>
+              <w:left w:val="none" w:color="FFFFFF" w:sz="0"/>
+              <w:bottom w:val="single" w:color="2E2E2D" w:sz="8"/>
+              <w:right w:val="none" w:color="FFFFFF" w:sz="0"/>
+            </w:tcBorders>
+            <w:tcMar>
+              <w:top w:type="dxa" w:w="0"/>
+              <w:left w:type="dxa" w:w="0"/>
+              <w:bottom w:type="dxa" w:w="120"/>
+              <w:right w:type="dxa" w:w="0"/>
+            </w:tcMar>
+            <w:vAlign w:val="top"/>
+          </w:tcPr>
+          <w:p>
+            <w:pPr>
+              <w:pStyle w:val="TablaCabecera"/>
+              <w:jc w:val="center"/>
+            </w:pPr>
+            <w:r>
+              <w:t xml:space="preserve">Feb</w:t>
+            </w:r>
+          </w:p>
+        </w:tc>
+        <w:tc>
+          <w:tcPr>
+            <w:tcW w:type="dxa" w:w="1000"/>
+            <w:tcBorders>
+              <w:top w:val="none" w:color="FFFFFF" w:sz="0"/>
+              <w:left w:val="none" w:color="FFFFFF" w:sz="0"/>
+              <w:bottom w:val="single" w:color="2E2E2D" w:sz="8"/>
+              <w:right w:val="none" w:color="FFFFFF" w:sz="0"/>
+            </w:tcBorders>
+            <w:tcMar>
+              <w:top w:type="dxa" w:w="0"/>
+              <w:left w:type="dxa" w:w="0"/>
+              <w:bottom w:type="dxa" w:w="120"/>
+              <w:right w:type="dxa" w:w="0"/>
+            </w:tcMar>
+            <w:vAlign w:val="top"/>
+          </w:tcPr>
+          <w:p>
+            <w:pPr>
+              <w:pStyle w:val="TablaCabecera"/>
+              <w:jc w:val="center"/>
+            </w:pPr>
+            <w:r>
+              <w:t xml:space="preserve">Mar</w:t>
+            </w:r>
+          </w:p>
+        </w:tc>
+        <w:tc>
+          <w:tcPr>
+            <w:tcW w:type="dxa" w:w="1000"/>
+            <w:tcBorders>
+              <w:top w:val="none" w:color="FFFFFF" w:sz="0"/>
+              <w:left w:val="none" w:color="FFFFFF" w:sz="0"/>
+              <w:bottom w:val="single" w:color="2E2E2D" w:sz="8"/>
+              <w:right w:val="none" w:color="FFFFFF" w:sz="0"/>
+            </w:tcBorders>
+            <w:tcMar>
+              <w:top w:type="dxa" w:w="0"/>
+              <w:left w:type="dxa" w:w="0"/>
+              <w:bottom w:type="dxa" w:w="120"/>
+              <w:right w:type="dxa" w:w="0"/>
+            </w:tcMar>
+            <w:vAlign w:val="top"/>
+          </w:tcPr>
+          <w:p>
+            <w:pPr>
+              <w:pStyle w:val="TablaCabecera"/>
+              <w:jc w:val="center"/>
+            </w:pPr>
+            <w:r>
+              <w:t xml:space="preserve">Abr</w:t>
+            </w:r>
+          </w:p>
+        </w:tc>
+        <w:tc>
+          <w:tcPr>
+            <w:tcW w:type="dxa" w:w="1000"/>
+            <w:tcBorders>
+              <w:top w:val="none" w:color="FFFFFF" w:sz="0"/>
+              <w:left w:val="none" w:color="FFFFFF" w:sz="0"/>
+              <w:bottom w:val="single" w:color="2E2E2D" w:sz="8"/>
+              <w:right w:val="none" w:color="FFFFFF" w:sz="0"/>
+            </w:tcBorders>
+            <w:tcMar>
+              <w:top w:type="dxa" w:w="0"/>
+              <w:left w:type="dxa" w:w="0"/>
+              <w:bottom w:type="dxa" w:w="120"/>
+              <w:right w:type="dxa" w:w="0"/>
+            </w:tcMar>
+            <w:vAlign w:val="top"/>
+          </w:tcPr>
+          <w:p>
+            <w:pPr>
+              <w:pStyle w:val="TablaCabecera"/>
+              <w:jc w:val="center"/>
+            </w:pPr>
+            <w:r>
+              <w:t xml:space="preserve">May</w:t>
+            </w:r>
+          </w:p>
+        </w:tc>
+        <w:tc>
+          <w:tcPr>
+            <w:tcW w:type="dxa" w:w="1000"/>
+            <w:tcBorders>
+              <w:top w:val="none" w:color="FFFFFF" w:sz="0"/>
+              <w:left w:val="none" w:color="FFFFFF" w:sz="0"/>
+              <w:bottom w:val="single" w:color="2E2E2D" w:sz="8"/>
+              <w:right w:val="none" w:color="FFFFFF" w:sz="0"/>
+            </w:tcBorders>
+            <w:tcMar>
+              <w:top w:type="dxa" w:w="0"/>
+              <w:left w:type="dxa" w:w="0"/>
+              <w:bottom w:type="dxa" w:w="120"/>
+              <w:right w:type="dxa" w:w="0"/>
+            </w:tcMar>
+            <w:vAlign w:val="top"/>
+          </w:tcPr>
+          <w:p>
+            <w:pPr>
+              <w:pStyle w:val="TablaCabecera"/>
+              <w:jc w:val="center"/>
+            </w:pPr>
+            <w:r>
+              <w:t xml:space="preserve">Jun</w:t>
+            </w:r>
+          </w:p>
+        </w:tc>
+      </w:tr>
+      <w:tr>
+        <w:trPr>
+          <w:cantSplit/>
+          <w:trHeight w:val="520" w:hRule="exact"/>
+        </w:trPr>
+        <w:tc>
+          <w:tcPr>
+            <w:tcW w:type="dxa" w:w="3070"/>
+            <w:tcBorders>
+              <w:top w:val="none" w:color="FFFFFF" w:sz="0"/>
+              <w:left w:val="none" w:color="FFFFFF" w:sz="0"/>
+              <w:bottom w:val="single" w:color="E8E8E6" w:sz="4"/>
+              <w:right w:val="none" w:color="FFFFFF" w:sz="0"/>
+            </w:tcBorders>
+            <w:tcMar>
+              <w:top w:type="dxa" w:w="0"/>
+              <w:left w:type="dxa" w:w="0"/>
+              <w:bottom w:type="dxa" w:w="0"/>
+              <w:right w:type="dxa" w:w="0"/>
+            </w:tcMar>
+            <w:vAlign w:val="center"/>
+          </w:tcPr>
+          <w:p>
+            <w:pPr>
+              <w:pStyle w:val="TablaTexto"/>
+            </w:pPr>
+            <w:r>
+              <w:t xml:space="preserve">Definición de la campaña</w:t>
+            </w:r>
+          </w:p>
+        </w:tc>
+        <w:tc>
+          <w:tcPr>
+            <w:tcW w:type="dxa" w:w="1000"/>
+            <w:tcBorders>
+              <w:top w:val="single" w:color="FFFFFF" w:sz="36"/>
+              <w:left w:val="none" w:color="FFFFFF" w:sz="0"/>
+              <w:bottom w:val="single" w:color="FFFFFF" w:sz="36"/>
+              <w:right w:val="none" w:color="FFFFFF" w:sz="0"/>
+            </w:tcBorders>
+            <w:shd w:fill="7AA606" w:color="auto" w:val="clear"/>
+            <w:tcMar>
+              <w:top w:type="dxa" w:w="0"/>
+              <w:left w:type="dxa" w:w="0"/>
+              <w:bottom w:type="dxa" w:w="0"/>
+              <w:right w:type="dxa" w:w="0"/>
+            </w:tcMar>
+            <w:vAlign w:val="top"/>
+          </w:tcPr>
+          <w:p>
+            <w:pPr>
+              <w:spacing w:after="0" w:line="200" w:lineRule="exact"/>
+            </w:pPr>
+          </w:p>
+        </w:tc>
+        <w:tc>
+          <w:tcPr>
+            <w:tcW w:type="dxa" w:w="1000"/>
+            <w:tcBorders>
+              <w:top w:val="single" w:color="FFFFFF" w:sz="36"/>
+              <w:left w:val="single" w:color="FFFFFF" w:sz="2"/>
+              <w:bottom w:val="single" w:color="FFFFFF" w:sz="36"/>
+              <w:right w:val="none" w:color="FFFFFF" w:sz="0"/>
+            </w:tcBorders>
+            <w:shd w:fill="7AA606" w:color="auto" w:val="clear"/>
+            <w:tcMar>
+              <w:top w:type="dxa" w:w="0"/>
+              <w:left w:type="dxa" w:w="0"/>
+              <w:bottom w:type="dxa" w:w="0"/>
+              <w:right w:type="dxa" w:w="0"/>
+            </w:tcMar>
+            <w:vAlign w:val="top"/>
+          </w:tcPr>
+          <w:p>
+            <w:pPr>
+              <w:spacing w:after="0" w:line="200" w:lineRule="exact"/>
+            </w:pPr>
+          </w:p>
+        </w:tc>
+        <w:tc>
+          <w:tcPr>
+            <w:tcW w:type="dxa" w:w="1000"/>
+            <w:tcBorders>
+              <w:top w:val="single" w:color="FFFFFF" w:sz="36"/>
+              <w:left w:val="single" w:color="FFFFFF" w:sz="2"/>
+              <w:bottom w:val="single" w:color="FFFFFF" w:sz="36"/>
+              <w:right w:val="none" w:color="FFFFFF" w:sz="0"/>
+            </w:tcBorders>
+            <w:tcMar>
+              <w:top w:type="dxa" w:w="0"/>
+              <w:left w:type="dxa" w:w="0"/>
+              <w:bottom w:type="dxa" w:w="0"/>
+              <w:right w:type="dxa" w:w="0"/>
+            </w:tcMar>
+            <w:vAlign w:val="top"/>
+          </w:tcPr>
+          <w:p>
+            <w:pPr>
+              <w:spacing w:after="0" w:line="200" w:lineRule="exact"/>
+            </w:pPr>
+          </w:p>
+        </w:tc>
+        <w:tc>
+          <w:tcPr>
+            <w:tcW w:type="dxa" w:w="1000"/>
+            <w:tcBorders>
+              <w:top w:val="single" w:color="FFFFFF" w:sz="36"/>
+              <w:left w:val="single" w:color="FFFFFF" w:sz="2"/>
+              <w:bottom w:val="single" w:color="FFFFFF" w:sz="36"/>
+              <w:right w:val="none" w:color="FFFFFF" w:sz="0"/>
+            </w:tcBorders>
+            <w:tcMar>
+              <w:top w:type="dxa" w:w="0"/>
+              <w:left w:type="dxa" w:w="0"/>
+              <w:bottom w:type="dxa" w:w="0"/>
+              <w:right w:type="dxa" w:w="0"/>
+            </w:tcMar>
+            <w:vAlign w:val="top"/>
+          </w:tcPr>
+          <w:p>
+            <w:pPr>
+              <w:spacing w:after="0" w:line="200" w:lineRule="exact"/>
+            </w:pPr>
+          </w:p>
+        </w:tc>
+        <w:tc>
+          <w:tcPr>
+            <w:tcW w:type="dxa" w:w="1000"/>
+            <w:tcBorders>
+              <w:top w:val="single" w:color="FFFFFF" w:sz="36"/>
+              <w:left w:val="single" w:color="FFFFFF" w:sz="2"/>
+              <w:bottom w:val="single" w:color="FFFFFF" w:sz="36"/>
+              <w:right w:val="none" w:color="FFFFFF" w:sz="0"/>
+            </w:tcBorders>
+            <w:tcMar>
+              <w:top w:type="dxa" w:w="0"/>
+              <w:left w:type="dxa" w:w="0"/>
+              <w:bottom w:type="dxa" w:w="0"/>
+              <w:right w:type="dxa" w:w="0"/>
+            </w:tcMar>
+            <w:vAlign w:val="top"/>
+          </w:tcPr>
+          <w:p>
+            <w:pPr>
+              <w:spacing w:after="0" w:line="200" w:lineRule="exact"/>
+            </w:pPr>
+          </w:p>
+        </w:tc>
+        <w:tc>
+          <w:tcPr>
+            <w:tcW w:type="dxa" w:w="1000"/>
+            <w:tcBorders>
+              <w:top w:val="single" w:color="FFFFFF" w:sz="36"/>
+              <w:left w:val="single" w:color="FFFFFF" w:sz="2"/>
+              <w:bottom w:val="single" w:color="FFFFFF" w:sz="36"/>
+              <w:right w:val="none" w:color="FFFFFF" w:sz="0"/>
+            </w:tcBorders>
+            <w:tcMar>
+              <w:top w:type="dxa" w:w="0"/>
+              <w:left w:type="dxa" w:w="0"/>
+              <w:bottom w:type="dxa" w:w="0"/>
+              <w:right w:type="dxa" w:w="0"/>
+            </w:tcMar>
+            <w:vAlign w:val="top"/>
+          </w:tcPr>
+          <w:p>
+            <w:pPr>
+              <w:spacing w:after="0" w:line="200" w:lineRule="exact"/>
+            </w:pPr>
+          </w:p>
+        </w:tc>
+      </w:tr>
+      <w:tr>
+        <w:trPr>
+          <w:cantSplit/>
+          <w:trHeight w:val="520" w:hRule="exact"/>
+        </w:trPr>
+        <w:tc>
+          <w:tcPr>
+            <w:tcW w:type="dxa" w:w="3070"/>
+            <w:tcBorders>
+              <w:top w:val="none" w:color="FFFFFF" w:sz="0"/>
+              <w:left w:val="none" w:color="FFFFFF" w:sz="0"/>
+              <w:bottom w:val="single" w:color="E8E8E6" w:sz="4"/>
+              <w:right w:val="none" w:color="FFFFFF" w:sz="0"/>
+            </w:tcBorders>
+            <w:tcMar>
+              <w:top w:type="dxa" w:w="0"/>
+              <w:left w:type="dxa" w:w="0"/>
+              <w:bottom w:type="dxa" w:w="0"/>
+              <w:right w:type="dxa" w:w="0"/>
+            </w:tcMar>
+            <w:vAlign w:val="center"/>
+          </w:tcPr>
+          <w:p>
+            <w:pPr>
+              <w:pStyle w:val="TablaTexto"/>
+            </w:pPr>
+            <w:r>
+              <w:t xml:space="preserve">Producción de contenidos</w:t>
+            </w:r>
+          </w:p>
+        </w:tc>
+        <w:tc>
+          <w:tcPr>
+            <w:tcW w:type="dxa" w:w="1000"/>
+            <w:tcBorders>
+              <w:top w:val="single" w:color="FFFFFF" w:sz="36"/>
+              <w:left w:val="none" w:color="FFFFFF" w:sz="0"/>
+              <w:bottom w:val="single" w:color="FFFFFF" w:sz="36"/>
+              <w:right w:val="none" w:color="FFFFFF" w:sz="0"/>
+            </w:tcBorders>
+            <w:tcMar>
+              <w:top w:type="dxa" w:w="0"/>
+              <w:left w:type="dxa" w:w="0"/>
+              <w:bottom w:type="dxa" w:w="0"/>
+              <w:right w:type="dxa" w:w="0"/>
+            </w:tcMar>
+            <w:vAlign w:val="top"/>
+          </w:tcPr>
+          <w:p>
+            <w:pPr>
+              <w:spacing w:after="0" w:line="200" w:lineRule="exact"/>
+            </w:pPr>
+          </w:p>
+        </w:tc>
+        <w:tc>
+          <w:tcPr>
+            <w:tcW w:type="dxa" w:w="1000"/>
+            <w:tcBorders>
+              <w:top w:val="single" w:color="FFFFFF" w:sz="36"/>
+              <w:left w:val="single" w:color="FFFFFF" w:sz="2"/>
+              <w:bottom w:val="single" w:color="FFFFFF" w:sz="36"/>
+              <w:right w:val="none" w:color="FFFFFF" w:sz="0"/>
+            </w:tcBorders>
+            <w:shd w:fill="7AA606" w:color="auto" w:val="clear"/>
+            <w:tcMar>
+              <w:top w:type="dxa" w:w="0"/>
+              <w:left w:type="dxa" w:w="0"/>
+              <w:bottom w:type="dxa" w:w="0"/>
+              <w:right w:type="dxa" w:w="0"/>
+            </w:tcMar>
+            <w:vAlign w:val="top"/>
+          </w:tcPr>
+          <w:p>
+            <w:pPr>
+              <w:spacing w:after="0" w:line="200" w:lineRule="exact"/>
+            </w:pPr>
+          </w:p>
+        </w:tc>
+        <w:tc>
+          <w:tcPr>
+            <w:tcW w:type="dxa" w:w="1000"/>
+            <w:tcBorders>
+              <w:top w:val="single" w:color="FFFFFF" w:sz="36"/>
+              <w:left w:val="single" w:color="FFFFFF" w:sz="2"/>
+              <w:bottom w:val="single" w:color="FFFFFF" w:sz="36"/>
+              <w:right w:val="none" w:color="FFFFFF" w:sz="0"/>
+            </w:tcBorders>
+            <w:shd w:fill="7AA606" w:color="auto" w:val="clear"/>
+            <w:tcMar>
+              <w:top w:type="dxa" w:w="0"/>
+              <w:left w:type="dxa" w:w="0"/>
+              <w:bottom w:type="dxa" w:w="0"/>
+              <w:right w:type="dxa" w:w="0"/>
+            </w:tcMar>
+            <w:vAlign w:val="top"/>
+          </w:tcPr>
+          <w:p>
+            <w:pPr>
+              <w:spacing w:after="0" w:line="200" w:lineRule="exact"/>
+            </w:pPr>
+          </w:p>
+        </w:tc>
+        <w:tc>
+          <w:tcPr>
+            <w:tcW w:type="dxa" w:w="1000"/>
+            <w:tcBorders>
+              <w:top w:val="single" w:color="FFFFFF" w:sz="36"/>
+              <w:left w:val="single" w:color="FFFFFF" w:sz="2"/>
+              <w:bottom w:val="single" w:color="FFFFFF" w:sz="36"/>
+              <w:right w:val="none" w:color="FFFFFF" w:sz="0"/>
+            </w:tcBorders>
+            <w:shd w:fill="7AA606" w:color="auto" w:val="clear"/>
+            <w:tcMar>
+              <w:top w:type="dxa" w:w="0"/>
+              <w:left w:type="dxa" w:w="0"/>
+              <w:bottom w:type="dxa" w:w="0"/>
+              <w:right w:type="dxa" w:w="0"/>
+            </w:tcMar>
+            <w:vAlign w:val="top"/>
+          </w:tcPr>
+          <w:p>
+            <w:pPr>
+              <w:spacing w:after="0" w:line="200" w:lineRule="exact"/>
+            </w:pPr>
+          </w:p>
+        </w:tc>
+        <w:tc>
+          <w:tcPr>
+            <w:tcW w:type="dxa" w:w="1000"/>
+            <w:tcBorders>
+              <w:top w:val="single" w:color="FFFFFF" w:sz="36"/>
+              <w:left w:val="single" w:color="FFFFFF" w:sz="2"/>
+              <w:bottom w:val="single" w:color="FFFFFF" w:sz="36"/>
+              <w:right w:val="none" w:color="FFFFFF" w:sz="0"/>
+            </w:tcBorders>
+            <w:tcMar>
+              <w:top w:type="dxa" w:w="0"/>
+              <w:left w:type="dxa" w:w="0"/>
+              <w:bottom w:type="dxa" w:w="0"/>
+              <w:right w:type="dxa" w:w="0"/>
+            </w:tcMar>
+            <w:vAlign w:val="top"/>
+          </w:tcPr>
+          <w:p>
+            <w:pPr>
+              <w:spacing w:after="0" w:line="200" w:lineRule="exact"/>
+            </w:pPr>
+          </w:p>
+        </w:tc>
+        <w:tc>
+          <w:tcPr>
+            <w:tcW w:type="dxa" w:w="1000"/>
+            <w:tcBorders>
+              <w:top w:val="single" w:color="FFFFFF" w:sz="36"/>
+              <w:left w:val="single" w:color="FFFFFF" w:sz="2"/>
+              <w:bottom w:val="single" w:color="FFFFFF" w:sz="36"/>
+              <w:right w:val="none" w:color="FFFFFF" w:sz="0"/>
+            </w:tcBorders>
+            <w:tcMar>
+              <w:top w:type="dxa" w:w="0"/>
+              <w:left w:type="dxa" w:w="0"/>
+              <w:bottom w:type="dxa" w:w="0"/>
+              <w:right w:type="dxa" w:w="0"/>
+            </w:tcMar>
+            <w:vAlign w:val="top"/>
+          </w:tcPr>
+          <w:p>
+            <w:pPr>
+              <w:spacing w:after="0" w:line="200" w:lineRule="exact"/>
+            </w:pPr>
+          </w:p>
+        </w:tc>
+      </w:tr>
+      <w:tr>
+        <w:trPr>
+          <w:cantSplit/>
+          <w:trHeight w:val="520" w:hRule="exact"/>
+        </w:trPr>
+        <w:tc>
+          <w:tcPr>
+            <w:tcW w:type="dxa" w:w="3070"/>
+            <w:tcBorders>
+              <w:top w:val="none" w:color="FFFFFF" w:sz="0"/>
+              <w:left w:val="none" w:color="FFFFFF" w:sz="0"/>
+              <w:bottom w:val="single" w:color="E8E8E6" w:sz="4"/>
+              <w:right w:val="none" w:color="FFFFFF" w:sz="0"/>
+            </w:tcBorders>
+            <w:tcMar>
+              <w:top w:type="dxa" w:w="0"/>
+              <w:left w:type="dxa" w:w="0"/>
+              <w:bottom w:type="dxa" w:w="0"/>
+              <w:right w:type="dxa" w:w="0"/>
+            </w:tcMar>
+            <w:vAlign w:val="center"/>
+          </w:tcPr>
+          <w:p>
+            <w:pPr>
+              <w:pStyle w:val="TablaTexto"/>
+            </w:pPr>
+            <w:r>
+              <w:t xml:space="preserve">Lanzamiento</w:t>
+            </w:r>
+          </w:p>
+        </w:tc>
+        <w:tc>
+          <w:tcPr>
+            <w:tcW w:type="dxa" w:w="1000"/>
+            <w:tcBorders>
+              <w:top w:val="single" w:color="FFFFFF" w:sz="36"/>
+              <w:left w:val="none" w:color="FFFFFF" w:sz="0"/>
+              <w:bottom w:val="single" w:color="FFFFFF" w:sz="36"/>
+              <w:right w:val="none" w:color="FFFFFF" w:sz="0"/>
+            </w:tcBorders>
+            <w:tcMar>
+              <w:top w:type="dxa" w:w="0"/>
+              <w:left w:type="dxa" w:w="0"/>
+              <w:bottom w:type="dxa" w:w="0"/>
+              <w:right w:type="dxa" w:w="0"/>
+            </w:tcMar>
+            <w:vAlign w:val="top"/>
+          </w:tcPr>
+          <w:p>
+            <w:pPr>
+              <w:spacing w:after="0" w:line="200" w:lineRule="exact"/>
+            </w:pPr>
+          </w:p>
+        </w:tc>
+        <w:tc>
+          <w:tcPr>
+            <w:tcW w:type="dxa" w:w="1000"/>
+            <w:tcBorders>
+              <w:top w:val="single" w:color="FFFFFF" w:sz="36"/>
+              <w:left w:val="single" w:color="FFFFFF" w:sz="2"/>
+              <w:bottom w:val="single" w:color="FFFFFF" w:sz="36"/>
+              <w:right w:val="none" w:color="FFFFFF" w:sz="0"/>
+            </w:tcBorders>
+            <w:tcMar>
+              <w:top w:type="dxa" w:w="0"/>
+              <w:left w:type="dxa" w:w="0"/>
+              <w:bottom w:type="dxa" w:w="0"/>
+              <w:right w:type="dxa" w:w="0"/>
+            </w:tcMar>
+            <w:vAlign w:val="top"/>
+          </w:tcPr>
+          <w:p>
+            <w:pPr>
+              <w:spacing w:after="0" w:line="200" w:lineRule="exact"/>
+            </w:pPr>
+          </w:p>
+        </w:tc>
+        <w:tc>
+          <w:tcPr>
+            <w:tcW w:type="dxa" w:w="1000"/>
+            <w:tcBorders>
+              <w:top w:val="single" w:color="FFFFFF" w:sz="36"/>
+              <w:left w:val="single" w:color="FFFFFF" w:sz="2"/>
+              <w:bottom w:val="single" w:color="FFFFFF" w:sz="36"/>
+              <w:right w:val="none" w:color="FFFFFF" w:sz="0"/>
+            </w:tcBorders>
+            <w:tcMar>
+              <w:top w:type="dxa" w:w="0"/>
+              <w:left w:type="dxa" w:w="0"/>
+              <w:bottom w:type="dxa" w:w="0"/>
+              <w:right w:type="dxa" w:w="0"/>
+            </w:tcMar>
+            <w:vAlign w:val="top"/>
+          </w:tcPr>
+          <w:p>
+            <w:pPr>
+              <w:spacing w:after="0" w:line="200" w:lineRule="exact"/>
+            </w:pPr>
+          </w:p>
+        </w:tc>
+        <w:tc>
+          <w:tcPr>
+            <w:tcW w:type="dxa" w:w="1000"/>
+            <w:tcBorders>
+              <w:top w:val="single" w:color="FFFFFF" w:sz="36"/>
+              <w:left w:val="single" w:color="FFFFFF" w:sz="2"/>
+              <w:bottom w:val="single" w:color="FFFFFF" w:sz="36"/>
+              <w:right w:val="none" w:color="FFFFFF" w:sz="0"/>
+            </w:tcBorders>
+            <w:shd w:fill="506718" w:color="auto" w:val="clear"/>
+            <w:tcMar>
+              <w:top w:type="dxa" w:w="0"/>
+              <w:left w:type="dxa" w:w="0"/>
+              <w:bottom w:type="dxa" w:w="0"/>
+              <w:right w:type="dxa" w:w="0"/>
+            </w:tcMar>
+            <w:vAlign w:val="top"/>
+          </w:tcPr>
+          <w:p>
+            <w:pPr>
+              <w:spacing w:after="0" w:line="200" w:lineRule="exact"/>
+            </w:pPr>
+          </w:p>
+        </w:tc>
+        <w:tc>
+          <w:tcPr>
+            <w:tcW w:type="dxa" w:w="1000"/>
+            <w:tcBorders>
+              <w:top w:val="single" w:color="FFFFFF" w:sz="36"/>
+              <w:left w:val="single" w:color="FFFFFF" w:sz="2"/>
+              <w:bottom w:val="single" w:color="FFFFFF" w:sz="36"/>
+              <w:right w:val="none" w:color="FFFFFF" w:sz="0"/>
+            </w:tcBorders>
+            <w:tcMar>
+              <w:top w:type="dxa" w:w="0"/>
+              <w:left w:type="dxa" w:w="0"/>
+              <w:bottom w:type="dxa" w:w="0"/>
+              <w:right w:type="dxa" w:w="0"/>
+            </w:tcMar>
+            <w:vAlign w:val="top"/>
+          </w:tcPr>
+          <w:p>
+            <w:pPr>
+              <w:spacing w:after="0" w:line="200" w:lineRule="exact"/>
+            </w:pPr>
+          </w:p>
+        </w:tc>
+        <w:tc>
+          <w:tcPr>
+            <w:tcW w:type="dxa" w:w="1000"/>
+            <w:tcBorders>
+              <w:top w:val="single" w:color="FFFFFF" w:sz="36"/>
+              <w:left w:val="single" w:color="FFFFFF" w:sz="2"/>
+              <w:bottom w:val="single" w:color="FFFFFF" w:sz="36"/>
+              <w:right w:val="none" w:color="FFFFFF" w:sz="0"/>
+            </w:tcBorders>
+            <w:tcMar>
+              <w:top w:type="dxa" w:w="0"/>
+              <w:left w:type="dxa" w:w="0"/>
+              <w:bottom w:type="dxa" w:w="0"/>
+              <w:right w:type="dxa" w:w="0"/>
+            </w:tcMar>
+            <w:vAlign w:val="top"/>
+          </w:tcPr>
+          <w:p>
+            <w:pPr>
+              <w:spacing w:after="0" w:line="200" w:lineRule="exact"/>
+            </w:pPr>
+          </w:p>
+        </w:tc>
+      </w:tr>
+      <w:tr>
+        <w:trPr>
+          <w:cantSplit/>
+          <w:trHeight w:val="520" w:hRule="exact"/>
+        </w:trPr>
+        <w:tc>
+          <w:tcPr>
+            <w:tcW w:type="dxa" w:w="3070"/>
+            <w:tcBorders>
+              <w:top w:val="none" w:color="FFFFFF" w:sz="0"/>
+              <w:left w:val="none" w:color="FFFFFF" w:sz="0"/>
+              <w:bottom w:val="single" w:color="E8E8E6" w:sz="4"/>
+              <w:right w:val="none" w:color="FFFFFF" w:sz="0"/>
+            </w:tcBorders>
+            <w:tcMar>
+              <w:top w:type="dxa" w:w="0"/>
+              <w:left w:type="dxa" w:w="0"/>
+              <w:bottom w:type="dxa" w:w="0"/>
+              <w:right w:type="dxa" w:w="0"/>
+            </w:tcMar>
+            <w:vAlign w:val="center"/>
+          </w:tcPr>
+          <w:p>
+            <w:pPr>
+              <w:pStyle w:val="TablaTexto"/>
+            </w:pPr>
+            <w:r>
+              <w:t xml:space="preserve">Campaña en redes</w:t>
+            </w:r>
+          </w:p>
+        </w:tc>
+        <w:tc>
+          <w:tcPr>
+            <w:tcW w:type="dxa" w:w="1000"/>
+            <w:tcBorders>
+              <w:top w:val="single" w:color="FFFFFF" w:sz="36"/>
+              <w:left w:val="none" w:color="FFFFFF" w:sz="0"/>
+              <w:bottom w:val="single" w:color="FFFFFF" w:sz="36"/>
+              <w:right w:val="none" w:color="FFFFFF" w:sz="0"/>
+            </w:tcBorders>
+            <w:tcMar>
+              <w:top w:type="dxa" w:w="0"/>
+              <w:left w:type="dxa" w:w="0"/>
+              <w:bottom w:type="dxa" w:w="0"/>
+              <w:right w:type="dxa" w:w="0"/>
+            </w:tcMar>
+            <w:vAlign w:val="top"/>
+          </w:tcPr>
+          <w:p>
+            <w:pPr>
+              <w:spacing w:after="0" w:line="200" w:lineRule="exact"/>
+            </w:pPr>
+          </w:p>
+        </w:tc>
+        <w:tc>
+          <w:tcPr>
+            <w:tcW w:type="dxa" w:w="1000"/>
+            <w:tcBorders>
+              <w:top w:val="single" w:color="FFFFFF" w:sz="36"/>
+              <w:left w:val="single" w:color="FFFFFF" w:sz="2"/>
+              <w:bottom w:val="single" w:color="FFFFFF" w:sz="36"/>
+              <w:right w:val="none" w:color="FFFFFF" w:sz="0"/>
+            </w:tcBorders>
+            <w:tcMar>
+              <w:top w:type="dxa" w:w="0"/>
+              <w:left w:type="dxa" w:w="0"/>
+              <w:bottom w:type="dxa" w:w="0"/>
+              <w:right w:type="dxa" w:w="0"/>
+            </w:tcMar>
+            <w:vAlign w:val="top"/>
+          </w:tcPr>
+          <w:p>
+            <w:pPr>
+              <w:spacing w:after="0" w:line="200" w:lineRule="exact"/>
+            </w:pPr>
+          </w:p>
+        </w:tc>
+        <w:tc>
+          <w:tcPr>
+            <w:tcW w:type="dxa" w:w="1000"/>
+            <w:tcBorders>
+              <w:top w:val="single" w:color="FFFFFF" w:sz="36"/>
+              <w:left w:val="single" w:color="FFFFFF" w:sz="2"/>
+              <w:bottom w:val="single" w:color="FFFFFF" w:sz="36"/>
+              <w:right w:val="none" w:color="FFFFFF" w:sz="0"/>
+            </w:tcBorders>
+            <w:tcMar>
+              <w:top w:type="dxa" w:w="0"/>
+              <w:left w:type="dxa" w:w="0"/>
+              <w:bottom w:type="dxa" w:w="0"/>
+              <w:right w:type="dxa" w:w="0"/>
+            </w:tcMar>
+            <w:vAlign w:val="top"/>
+          </w:tcPr>
+          <w:p>
+            <w:pPr>
+              <w:spacing w:after="0" w:line="200" w:lineRule="exact"/>
+            </w:pPr>
+          </w:p>
+        </w:tc>
+        <w:tc>
+          <w:tcPr>
+            <w:tcW w:type="dxa" w:w="1000"/>
+            <w:tcBorders>
+              <w:top w:val="single" w:color="FFFFFF" w:sz="36"/>
+              <w:left w:val="single" w:color="FFFFFF" w:sz="2"/>
+              <w:bottom w:val="single" w:color="FFFFFF" w:sz="36"/>
+              <w:right w:val="none" w:color="FFFFFF" w:sz="0"/>
+            </w:tcBorders>
+            <w:shd w:fill="7AA606" w:color="auto" w:val="clear"/>
+            <w:tcMar>
+              <w:top w:type="dxa" w:w="0"/>
+              <w:left w:type="dxa" w:w="0"/>
+              <w:bottom w:type="dxa" w:w="0"/>
+              <w:right w:type="dxa" w:w="0"/>
+            </w:tcMar>
+            <w:vAlign w:val="top"/>
+          </w:tcPr>
+          <w:p>
+            <w:pPr>
+              <w:spacing w:after="0" w:line="200" w:lineRule="exact"/>
+            </w:pPr>
+          </w:p>
+        </w:tc>
+        <w:tc>
+          <w:tcPr>
+            <w:tcW w:type="dxa" w:w="1000"/>
+            <w:tcBorders>
+              <w:top w:val="single" w:color="FFFFFF" w:sz="36"/>
+              <w:left w:val="single" w:color="FFFFFF" w:sz="2"/>
+              <w:bottom w:val="single" w:color="FFFFFF" w:sz="36"/>
+              <w:right w:val="none" w:color="FFFFFF" w:sz="0"/>
+            </w:tcBorders>
+            <w:shd w:fill="7AA606" w:color="auto" w:val="clear"/>
+            <w:tcMar>
+              <w:top w:type="dxa" w:w="0"/>
+              <w:left w:type="dxa" w:w="0"/>
+              <w:bottom w:type="dxa" w:w="0"/>
+              <w:right w:type="dxa" w:w="0"/>
+            </w:tcMar>
+            <w:vAlign w:val="top"/>
+          </w:tcPr>
+          <w:p>
+            <w:pPr>
+              <w:spacing w:after="0" w:line="200" w:lineRule="exact"/>
+            </w:pPr>
+          </w:p>
+        </w:tc>
+        <w:tc>
+          <w:tcPr>
+            <w:tcW w:type="dxa" w:w="1000"/>
+            <w:tcBorders>
+              <w:top w:val="single" w:color="FFFFFF" w:sz="36"/>
+              <w:left w:val="single" w:color="FFFFFF" w:sz="2"/>
+              <w:bottom w:val="single" w:color="FFFFFF" w:sz="36"/>
+              <w:right w:val="none" w:color="FFFFFF" w:sz="0"/>
+            </w:tcBorders>
+            <w:shd w:fill="7AA606" w:color="auto" w:val="clear"/>
+            <w:tcMar>
+              <w:top w:type="dxa" w:w="0"/>
+              <w:left w:type="dxa" w:w="0"/>
+              <w:bottom w:type="dxa" w:w="0"/>
+              <w:right w:type="dxa" w:w="0"/>
+            </w:tcMar>
+            <w:vAlign w:val="top"/>
+          </w:tcPr>
+          <w:p>
+            <w:pPr>
+              <w:spacing w:after="0" w:line="200" w:lineRule="exact"/>
+            </w:pPr>
+          </w:p>
+        </w:tc>
+      </w:tr>
+      <w:tr>
+        <w:trPr>
+          <w:cantSplit/>
+          <w:trHeight w:val="520" w:hRule="exact"/>
+        </w:trPr>
+        <w:tc>
+          <w:tcPr>
+            <w:tcW w:type="dxa" w:w="3070"/>
+            <w:tcBorders>
+              <w:top w:val="none" w:color="FFFFFF" w:sz="0"/>
+              <w:left w:val="none" w:color="FFFFFF" w:sz="0"/>
+              <w:bottom w:val="single" w:color="E8E8E6" w:sz="4"/>
+              <w:right w:val="none" w:color="FFFFFF" w:sz="0"/>
+            </w:tcBorders>
+            <w:tcMar>
+              <w:top w:type="dxa" w:w="0"/>
+              <w:left w:type="dxa" w:w="0"/>
+              <w:bottom w:type="dxa" w:w="0"/>
+              <w:right w:type="dxa" w:w="0"/>
+            </w:tcMar>
+            <w:vAlign w:val="center"/>
+          </w:tcPr>
+          <w:p>
+            <w:pPr>
+              <w:pStyle w:val="TablaTexto"/>
+            </w:pPr>
+            <w:r>
+              <w:t xml:space="preserve">Medición y ajustes</w:t>
+            </w:r>
+          </w:p>
+        </w:tc>
+        <w:tc>
+          <w:tcPr>
+            <w:tcW w:type="dxa" w:w="1000"/>
+            <w:tcBorders>
+              <w:top w:val="single" w:color="FFFFFF" w:sz="36"/>
+              <w:left w:val="none" w:color="FFFFFF" w:sz="0"/>
+              <w:bottom w:val="single" w:color="FFFFFF" w:sz="36"/>
+              <w:right w:val="none" w:color="FFFFFF" w:sz="0"/>
+            </w:tcBorders>
+            <w:tcMar>
+              <w:top w:type="dxa" w:w="0"/>
+              <w:left w:type="dxa" w:w="0"/>
+              <w:bottom w:type="dxa" w:w="0"/>
+              <w:right w:type="dxa" w:w="0"/>
+            </w:tcMar>
+            <w:vAlign w:val="top"/>
+          </w:tcPr>
+          <w:p>
+            <w:pPr>
+              <w:spacing w:after="0" w:line="200" w:lineRule="exact"/>
+            </w:pPr>
+          </w:p>
+        </w:tc>
+        <w:tc>
+          <w:tcPr>
+            <w:tcW w:type="dxa" w:w="1000"/>
+            <w:tcBorders>
+              <w:top w:val="single" w:color="FFFFFF" w:sz="36"/>
+              <w:left w:val="single" w:color="FFFFFF" w:sz="2"/>
+              <w:bottom w:val="single" w:color="FFFFFF" w:sz="36"/>
+              <w:right w:val="none" w:color="FFFFFF" w:sz="0"/>
+            </w:tcBorders>
+            <w:tcMar>
+              <w:top w:type="dxa" w:w="0"/>
+              <w:left w:type="dxa" w:w="0"/>
+              <w:bottom w:type="dxa" w:w="0"/>
+              <w:right w:type="dxa" w:w="0"/>
+            </w:tcMar>
+            <w:vAlign w:val="top"/>
+          </w:tcPr>
+          <w:p>
+            <w:pPr>
+              <w:spacing w:after="0" w:line="200" w:lineRule="exact"/>
+            </w:pPr>
+          </w:p>
+        </w:tc>
+        <w:tc>
+          <w:tcPr>
+            <w:tcW w:type="dxa" w:w="1000"/>
+            <w:tcBorders>
+              <w:top w:val="single" w:color="FFFFFF" w:sz="36"/>
+              <w:left w:val="single" w:color="FFFFFF" w:sz="2"/>
+              <w:bottom w:val="single" w:color="FFFFFF" w:sz="36"/>
+              <w:right w:val="none" w:color="FFFFFF" w:sz="0"/>
+            </w:tcBorders>
+            <w:tcMar>
+              <w:top w:type="dxa" w:w="0"/>
+              <w:left w:type="dxa" w:w="0"/>
+              <w:bottom w:type="dxa" w:w="0"/>
+              <w:right w:type="dxa" w:w="0"/>
+            </w:tcMar>
+            <w:vAlign w:val="top"/>
+          </w:tcPr>
+          <w:p>
+            <w:pPr>
+              <w:spacing w:after="0" w:line="200" w:lineRule="exact"/>
+            </w:pPr>
+          </w:p>
+        </w:tc>
+        <w:tc>
+          <w:tcPr>
+            <w:tcW w:type="dxa" w:w="1000"/>
+            <w:tcBorders>
+              <w:top w:val="single" w:color="FFFFFF" w:sz="36"/>
+              <w:left w:val="single" w:color="FFFFFF" w:sz="2"/>
+              <w:bottom w:val="single" w:color="FFFFFF" w:sz="36"/>
+              <w:right w:val="none" w:color="FFFFFF" w:sz="0"/>
+            </w:tcBorders>
+            <w:tcMar>
+              <w:top w:type="dxa" w:w="0"/>
+              <w:left w:type="dxa" w:w="0"/>
+              <w:bottom w:type="dxa" w:w="0"/>
+              <w:right w:type="dxa" w:w="0"/>
+            </w:tcMar>
+            <w:vAlign w:val="top"/>
+          </w:tcPr>
+          <w:p>
+            <w:pPr>
+              <w:spacing w:after="0" w:line="200" w:lineRule="exact"/>
+            </w:pPr>
+          </w:p>
+        </w:tc>
+        <w:tc>
+          <w:tcPr>
+            <w:tcW w:type="dxa" w:w="1000"/>
+            <w:tcBorders>
+              <w:top w:val="single" w:color="FFFFFF" w:sz="36"/>
+              <w:left w:val="single" w:color="FFFFFF" w:sz="2"/>
+              <w:bottom w:val="single" w:color="FFFFFF" w:sz="36"/>
+              <w:right w:val="none" w:color="FFFFFF" w:sz="0"/>
+            </w:tcBorders>
+            <w:shd w:fill="7AA606" w:color="auto" w:val="clear"/>
+            <w:tcMar>
+              <w:top w:type="dxa" w:w="0"/>
+              <w:left w:type="dxa" w:w="0"/>
+              <w:bottom w:type="dxa" w:w="0"/>
+              <w:right w:type="dxa" w:w="0"/>
+            </w:tcMar>
+            <w:vAlign w:val="top"/>
+          </w:tcPr>
+          <w:p>
+            <w:pPr>
+              <w:spacing w:after="0" w:line="200" w:lineRule="exact"/>
+            </w:pPr>
+          </w:p>
+        </w:tc>
+        <w:tc>
+          <w:tcPr>
+            <w:tcW w:type="dxa" w:w="1000"/>
+            <w:tcBorders>
+              <w:top w:val="single" w:color="FFFFFF" w:sz="36"/>
+              <w:left w:val="single" w:color="FFFFFF" w:sz="2"/>
+              <w:bottom w:val="single" w:color="FFFFFF" w:sz="36"/>
+              <w:right w:val="none" w:color="FFFFFF" w:sz="0"/>
+            </w:tcBorders>
+            <w:shd w:fill="7AA606" w:color="auto" w:val="clear"/>
+            <w:tcMar>
+              <w:top w:type="dxa" w:w="0"/>
+              <w:left w:type="dxa" w:w="0"/>
+              <w:bottom w:type="dxa" w:w="0"/>
+              <w:right w:type="dxa" w:w="0"/>
+            </w:tcMar>
+            <w:vAlign w:val="top"/>
+          </w:tcPr>
+          <w:p>
+            <w:pPr>
+              <w:spacing w:after="0" w:line="200" w:lineRule="exact"/>
+            </w:pPr>
+          </w:p>
+        </w:tc>
+      </w:tr>
+      <w:tr>
+        <w:trPr>
+          <w:cantSplit/>
+          <w:trHeight w:val="520" w:hRule="exact"/>
+        </w:trPr>
+        <w:tc>
+          <w:tcPr>
+            <w:tcW w:type="dxa" w:w="3070"/>
+            <w:tcBorders>
+              <w:top w:val="none" w:color="FFFFFF" w:sz="0"/>
+              <w:left w:val="none" w:color="FFFFFF" w:sz="0"/>
+              <w:bottom w:val="single" w:color="E8E8E6" w:sz="4"/>
+              <w:right w:val="none" w:color="FFFFFF" w:sz="0"/>
+            </w:tcBorders>
+            <w:tcMar>
+              <w:top w:type="dxa" w:w="0"/>
+              <w:left w:type="dxa" w:w="0"/>
+              <w:bottom w:type="dxa" w:w="0"/>
+              <w:right w:type="dxa" w:w="0"/>
+            </w:tcMar>
+            <w:vAlign w:val="center"/>
+          </w:tcPr>
+          <w:p>
+            <w:pPr>
+              <w:pStyle w:val="TablaTexto"/>
+            </w:pPr>
+            <w:r>
+              <w:t xml:space="preserve">Informe final</w:t>
+            </w:r>
+          </w:p>
+        </w:tc>
+        <w:tc>
+          <w:tcPr>
+            <w:tcW w:type="dxa" w:w="1000"/>
+            <w:tcBorders>
+              <w:top w:val="single" w:color="FFFFFF" w:sz="36"/>
+              <w:left w:val="none" w:color="FFFFFF" w:sz="0"/>
+              <w:bottom w:val="single" w:color="FFFFFF" w:sz="36"/>
+              <w:right w:val="none" w:color="FFFFFF" w:sz="0"/>
+            </w:tcBorders>
+            <w:tcMar>
+              <w:top w:type="dxa" w:w="0"/>
+              <w:left w:type="dxa" w:w="0"/>
+              <w:bottom w:type="dxa" w:w="0"/>
+              <w:right w:type="dxa" w:w="0"/>
+            </w:tcMar>
+            <w:vAlign w:val="top"/>
+          </w:tcPr>
+          <w:p>
+            <w:pPr>
+              <w:spacing w:after="0" w:line="200" w:lineRule="exact"/>
+            </w:pPr>
+          </w:p>
+        </w:tc>
+        <w:tc>
+          <w:tcPr>
+            <w:tcW w:type="dxa" w:w="1000"/>
+            <w:tcBorders>
+              <w:top w:val="single" w:color="FFFFFF" w:sz="36"/>
+              <w:left w:val="single" w:color="FFFFFF" w:sz="2"/>
+              <w:bottom w:val="single" w:color="FFFFFF" w:sz="36"/>
+              <w:right w:val="none" w:color="FFFFFF" w:sz="0"/>
+            </w:tcBorders>
+            <w:tcMar>
+              <w:top w:type="dxa" w:w="0"/>
+              <w:left w:type="dxa" w:w="0"/>
+              <w:bottom w:type="dxa" w:w="0"/>
+              <w:right w:type="dxa" w:w="0"/>
+            </w:tcMar>
+            <w:vAlign w:val="top"/>
+          </w:tcPr>
+          <w:p>
+            <w:pPr>
+              <w:spacing w:after="0" w:line="200" w:lineRule="exact"/>
+            </w:pPr>
+          </w:p>
+        </w:tc>
+        <w:tc>
+          <w:tcPr>
+            <w:tcW w:type="dxa" w:w="1000"/>
+            <w:tcBorders>
+              <w:top w:val="single" w:color="FFFFFF" w:sz="36"/>
+              <w:left w:val="single" w:color="FFFFFF" w:sz="2"/>
+              <w:bottom w:val="single" w:color="FFFFFF" w:sz="36"/>
+              <w:right w:val="none" w:color="FFFFFF" w:sz="0"/>
+            </w:tcBorders>
+            <w:tcMar>
+              <w:top w:type="dxa" w:w="0"/>
+              <w:left w:type="dxa" w:w="0"/>
+              <w:bottom w:type="dxa" w:w="0"/>
+              <w:right w:type="dxa" w:w="0"/>
+            </w:tcMar>
+            <w:vAlign w:val="top"/>
+          </w:tcPr>
+          <w:p>
+            <w:pPr>
+              <w:spacing w:after="0" w:line="200" w:lineRule="exact"/>
+            </w:pPr>
+          </w:p>
+        </w:tc>
+        <w:tc>
+          <w:tcPr>
+            <w:tcW w:type="dxa" w:w="1000"/>
+            <w:tcBorders>
+              <w:top w:val="single" w:color="FFFFFF" w:sz="36"/>
+              <w:left w:val="single" w:color="FFFFFF" w:sz="2"/>
+              <w:bottom w:val="single" w:color="FFFFFF" w:sz="36"/>
+              <w:right w:val="none" w:color="FFFFFF" w:sz="0"/>
+            </w:tcBorders>
+            <w:tcMar>
+              <w:top w:type="dxa" w:w="0"/>
+              <w:left w:type="dxa" w:w="0"/>
+              <w:bottom w:type="dxa" w:w="0"/>
+              <w:right w:type="dxa" w:w="0"/>
+            </w:tcMar>
+            <w:vAlign w:val="top"/>
+          </w:tcPr>
+          <w:p>
+            <w:pPr>
+              <w:spacing w:after="0" w:line="200" w:lineRule="exact"/>
+            </w:pPr>
+          </w:p>
+        </w:tc>
+        <w:tc>
+          <w:tcPr>
+            <w:tcW w:type="dxa" w:w="1000"/>
+            <w:tcBorders>
+              <w:top w:val="single" w:color="FFFFFF" w:sz="36"/>
+              <w:left w:val="single" w:color="FFFFFF" w:sz="2"/>
+              <w:bottom w:val="single" w:color="FFFFFF" w:sz="36"/>
+              <w:right w:val="none" w:color="FFFFFF" w:sz="0"/>
+            </w:tcBorders>
+            <w:tcMar>
+              <w:top w:type="dxa" w:w="0"/>
+              <w:left w:type="dxa" w:w="0"/>
+              <w:bottom w:type="dxa" w:w="0"/>
+              <w:right w:type="dxa" w:w="0"/>
+            </w:tcMar>
+            <w:vAlign w:val="top"/>
+          </w:tcPr>
+          <w:p>
+            <w:pPr>
+              <w:spacing w:after="0" w:line="200" w:lineRule="exact"/>
+            </w:pPr>
+          </w:p>
+        </w:tc>
+        <w:tc>
+          <w:tcPr>
+            <w:tcW w:type="dxa" w:w="1000"/>
+            <w:tcBorders>
+              <w:top w:val="single" w:color="FFFFFF" w:sz="36"/>
+              <w:left w:val="single" w:color="FFFFFF" w:sz="2"/>
+              <w:bottom w:val="single" w:color="FFFFFF" w:sz="36"/>
+              <w:right w:val="none" w:color="FFFFFF" w:sz="0"/>
+            </w:tcBorders>
+            <w:shd w:fill="506718" w:color="auto" w:val="clear"/>
+            <w:tcMar>
+              <w:top w:type="dxa" w:w="0"/>
+              <w:left w:type="dxa" w:w="0"/>
+              <w:bottom w:type="dxa" w:w="0"/>
+              <w:right w:type="dxa" w:w="0"/>
+            </w:tcMar>
+            <w:vAlign w:val="top"/>
+          </w:tcPr>
+          <w:p>
+            <w:pPr>
+              <w:spacing w:after="0" w:line="200" w:lineRule="exact"/>
+            </w:pPr>
+          </w:p>
+        </w:tc>
+      </w:tr>
+    </w:tbl>
+    <w:p>
+      <w:pPr>
+        <w:pStyle w:val="Leyenda"/>
+        <w:spacing w:after="320" w:before="160"/>
+      </w:pPr>
+      <w:r>
+        <w:rPr>
+          <w:rFonts w:ascii="Arial" w:cs="Arial" w:eastAsia="Arial" w:hAnsi="Arial"/>
+          <w:color w:val="7AA606"/>
+        </w:rPr>
+        <w:t xml:space="preserve">■</w:t>
+      </w:r>
+      <w:r>
+        <w:t xml:space="preserve">  Tarea      </w:t>
+      </w:r>
+      <w:r>
+        <w:rPr>
+          <w:rFonts w:ascii="Arial" w:cs="Arial" w:eastAsia="Arial" w:hAnsi="Arial"/>
+          <w:color w:val="506718"/>
+        </w:rPr>
+        <w:t xml:space="preserve">■</w:t>
+      </w:r>
+      <w:r>
+        <w:t xml:space="preserve">  Hito</w:t>
+      </w:r>
+    </w:p>
+    <w:p>
+      <w:pPr>
+        <w:pStyle w:val="Heading2"/>
+      </w:pPr>
+      <w:r>
+        <w:t xml:space="preserve">Hitos</w:t>
+      </w:r>
+    </w:p>
+    <w:tbl>
+      <w:tblPr>
+        <w:tblW w:type="dxa" w:w="9070"/>
+        <w:tblBorders>
+          <w:top w:val="none" w:color="FFFFFF" w:sz="0"/>
+          <w:left w:val="none" w:color="FFFFFF" w:sz="0"/>
+          <w:bottom w:val="none" w:color="FFFFFF" w:sz="0"/>
+          <w:right w:val="none" w:color="FFFFFF" w:sz="0"/>
+          <w:insideH w:val="none" w:color="FFFFFF" w:sz="0"/>
+          <w:insideV w:val="none" w:color="FFFFFF" w:sz="0"/>
+        </w:tblBorders>
+        <w:tblLayout w:type="fixed"/>
+      </w:tblPr>
+      <w:tblGrid>
+        <w:gridCol w:w="1600"/>
+        <w:gridCol w:w="7470"/>
+      </w:tblGrid>
+      <w:tr>
+        <w:trPr>
+          <w:cantSplit/>
+        </w:trPr>
+        <w:tc>
+          <w:tcPr>
+            <w:tcW w:type="dxa" w:w="1600"/>
+            <w:tcBorders>
+              <w:top w:val="single" w:color="E8E8E6" w:sz="4"/>
+              <w:left w:val="none" w:color="FFFFFF" w:sz="0"/>
+              <w:bottom w:val="none" w:color="FFFFFF" w:sz="0"/>
+              <w:right w:val="none" w:color="FFFFFF" w:sz="0"/>
+            </w:tcBorders>
+            <w:tcMar>
+              <w:top w:type="dxa" w:w="180"/>
+              <w:left w:type="dxa" w:w="0"/>
+              <w:bottom w:type="dxa" w:w="180"/>
+              <w:right w:type="dxa" w:w="0"/>
+            </w:tcMar>
+            <w:vAlign w:val="top"/>
+          </w:tcPr>
+          <w:p>
+            <w:pPr>
+              <w:pStyle w:val="PasoNumero"/>
+            </w:pPr>
+            <w:r>
+              <w:t xml:space="preserve">ABRIL</w:t>
+            </w:r>
+          </w:p>
+        </w:tc>
+        <w:tc>
+          <w:tcPr>
+            <w:tcW w:type="dxa" w:w="7470"/>
+            <w:tcBorders>
+              <w:top w:val="single" w:color="E8E8E6" w:sz="4"/>
+              <w:left w:val="none" w:color="FFFFFF" w:sz="0"/>
+              <w:bottom w:val="none" w:color="FFFFFF" w:sz="0"/>
+              <w:right w:val="none" w:color="FFFFFF" w:sz="0"/>
+            </w:tcBorders>
+            <w:tcMar>
+              <w:top w:type="dxa" w:w="160"/>
+              <w:left w:type="dxa" w:w="0"/>
+              <w:bottom w:type="dxa" w:w="160"/>
+              <w:right w:type="dxa" w:w="0"/>
+            </w:tcMar>
+            <w:vAlign w:val="top"/>
+          </w:tcPr>
+          <w:p>
+            <w:pPr>
+              <w:pStyle w:val="IdeaTitulo"/>
+            </w:pPr>
+            <w:r>
+              <w:t xml:space="preserve">Lanzamiento</w:t>
+            </w:r>
+          </w:p>
+          <w:p>
+            <w:pPr>
+              <w:pStyle w:val="IdeaTexto"/>
+            </w:pPr>
+            <w:r>
+              <w:t xml:space="preserve">Lorem ipsum dolor sit amet, consectetur adipiscing elit.</w:t>
+            </w:r>
+          </w:p>
+        </w:tc>
+      </w:tr>
+      <w:tr>
+        <w:trPr>
+          <w:cantSplit/>
+        </w:trPr>
+        <w:tc>
+          <w:tcPr>
+            <w:tcW w:type="dxa" w:w="1600"/>
+            <w:tcBorders>
+              <w:top w:val="single" w:color="E8E8E6" w:sz="4"/>
+              <w:left w:val="none" w:color="FFFFFF" w:sz="0"/>
+              <w:bottom w:val="none" w:color="FFFFFF" w:sz="0"/>
+              <w:right w:val="none" w:color="FFFFFF" w:sz="0"/>
+            </w:tcBorders>
+            <w:tcMar>
+              <w:top w:type="dxa" w:w="180"/>
+              <w:left w:type="dxa" w:w="0"/>
+              <w:bottom w:type="dxa" w:w="180"/>
+              <w:right w:type="dxa" w:w="0"/>
+            </w:tcMar>
+            <w:vAlign w:val="top"/>
+          </w:tcPr>
+          <w:p>
+            <w:pPr>
+              <w:pStyle w:val="PasoNumero"/>
+            </w:pPr>
+            <w:r>
+              <w:t xml:space="preserve">MAYO</w:t>
+            </w:r>
+          </w:p>
+        </w:tc>
+        <w:tc>
+          <w:tcPr>
+            <w:tcW w:type="dxa" w:w="7470"/>
+            <w:tcBorders>
+              <w:top w:val="single" w:color="E8E8E6" w:sz="4"/>
+              <w:left w:val="none" w:color="FFFFFF" w:sz="0"/>
+              <w:bottom w:val="none" w:color="FFFFFF" w:sz="0"/>
+              <w:right w:val="none" w:color="FFFFFF" w:sz="0"/>
+            </w:tcBorders>
+            <w:tcMar>
+              <w:top w:type="dxa" w:w="160"/>
+              <w:left w:type="dxa" w:w="0"/>
+              <w:bottom w:type="dxa" w:w="160"/>
+              <w:right w:type="dxa" w:w="0"/>
+            </w:tcMar>
+            <w:vAlign w:val="top"/>
+          </w:tcPr>
+          <w:p>
+            <w:pPr>
+              <w:pStyle w:val="IdeaTitulo"/>
+            </w:pPr>
+            <w:r>
+              <w:t xml:space="preserve">Revisión de resultados</w:t>
+            </w:r>
+          </w:p>
+          <w:p>
+            <w:pPr>
+              <w:pStyle w:val="IdeaTexto"/>
+            </w:pPr>
+            <w:r>
+              <w:t xml:space="preserve">Integer posuere erat a ante venenatis dapibus.</w:t>
+            </w:r>
+          </w:p>
+        </w:tc>
+      </w:tr>
+      <w:tr>
+        <w:trPr>
+          <w:cantSplit/>
+        </w:trPr>
+        <w:tc>
+          <w:tcPr>
+            <w:tcW w:type="dxa" w:w="1600"/>
+            <w:tcBorders>
+              <w:top w:val="single" w:color="E8E8E6" w:sz="4"/>
+              <w:left w:val="none" w:color="FFFFFF" w:sz="0"/>
+              <w:bottom w:val="none" w:color="FFFFFF" w:sz="0"/>
+              <w:right w:val="none" w:color="FFFFFF" w:sz="0"/>
+            </w:tcBorders>
+            <w:tcMar>
+              <w:top w:type="dxa" w:w="180"/>
+              <w:left w:type="dxa" w:w="0"/>
+              <w:bottom w:type="dxa" w:w="180"/>
+              <w:right w:type="dxa" w:w="0"/>
+            </w:tcMar>
+            <w:vAlign w:val="top"/>
+          </w:tcPr>
+          <w:p>
+            <w:pPr>
+              <w:pStyle w:val="PasoNumero"/>
+            </w:pPr>
+            <w:r>
+              <w:t xml:space="preserve">JUNIO</w:t>
+            </w:r>
+          </w:p>
+        </w:tc>
+        <w:tc>
+          <w:tcPr>
+            <w:tcW w:type="dxa" w:w="7470"/>
+            <w:tcBorders>
+              <w:top w:val="single" w:color="E8E8E6" w:sz="4"/>
+              <w:left w:val="none" w:color="FFFFFF" w:sz="0"/>
+              <w:bottom w:val="none" w:color="FFFFFF" w:sz="0"/>
+              <w:right w:val="none" w:color="FFFFFF" w:sz="0"/>
+            </w:tcBorders>
+            <w:tcMar>
+              <w:top w:type="dxa" w:w="160"/>
+              <w:left w:type="dxa" w:w="0"/>
+              <w:bottom w:type="dxa" w:w="160"/>
+              <w:right w:type="dxa" w:w="0"/>
+            </w:tcMar>
+            <w:vAlign w:val="top"/>
+          </w:tcPr>
+          <w:p>
+            <w:pPr>
+              <w:pStyle w:val="IdeaTitulo"/>
+            </w:pPr>
+            <w:r>
+              <w:t xml:space="preserve">Informe final</w:t>
+            </w:r>
+          </w:p>
+          <w:p>
+            <w:pPr>
+              <w:pStyle w:val="IdeaTexto"/>
+            </w:pPr>
+            <w:r>
+              <w:t xml:space="preserve">Cras mattis consectetur purus sit amet fermentum.</w:t>
+            </w:r>
+          </w:p>
+        </w:tc>
+      </w:tr>
+    </w:tbl>
+    <w:p>
+      <w:pPr>
+        <w:pStyle w:val="Antetitulo"/>
+        <w:pageBreakBefore/>
+      </w:pPr>
+      <w:r>
+        <w:t xml:space="preserve">Capítulo 10 · Testimonios</w:t>
+      </w:r>
+    </w:p>
+    <w:p>
+      <w:pPr>
+        <w:pStyle w:val="Heading1"/>
+      </w:pPr>
+      <w:r>
+        <w:t xml:space="preserve">Lo que cuentan los viajeros</w:t>
+      </w:r>
+    </w:p>
+    <w:p>
+      <w:r>
+        <w:t xml:space="preserve">Lorem ipsum dolor sit amet, consectetur adipiscing elit. Integer posuere erat a ante venenatis dapibus, posuere velit aliquet.</w:t>
+      </w:r>
+    </w:p>
+    <w:p>
+      <w:pPr>
+        <w:spacing w:after="240" w:before="0" w:line="240" w:lineRule="auto"/>
+      </w:pPr>
+      <w:r>
+        <w:rPr>
+          <w:sz w:val="4"/>
+          <w:szCs w:val="4"/>
+        </w:rPr>
+        <w:t xml:space="preserve"/>
+      </w:r>
+    </w:p>
+    <w:tbl>
+      <w:tblPr>
+        <w:tblW w:type="dxa" w:w="9070"/>
+        <w:tblBorders>
+          <w:top w:val="none" w:color="FFFFFF" w:sz="0"/>
+          <w:left w:val="none" w:color="FFFFFF" w:sz="0"/>
+          <w:bottom w:val="none" w:color="FFFFFF" w:sz="0"/>
+          <w:right w:val="none" w:color="FFFFFF" w:sz="0"/>
+          <w:insideH w:val="none" w:color="FFFFFF" w:sz="0"/>
+          <w:insideV w:val="none" w:color="FFFFFF" w:sz="0"/>
+        </w:tblBorders>
+        <w:tblLayout w:type="fixed"/>
+      </w:tblPr>
+      <w:tblGrid>
+        <w:gridCol w:w="4235"/>
+        <w:gridCol w:w="600"/>
+        <w:gridCol w:w="4235"/>
+      </w:tblGrid>
+      <w:tr>
+        <w:trPr>
+          <w:cantSplit/>
+        </w:trPr>
+        <w:tc>
+          <w:tcPr>
+            <w:tcW w:type="dxa" w:w="4235"/>
+            <w:tcBorders>
+              <w:top w:val="single" w:color="2E2E2D" w:sz="6"/>
+              <w:left w:val="none" w:color="FFFFFF" w:sz="0"/>
+              <w:bottom w:val="none" w:color="FFFFFF" w:sz="0"/>
+              <w:right w:val="none" w:color="FFFFFF" w:sz="0"/>
+            </w:tcBorders>
+            <w:tcMar>
+              <w:top w:type="dxa" w:w="260"/>
+              <w:left w:type="dxa" w:w="0"/>
+              <w:bottom w:type="dxa" w:w="480"/>
+              <w:right w:type="dxa" w:w="0"/>
+            </w:tcMar>
+            <w:vAlign w:val="top"/>
+          </w:tcPr>
+          <w:p>
+            <w:pPr>
+              <w:pStyle w:val="TestimonioTexto"/>
+            </w:pPr>
+            <w:r>
+              <w:t xml:space="preserve">«Lorem ipsum dolor sit amet, consectetur adipiscing elit. Integer posuere erat a ante venenatis dapibus.»</w:t>
+            </w:r>
+          </w:p>
+          <w:p>
+            <w:pPr>
+              <w:pStyle w:val="TestimonioAutor"/>
+            </w:pPr>
+            <w:r>
+              <w:t xml:space="preserve">Nombre Apellido · Ruta y año</w:t>
+            </w:r>
+          </w:p>
+        </w:tc>
+        <w:tc>
+          <w:tcPr>
+            <w:tcW w:type="dxa" w:w="600"/>
+            <w:tcBorders>
+              <w:top w:val="none" w:color="FFFFFF" w:sz="0"/>
+              <w:left w:val="none" w:color="FFFFFF" w:sz="0"/>
+              <w:bottom w:val="none" w:color="FFFFFF" w:sz="0"/>
+              <w:right w:val="none" w:color="FFFFFF" w:sz="0"/>
+            </w:tcBorders>
+            <w:tcMar>
+              <w:top w:type="dxa" w:w="0"/>
+              <w:left w:type="dxa" w:w="0"/>
+              <w:bottom w:type="dxa" w:w="0"/>
+              <w:right w:type="dxa" w:w="0"/>
+            </w:tcMar>
+            <w:vAlign w:val="top"/>
+          </w:tcPr>
+          <w:p>
+            <w:r>
+              <w:t xml:space="preserve"/>
+            </w:r>
+          </w:p>
+        </w:tc>
+        <w:tc>
+          <w:tcPr>
+            <w:tcW w:type="dxa" w:w="4235"/>
+            <w:tcBorders>
+              <w:top w:val="single" w:color="2E2E2D" w:sz="6"/>
+              <w:left w:val="none" w:color="FFFFFF" w:sz="0"/>
+              <w:bottom w:val="none" w:color="FFFFFF" w:sz="0"/>
+              <w:right w:val="none" w:color="FFFFFF" w:sz="0"/>
+            </w:tcBorders>
+            <w:tcMar>
+              <w:top w:type="dxa" w:w="260"/>
+              <w:left w:type="dxa" w:w="0"/>
+              <w:bottom w:type="dxa" w:w="480"/>
+              <w:right w:type="dxa" w:w="0"/>
+            </w:tcMar>
+            <w:vAlign w:val="top"/>
+          </w:tcPr>
+          <w:p>
+            <w:pPr>
+              <w:pStyle w:val="TestimonioTexto"/>
+            </w:pPr>
+            <w:r>
+              <w:t xml:space="preserve">«Maecenas sed diam eget risus varius blandit sit amet non magna. Vestibulum id ligula porta.»</w:t>
+            </w:r>
+          </w:p>
+          <w:p>
+            <w:pPr>
+              <w:pStyle w:val="TestimonioAutor"/>
+            </w:pPr>
+            <w:r>
+              <w:t xml:space="preserve">Nombre Apellido · Ruta y año</w:t>
+            </w:r>
+          </w:p>
+        </w:tc>
+      </w:tr>
+      <w:tr>
+        <w:trPr>
+          <w:cantSplit/>
+        </w:trPr>
+        <w:tc>
+          <w:tcPr>
+            <w:tcW w:type="dxa" w:w="4235"/>
+            <w:tcBorders>
+              <w:top w:val="single" w:color="2E2E2D" w:sz="6"/>
+              <w:left w:val="none" w:color="FFFFFF" w:sz="0"/>
+              <w:bottom w:val="none" w:color="FFFFFF" w:sz="0"/>
+              <w:right w:val="none" w:color="FFFFFF" w:sz="0"/>
+            </w:tcBorders>
+            <w:tcMar>
+              <w:top w:type="dxa" w:w="260"/>
+              <w:left w:type="dxa" w:w="0"/>
+              <w:bottom w:type="dxa" w:w="480"/>
+              <w:right w:type="dxa" w:w="0"/>
+            </w:tcMar>
+            <w:vAlign w:val="top"/>
+          </w:tcPr>
+          <w:p>
+            <w:pPr>
+              <w:pStyle w:val="TestimonioTexto"/>
+            </w:pPr>
+            <w:r>
+              <w:t xml:space="preserve">«Curabitur blandit tempus porttitor. Etiam porta sem malesuada magna mollis euismod.»</w:t>
+            </w:r>
+          </w:p>
+          <w:p>
+            <w:pPr>
+              <w:pStyle w:val="TestimonioAutor"/>
+            </w:pPr>
+            <w:r>
+              <w:t xml:space="preserve">Nombre Apellido · Ruta y año</w:t>
+            </w:r>
+          </w:p>
+        </w:tc>
+        <w:tc>
+          <w:tcPr>
+            <w:tcW w:type="dxa" w:w="600"/>
+            <w:tcBorders>
+              <w:top w:val="none" w:color="FFFFFF" w:sz="0"/>
+              <w:left w:val="none" w:color="FFFFFF" w:sz="0"/>
+              <w:bottom w:val="none" w:color="FFFFFF" w:sz="0"/>
+              <w:right w:val="none" w:color="FFFFFF" w:sz="0"/>
+            </w:tcBorders>
+            <w:tcMar>
+              <w:top w:type="dxa" w:w="0"/>
+              <w:left w:type="dxa" w:w="0"/>
+              <w:bottom w:type="dxa" w:w="0"/>
+              <w:right w:type="dxa" w:w="0"/>
+            </w:tcMar>
+            <w:vAlign w:val="top"/>
+          </w:tcPr>
+          <w:p>
+            <w:r>
+              <w:t xml:space="preserve"/>
+            </w:r>
+          </w:p>
+        </w:tc>
+        <w:tc>
+          <w:tcPr>
+            <w:tcW w:type="dxa" w:w="4235"/>
+            <w:tcBorders>
+              <w:top w:val="single" w:color="2E2E2D" w:sz="6"/>
+              <w:left w:val="none" w:color="FFFFFF" w:sz="0"/>
+              <w:bottom w:val="none" w:color="FFFFFF" w:sz="0"/>
+              <w:right w:val="none" w:color="FFFFFF" w:sz="0"/>
+            </w:tcBorders>
+            <w:tcMar>
+              <w:top w:type="dxa" w:w="260"/>
+              <w:left w:type="dxa" w:w="0"/>
+              <w:bottom w:type="dxa" w:w="480"/>
+              <w:right w:type="dxa" w:w="0"/>
+            </w:tcMar>
+            <w:vAlign w:val="top"/>
+          </w:tcPr>
+          <w:p>
+            <w:pPr>
+              <w:pStyle w:val="TestimonioTexto"/>
+            </w:pPr>
+            <w:r>
+              <w:t xml:space="preserve">«Donec ullamcorper nulla non metus auctor fringilla. Cras mattis consectetur purus sit amet.»</w:t>
+            </w:r>
+          </w:p>
+          <w:p>
+            <w:pPr>
+              <w:pStyle w:val="TestimonioAutor"/>
+            </w:pPr>
+            <w:r>
+              <w:t xml:space="preserve">Nombre Apellido · Ruta y año</w:t>
+            </w:r>
+          </w:p>
+        </w:tc>
+      </w:tr>
+    </w:tbl>
+    <w:p>
+      <w:pPr>
+        <w:pStyle w:val="Cita"/>
+      </w:pPr>
+      <w:r>
+        <w:t xml:space="preserve">«Una opinión más larga para destacar a ancho completo. Lorem ipsum dolor sit amet, consectetur adipiscing elit, sed do eiusmod tempor.»</w:t>
+      </w:r>
+    </w:p>
+    <w:p>
+      <w:pPr>
+        <w:pStyle w:val="CitaAutor"/>
+      </w:pPr>
+      <w:r>
+        <w:t xml:space="preserve">Nombre Apellido · Camino Portugués 2026</w:t>
+      </w:r>
+    </w:p>
+    <w:p>
+      <w:pPr>
+        <w:pStyle w:val="Antetitulo"/>
+        <w:pageBreakBefore/>
+      </w:pPr>
+      <w:r>
+        <w:t xml:space="preserve">Capítulo 11 · Preguntas frecuentes</w:t>
+      </w:r>
+    </w:p>
+    <w:p>
+      <w:pPr>
+        <w:pStyle w:val="Heading1"/>
+      </w:pPr>
+      <w:r>
+        <w:t xml:space="preserve">Preguntas frecuentes</w:t>
+      </w:r>
+    </w:p>
+    <w:p>
+      <w:pPr>
+        <w:spacing w:after="320"/>
+      </w:pPr>
+      <w:r>
+        <w:t xml:space="preserve">Lorem ipsum dolor sit amet, consectetur adipiscing elit. Integer posuere erat a ante venenatis dapibus, posuere velit aliquet.</w:t>
+      </w:r>
+    </w:p>
+    <w:tbl>
+      <w:tblPr>
+        <w:tblW w:type="dxa" w:w="9070"/>
+        <w:tblBorders>
+          <w:top w:val="none" w:color="FFFFFF" w:sz="0"/>
+          <w:left w:val="none" w:color="FFFFFF" w:sz="0"/>
+          <w:bottom w:val="none" w:color="FFFFFF" w:sz="0"/>
+          <w:right w:val="none" w:color="FFFFFF" w:sz="0"/>
+          <w:insideH w:val="none" w:color="FFFFFF" w:sz="0"/>
+          <w:insideV w:val="none" w:color="FFFFFF" w:sz="0"/>
+        </w:tblBorders>
+        <w:tblLayout w:type="fixed"/>
+      </w:tblPr>
+      <w:tblGrid>
+        <w:gridCol w:w="9070"/>
+      </w:tblGrid>
+      <w:tr>
+        <w:trPr>
+          <w:cantSplit/>
+        </w:trPr>
+        <w:tc>
+          <w:tcPr>
+            <w:tcW w:type="dxa" w:w="9070"/>
+            <w:tcBorders>
+              <w:top w:val="single" w:color="E8E8E6" w:sz="4"/>
+              <w:left w:val="none" w:color="FFFFFF" w:sz="0"/>
+              <w:bottom w:val="none" w:color="FFFFFF" w:sz="0"/>
+              <w:right w:val="none" w:color="FFFFFF" w:sz="0"/>
+            </w:tcBorders>
+            <w:tcMar>
+              <w:top w:type="dxa" w:w="220"/>
+              <w:left w:type="dxa" w:w="0"/>
+              <w:bottom w:type="dxa" w:w="220"/>
+              <w:right w:type="dxa" w:w="0"/>
+            </w:tcMar>
+            <w:vAlign w:val="top"/>
+          </w:tcPr>
+          <w:p>
+            <w:pPr>
+              <w:pStyle w:val="Pregunta"/>
+            </w:pPr>
+            <w:r>
+              <w:t xml:space="preserve">¿Qué nivel físico hace falta?</w:t>
+            </w:r>
+          </w:p>
+          <w:p>
+            <w:pPr>
+              <w:spacing w:after="0"/>
+            </w:pPr>
+            <w:r>
+              <w:t xml:space="preserve">Lorem ipsum dolor sit amet, consectetur adipiscing elit. Integer posuere erat a ante venenatis dapibus, posuere velit aliquet.</w:t>
+            </w:r>
+          </w:p>
+        </w:tc>
+      </w:tr>
+      <w:tr>
+        <w:trPr>
+          <w:cantSplit/>
+        </w:trPr>
+        <w:tc>
+          <w:tcPr>
+            <w:tcW w:type="dxa" w:w="9070"/>
+            <w:tcBorders>
+              <w:top w:val="single" w:color="E8E8E6" w:sz="4"/>
+              <w:left w:val="none" w:color="FFFFFF" w:sz="0"/>
+              <w:bottom w:val="none" w:color="FFFFFF" w:sz="0"/>
+              <w:right w:val="none" w:color="FFFFFF" w:sz="0"/>
+            </w:tcBorders>
+            <w:tcMar>
+              <w:top w:type="dxa" w:w="220"/>
+              <w:left w:type="dxa" w:w="0"/>
+              <w:bottom w:type="dxa" w:w="220"/>
+              <w:right w:type="dxa" w:w="0"/>
+            </w:tcMar>
+            <w:vAlign w:val="top"/>
+          </w:tcPr>
+          <w:p>
+            <w:pPr>
+              <w:pStyle w:val="Pregunta"/>
+            </w:pPr>
+            <w:r>
+              <w:t xml:space="preserve">¿Cuál es la mejor época para hacer el Camino?</w:t>
+            </w:r>
+          </w:p>
+          <w:p>
+            <w:pPr>
+              <w:spacing w:after="0"/>
+            </w:pPr>
+            <w:r>
+              <w:t xml:space="preserve">Lorem ipsum dolor sit amet, consectetur adipiscing elit. Integer posuere erat a ante venenatis dapibus, posuere velit aliquet.</w:t>
+            </w:r>
+          </w:p>
+        </w:tc>
+      </w:tr>
+      <w:tr>
+        <w:trPr>
+          <w:cantSplit/>
+        </w:trPr>
+        <w:tc>
+          <w:tcPr>
+            <w:tcW w:type="dxa" w:w="9070"/>
+            <w:tcBorders>
+              <w:top w:val="single" w:color="E8E8E6" w:sz="4"/>
+              <w:left w:val="none" w:color="FFFFFF" w:sz="0"/>
+              <w:bottom w:val="none" w:color="FFFFFF" w:sz="0"/>
+              <w:right w:val="none" w:color="FFFFFF" w:sz="0"/>
+            </w:tcBorders>
+            <w:tcMar>
+              <w:top w:type="dxa" w:w="220"/>
+              <w:left w:type="dxa" w:w="0"/>
+              <w:bottom w:type="dxa" w:w="220"/>
+              <w:right w:type="dxa" w:w="0"/>
+            </w:tcMar>
+            <w:vAlign w:val="top"/>
+          </w:tcPr>
+          <w:p>
+            <w:pPr>
+              <w:pStyle w:val="Pregunta"/>
+            </w:pPr>
+            <w:r>
+              <w:t xml:space="preserve">¿Cómo llega la maleta a cada alojamiento?</w:t>
+            </w:r>
+          </w:p>
+          <w:p>
+            <w:pPr>
+              <w:spacing w:after="0"/>
+            </w:pPr>
+            <w:r>
+              <w:t xml:space="preserve">Lorem ipsum dolor sit amet, consectetur adipiscing elit. Integer posuere erat a ante venenatis dapibus, posuere velit aliquet.</w:t>
+            </w:r>
+          </w:p>
+        </w:tc>
+      </w:tr>
+      <w:tr>
+        <w:trPr>
+          <w:cantSplit/>
+        </w:trPr>
+        <w:tc>
+          <w:tcPr>
+            <w:tcW w:type="dxa" w:w="9070"/>
+            <w:tcBorders>
+              <w:top w:val="single" w:color="E8E8E6" w:sz="4"/>
+              <w:left w:val="none" w:color="FFFFFF" w:sz="0"/>
+              <w:bottom w:val="none" w:color="FFFFFF" w:sz="0"/>
+              <w:right w:val="none" w:color="FFFFFF" w:sz="0"/>
+            </w:tcBorders>
+            <w:tcMar>
+              <w:top w:type="dxa" w:w="220"/>
+              <w:left w:type="dxa" w:w="0"/>
+              <w:bottom w:type="dxa" w:w="220"/>
+              <w:right w:type="dxa" w:w="0"/>
+            </w:tcMar>
+            <w:vAlign w:val="top"/>
+          </w:tcPr>
+          <w:p>
+            <w:pPr>
+              <w:pStyle w:val="Pregunta"/>
+            </w:pPr>
+            <w:r>
+              <w:t xml:space="preserve">¿Puedo hacer el Camino solo o sola?</w:t>
+            </w:r>
+          </w:p>
+          <w:p>
+            <w:pPr>
+              <w:spacing w:after="0"/>
+            </w:pPr>
+            <w:r>
+              <w:t xml:space="preserve">Lorem ipsum dolor sit amet, consectetur adipiscing elit. Integer posuere erat a ante venenatis dapibus, posuere velit aliquet.</w:t>
+            </w:r>
+          </w:p>
+        </w:tc>
+      </w:tr>
+      <w:tr>
+        <w:trPr>
+          <w:cantSplit/>
+        </w:trPr>
+        <w:tc>
+          <w:tcPr>
+            <w:tcW w:type="dxa" w:w="9070"/>
+            <w:tcBorders>
+              <w:top w:val="single" w:color="E8E8E6" w:sz="4"/>
+              <w:left w:val="none" w:color="FFFFFF" w:sz="0"/>
+              <w:bottom w:val="none" w:color="FFFFFF" w:sz="0"/>
+              <w:right w:val="none" w:color="FFFFFF" w:sz="0"/>
+            </w:tcBorders>
+            <w:tcMar>
+              <w:top w:type="dxa" w:w="220"/>
+              <w:left w:type="dxa" w:w="0"/>
+              <w:bottom w:type="dxa" w:w="220"/>
+              <w:right w:type="dxa" w:w="0"/>
+            </w:tcMar>
+            <w:vAlign w:val="top"/>
+          </w:tcPr>
+          <w:p>
+            <w:pPr>
+              <w:pStyle w:val="Pregunta"/>
+            </w:pPr>
+            <w:r>
+              <w:t xml:space="preserve">¿Qué pasa si un día no puedo caminar?</w:t>
+            </w:r>
+          </w:p>
+          <w:p>
+            <w:pPr>
+              <w:spacing w:after="0"/>
+            </w:pPr>
+            <w:r>
+              <w:t xml:space="preserve">Lorem ipsum dolor sit amet, consectetur adipiscing elit. Integer posuere erat a ante venenatis dapibus, posuere velit aliquet.</w:t>
+            </w:r>
+          </w:p>
+        </w:tc>
+      </w:tr>
+      <w:tr>
+        <w:trPr>
+          <w:cantSplit/>
+        </w:trPr>
+        <w:tc>
+          <w:tcPr>
+            <w:tcW w:type="dxa" w:w="9070"/>
+            <w:tcBorders>
+              <w:top w:val="single" w:color="E8E8E6" w:sz="4"/>
+              <w:left w:val="none" w:color="FFFFFF" w:sz="0"/>
+              <w:bottom w:val="none" w:color="FFFFFF" w:sz="0"/>
+              <w:right w:val="none" w:color="FFFFFF" w:sz="0"/>
+            </w:tcBorders>
+            <w:tcMar>
+              <w:top w:type="dxa" w:w="220"/>
+              <w:left w:type="dxa" w:w="0"/>
+              <w:bottom w:type="dxa" w:w="220"/>
+              <w:right w:type="dxa" w:w="0"/>
+            </w:tcMar>
+            <w:vAlign w:val="top"/>
+          </w:tcPr>
+          <w:p>
+            <w:pPr>
+              <w:pStyle w:val="Pregunta"/>
+            </w:pPr>
+            <w:r>
+              <w:t xml:space="preserve">¿Cómo se consigue la Compostela?</w:t>
+            </w:r>
+          </w:p>
+          <w:p>
+            <w:pPr>
+              <w:spacing w:after="0"/>
+            </w:pPr>
+            <w:r>
+              <w:t xml:space="preserve">Lorem ipsum dolor sit amet, consectetur adipiscing elit. Integer posuere erat a ante venenatis dapibus, posuere velit aliquet.</w:t>
+            </w:r>
+          </w:p>
+        </w:tc>
+      </w:tr>
+    </w:tbl>
+    <w:p>
+      <w:pPr>
+        <w:pStyle w:val="Antetitulo"/>
+        <w:pageBreakBefore/>
+      </w:pPr>
+      <w:r>
+        <w:t xml:space="preserve">Capítulo 12 · Presupuesto</w:t>
+      </w:r>
+    </w:p>
+    <w:p>
+      <w:pPr>
+        <w:pStyle w:val="Heading1"/>
+      </w:pPr>
+      <w:r>
+        <w:t xml:space="preserve">Presupuesto</w:t>
+      </w:r>
+    </w:p>
+    <w:p>
+      <w:pPr>
+        <w:spacing w:after="120" w:before="0" w:line="240" w:lineRule="auto"/>
+      </w:pPr>
+      <w:r>
+        <w:rPr>
+          <w:sz w:val="4"/>
+          <w:szCs w:val="4"/>
+        </w:rPr>
+        <w:t xml:space="preserve"/>
+      </w:r>
+    </w:p>
+    <w:tbl>
+      <w:tblPr>
+        <w:tblW w:type="dxa" w:w="9070"/>
+        <w:tblBorders>
+          <w:top w:val="none" w:color="FFFFFF" w:sz="0"/>
+          <w:left w:val="none" w:color="FFFFFF" w:sz="0"/>
+          <w:bottom w:val="none" w:color="FFFFFF" w:sz="0"/>
+          <w:right w:val="none" w:color="FFFFFF" w:sz="0"/>
+          <w:insideH w:val="none" w:color="FFFFFF" w:sz="0"/>
+          <w:insideV w:val="none" w:color="FFFFFF" w:sz="0"/>
+        </w:tblBorders>
+        <w:tblLayout w:type="fixed"/>
+      </w:tblPr>
+      <w:tblGrid>
+        <w:gridCol w:w="2267"/>
+        <w:gridCol w:w="2267"/>
+        <w:gridCol w:w="2267"/>
+        <w:gridCol w:w="2267"/>
+      </w:tblGrid>
+      <w:tr>
+        <w:trPr>
+          <w:cantSplit/>
+        </w:trPr>
+        <w:tc>
+          <w:tcPr>
+            <w:tcW w:type="dxa" w:w="2267"/>
+            <w:tcBorders>
+              <w:top w:val="single" w:color="2E2E2D" w:sz="6"/>
+              <w:left w:val="none" w:color="FFFFFF" w:sz="0"/>
+              <w:bottom w:val="none" w:color="FFFFFF" w:sz="0"/>
+              <w:right w:val="none" w:color="FFFFFF" w:sz="0"/>
+            </w:tcBorders>
+            <w:tcMar>
+              <w:top w:type="dxa" w:w="160"/>
+              <w:left w:type="dxa" w:w="0"/>
+              <w:bottom w:type="dxa" w:w="0"/>
+              <w:right w:type="dxa" w:w="200"/>
+            </w:tcMar>
+            <w:vAlign w:val="top"/>
+          </w:tcPr>
+          <w:p>
+            <w:pPr>
+              <w:pStyle w:val="MetaEtiqueta"/>
+            </w:pPr>
+            <w:r>
+              <w:t xml:space="preserve">Cliente</w:t>
+            </w:r>
+          </w:p>
+          <w:p>
+            <w:pPr>
+              <w:pStyle w:val="MetaValor"/>
+              <w:spacing w:after="40"/>
+            </w:pPr>
+            <w:r>
+              <w:t xml:space="preserve">Nombre Apellido</w:t>
+            </w:r>
+          </w:p>
+          <w:p>
+            <w:pPr>
+              <w:pStyle w:val="MetaValor"/>
+              <w:spacing w:after="40"/>
+            </w:pPr>
+            <w:r>
+              <w:t xml:space="preserve">Empresa</w:t>
+            </w:r>
+          </w:p>
+        </w:tc>
+        <w:tc>
+          <w:tcPr>
+            <w:tcW w:type="dxa" w:w="2267"/>
+            <w:tcBorders>
+              <w:top w:val="single" w:color="2E2E2D" w:sz="6"/>
+              <w:left w:val="none" w:color="FFFFFF" w:sz="0"/>
+              <w:bottom w:val="none" w:color="FFFFFF" w:sz="0"/>
+              <w:right w:val="none" w:color="FFFFFF" w:sz="0"/>
+            </w:tcBorders>
+            <w:tcMar>
+              <w:top w:type="dxa" w:w="160"/>
+              <w:left w:type="dxa" w:w="0"/>
+              <w:bottom w:type="dxa" w:w="0"/>
+              <w:right w:type="dxa" w:w="200"/>
+            </w:tcMar>
+            <w:vAlign w:val="top"/>
+          </w:tcPr>
+          <w:p>
+            <w:pPr>
+              <w:pStyle w:val="MetaEtiqueta"/>
+            </w:pPr>
+            <w:r>
+              <w:t xml:space="preserve">Presupuesto n.º</w:t>
+            </w:r>
+          </w:p>
+          <w:p>
+            <w:pPr>
+              <w:pStyle w:val="MetaValor"/>
+              <w:spacing w:after="40"/>
+            </w:pPr>
+            <w:r>
+              <w:t xml:space="preserve">0000</w:t>
+            </w:r>
+          </w:p>
+        </w:tc>
+        <w:tc>
+          <w:tcPr>
+            <w:tcW w:type="dxa" w:w="2267"/>
+            <w:tcBorders>
+              <w:top w:val="single" w:color="2E2E2D" w:sz="6"/>
+              <w:left w:val="none" w:color="FFFFFF" w:sz="0"/>
+              <w:bottom w:val="none" w:color="FFFFFF" w:sz="0"/>
+              <w:right w:val="none" w:color="FFFFFF" w:sz="0"/>
+            </w:tcBorders>
+            <w:tcMar>
+              <w:top w:type="dxa" w:w="160"/>
+              <w:left w:type="dxa" w:w="0"/>
+              <w:bottom w:type="dxa" w:w="0"/>
+              <w:right w:type="dxa" w:w="200"/>
+            </w:tcMar>
+            <w:vAlign w:val="top"/>
+          </w:tcPr>
+          <w:p>
+            <w:pPr>
+              <w:pStyle w:val="MetaEtiqueta"/>
+            </w:pPr>
+            <w:r>
+              <w:t xml:space="preserve">Fecha</w:t>
+            </w:r>
+          </w:p>
+          <w:p>
+            <w:pPr>
+              <w:pStyle w:val="MetaValor"/>
+              <w:spacing w:after="40"/>
+            </w:pPr>
+            <w:r>
+              <w:t xml:space="preserve">dd/mm/aaaa</w:t>
+            </w:r>
+          </w:p>
+        </w:tc>
+        <w:tc>
+          <w:tcPr>
+            <w:tcW w:type="dxa" w:w="2267"/>
+            <w:tcBorders>
+              <w:top w:val="single" w:color="2E2E2D" w:sz="6"/>
+              <w:left w:val="none" w:color="FFFFFF" w:sz="0"/>
+              <w:bottom w:val="none" w:color="FFFFFF" w:sz="0"/>
+              <w:right w:val="none" w:color="FFFFFF" w:sz="0"/>
+            </w:tcBorders>
+            <w:tcMar>
+              <w:top w:type="dxa" w:w="160"/>
+              <w:left w:type="dxa" w:w="0"/>
+              <w:bottom w:type="dxa" w:w="0"/>
+              <w:right w:type="dxa" w:w="200"/>
+            </w:tcMar>
+            <w:vAlign w:val="top"/>
+          </w:tcPr>
+          <w:p>
+            <w:pPr>
+              <w:pStyle w:val="MetaEtiqueta"/>
+            </w:pPr>
+            <w:r>
+              <w:t xml:space="preserve">Válido hasta</w:t>
+            </w:r>
+          </w:p>
+          <w:p>
+            <w:pPr>
+              <w:pStyle w:val="MetaValor"/>
+              <w:spacing w:after="40"/>
+            </w:pPr>
+            <w:r>
+              <w:t xml:space="preserve">dd/mm/aaaa</w:t>
+            </w:r>
+          </w:p>
+        </w:tc>
+      </w:tr>
+    </w:tbl>
+    <w:p>
+      <w:pPr>
+        <w:spacing w:after="0" w:before="480" w:line="240" w:lineRule="auto"/>
+      </w:pPr>
+      <w:r>
+        <w:rPr>
+          <w:sz w:val="4"/>
+          <w:szCs w:val="4"/>
+        </w:rPr>
+        <w:t xml:space="preserve"/>
+      </w:r>
+    </w:p>
+    <w:tbl>
+      <w:tblPr>
+        <w:tblW w:type="dxa" w:w="9070"/>
+        <w:tblBorders>
+          <w:top w:val="none" w:color="FFFFFF" w:sz="0"/>
+          <w:left w:val="none" w:color="FFFFFF" w:sz="0"/>
+          <w:bottom w:val="none" w:color="FFFFFF" w:sz="0"/>
+          <w:right w:val="none" w:color="FFFFFF" w:sz="0"/>
+          <w:insideH w:val="none" w:color="FFFFFF" w:sz="0"/>
+          <w:insideV w:val="none" w:color="FFFFFF" w:sz="0"/>
+        </w:tblBorders>
+        <w:tblLayout w:type="fixed"/>
+      </w:tblPr>
+      <w:tblGrid>
+        <w:gridCol w:w="4570"/>
+        <w:gridCol w:w="1300"/>
+        <w:gridCol w:w="1600"/>
+        <w:gridCol w:w="1600"/>
+      </w:tblGrid>
+      <w:tr>
+        <w:trPr>
+          <w:tblHeader/>
+        </w:trPr>
+        <w:tc>
+          <w:tcPr>
+            <w:tcW w:type="dxa" w:w="4570"/>
+            <w:tcBorders>
+              <w:top w:val="none" w:color="FFFFFF" w:sz="0"/>
+              <w:left w:val="none" w:color="FFFFFF" w:sz="0"/>
+              <w:bottom w:val="single" w:color="2E2E2D" w:sz="8"/>
+              <w:right w:val="none" w:color="FFFFFF" w:sz="0"/>
+            </w:tcBorders>
+            <w:tcMar>
+              <w:top w:type="dxa" w:w="120"/>
+              <w:left w:type="dxa" w:w="0"/>
+              <w:bottom w:type="dxa" w:w="120"/>
+              <w:right w:type="dxa" w:w="120"/>
+            </w:tcMar>
+            <w:vAlign w:val="center"/>
+          </w:tcPr>
+          <w:p>
+            <w:pPr>
+              <w:pStyle w:val="TablaCabecera"/>
+              <w:jc w:val="left"/>
+            </w:pPr>
+            <w:r>
+              <w:t xml:space="preserve">Concepto</w:t>
+            </w:r>
+          </w:p>
+        </w:tc>
+        <w:tc>
+          <w:tcPr>
+            <w:tcW w:type="dxa" w:w="1300"/>
+            <w:tcBorders>
+              <w:top w:val="none" w:color="FFFFFF" w:sz="0"/>
+              <w:left w:val="none" w:color="FFFFFF" w:sz="0"/>
+              <w:bottom w:val="single" w:color="2E2E2D" w:sz="8"/>
+              <w:right w:val="none" w:color="FFFFFF" w:sz="0"/>
+            </w:tcBorders>
+            <w:tcMar>
+              <w:top w:type="dxa" w:w="120"/>
+              <w:left w:type="dxa" w:w="120"/>
+              <w:bottom w:type="dxa" w:w="120"/>
+              <w:right w:type="dxa" w:w="120"/>
+            </w:tcMar>
+            <w:vAlign w:val="center"/>
+          </w:tcPr>
+          <w:p>
+            <w:pPr>
+              <w:pStyle w:val="TablaCabecera"/>
+              <w:jc w:val="right"/>
+            </w:pPr>
+            <w:r>
+              <w:t xml:space="preserve">Cantidad</w:t>
+            </w:r>
+          </w:p>
+        </w:tc>
+        <w:tc>
+          <w:tcPr>
+            <w:tcW w:type="dxa" w:w="1600"/>
+            <w:tcBorders>
+              <w:top w:val="none" w:color="FFFFFF" w:sz="0"/>
+              <w:left w:val="none" w:color="FFFFFF" w:sz="0"/>
+              <w:bottom w:val="single" w:color="2E2E2D" w:sz="8"/>
+              <w:right w:val="none" w:color="FFFFFF" w:sz="0"/>
+            </w:tcBorders>
+            <w:tcMar>
+              <w:top w:type="dxa" w:w="120"/>
+              <w:left w:type="dxa" w:w="120"/>
+              <w:bottom w:type="dxa" w:w="120"/>
+              <w:right w:type="dxa" w:w="120"/>
+            </w:tcMar>
+            <w:vAlign w:val="center"/>
+          </w:tcPr>
+          <w:p>
+            <w:pPr>
+              <w:pStyle w:val="TablaCabecera"/>
+              <w:jc w:val="right"/>
+            </w:pPr>
+            <w:r>
+              <w:t xml:space="preserve">Precio</w:t>
+            </w:r>
+          </w:p>
+        </w:tc>
+        <w:tc>
+          <w:tcPr>
+            <w:tcW w:type="dxa" w:w="1600"/>
+            <w:tcBorders>
+              <w:top w:val="none" w:color="FFFFFF" w:sz="0"/>
+              <w:left w:val="none" w:color="FFFFFF" w:sz="0"/>
+              <w:bottom w:val="single" w:color="2E2E2D" w:sz="8"/>
+              <w:right w:val="none" w:color="FFFFFF" w:sz="0"/>
+            </w:tcBorders>
+            <w:tcMar>
+              <w:top w:type="dxa" w:w="120"/>
+              <w:left w:type="dxa" w:w="120"/>
+              <w:bottom w:type="dxa" w:w="120"/>
+              <w:right w:type="dxa" w:w="0"/>
+            </w:tcMar>
+            <w:vAlign w:val="center"/>
+          </w:tcPr>
+          <w:p>
+            <w:pPr>
+              <w:pStyle w:val="TablaCabecera"/>
+              <w:jc w:val="right"/>
+            </w:pPr>
+            <w:r>
+              <w:t xml:space="preserve">Importe</w:t>
+            </w:r>
+          </w:p>
+        </w:tc>
+      </w:tr>
+      <w:tr>
+        <w:trPr>
+          <w:cantSplit/>
+        </w:trPr>
+        <w:tc>
+          <w:tcPr>
+            <w:tcW w:type="dxa" w:w="4570"/>
+            <w:tcBorders>
+              <w:top w:val="none" w:color="FFFFFF" w:sz="0"/>
+              <w:left w:val="none" w:color="FFFFFF" w:sz="0"/>
+              <w:bottom w:val="single" w:color="E8E8E6" w:sz="4"/>
+              <w:right w:val="none" w:color="FFFFFF" w:sz="0"/>
+            </w:tcBorders>
+            <w:tcMar>
+              <w:top w:type="dxa" w:w="120"/>
+              <w:left w:type="dxa" w:w="0"/>
+              <w:bottom w:type="dxa" w:w="120"/>
+              <w:right w:type="dxa" w:w="120"/>
+            </w:tcMar>
+            <w:vAlign w:val="center"/>
+          </w:tcPr>
+          <w:p>
+            <w:pPr>
+              <w:pStyle w:val="TablaTexto"/>
+              <w:jc w:val="left"/>
+            </w:pPr>
+            <w:r>
+              <w:t xml:space="preserve">Camino Francés desde Sarria · 7 días</w:t>
+            </w:r>
+          </w:p>
+        </w:tc>
+        <w:tc>
+          <w:tcPr>
+            <w:tcW w:type="dxa" w:w="1300"/>
+            <w:tcBorders>
+              <w:top w:val="none" w:color="FFFFFF" w:sz="0"/>
+              <w:left w:val="none" w:color="FFFFFF" w:sz="0"/>
+              <w:bottom w:val="single" w:color="E8E8E6" w:sz="4"/>
+              <w:right w:val="none" w:color="FFFFFF" w:sz="0"/>
+            </w:tcBorders>
+            <w:tcMar>
+              <w:top w:type="dxa" w:w="120"/>
+              <w:left w:type="dxa" w:w="120"/>
+              <w:bottom w:type="dxa" w:w="120"/>
+              <w:right w:type="dxa" w:w="120"/>
+            </w:tcMar>
+            <w:vAlign w:val="center"/>
+          </w:tcPr>
+          <w:p>
+            <w:pPr>
+              <w:pStyle w:val="TablaTexto"/>
+              <w:jc w:val="right"/>
+            </w:pPr>
+            <w:r>
+              <w:t xml:space="preserve">2</w:t>
+            </w:r>
+          </w:p>
+        </w:tc>
+        <w:tc>
+          <w:tcPr>
+            <w:tcW w:type="dxa" w:w="1600"/>
+            <w:tcBorders>
+              <w:top w:val="none" w:color="FFFFFF" w:sz="0"/>
+              <w:left w:val="none" w:color="FFFFFF" w:sz="0"/>
+              <w:bottom w:val="single" w:color="E8E8E6" w:sz="4"/>
+              <w:right w:val="none" w:color="FFFFFF" w:sz="0"/>
+            </w:tcBorders>
+            <w:tcMar>
+              <w:top w:type="dxa" w:w="120"/>
+              <w:left w:type="dxa" w:w="120"/>
+              <w:bottom w:type="dxa" w:w="120"/>
+              <w:right w:type="dxa" w:w="120"/>
+            </w:tcMar>
+            <w:vAlign w:val="center"/>
+          </w:tcPr>
+          <w:p>
+            <w:pPr>
+              <w:pStyle w:val="TablaTexto"/>
+              <w:jc w:val="right"/>
+            </w:pPr>
+            <w:r>
+              <w:t xml:space="preserve">695 €</w:t>
+            </w:r>
+          </w:p>
+        </w:tc>
+        <w:tc>
+          <w:tcPr>
+            <w:tcW w:type="dxa" w:w="1600"/>
+            <w:tcBorders>
+              <w:top w:val="none" w:color="FFFFFF" w:sz="0"/>
+              <w:left w:val="none" w:color="FFFFFF" w:sz="0"/>
+              <w:bottom w:val="single" w:color="E8E8E6" w:sz="4"/>
+              <w:right w:val="none" w:color="FFFFFF" w:sz="0"/>
+            </w:tcBorders>
+            <w:tcMar>
+              <w:top w:type="dxa" w:w="120"/>
+              <w:left w:type="dxa" w:w="120"/>
+              <w:bottom w:type="dxa" w:w="120"/>
+              <w:right w:type="dxa" w:w="0"/>
+            </w:tcMar>
+            <w:vAlign w:val="center"/>
+          </w:tcPr>
+          <w:p>
+            <w:pPr>
+              <w:pStyle w:val="TablaTexto"/>
+              <w:jc w:val="right"/>
+            </w:pPr>
+            <w:r>
+              <w:t xml:space="preserve">1.390 €</w:t>
+            </w:r>
+          </w:p>
+        </w:tc>
+      </w:tr>
+      <w:tr>
+        <w:trPr>
+          <w:cantSplit/>
+        </w:trPr>
+        <w:tc>
+          <w:tcPr>
+            <w:tcW w:type="dxa" w:w="4570"/>
+            <w:tcBorders>
+              <w:top w:val="none" w:color="FFFFFF" w:sz="0"/>
+              <w:left w:val="none" w:color="FFFFFF" w:sz="0"/>
+              <w:bottom w:val="single" w:color="E8E8E6" w:sz="4"/>
+              <w:right w:val="none" w:color="FFFFFF" w:sz="0"/>
+            </w:tcBorders>
+            <w:tcMar>
+              <w:top w:type="dxa" w:w="120"/>
+              <w:left w:type="dxa" w:w="0"/>
+              <w:bottom w:type="dxa" w:w="120"/>
+              <w:right w:type="dxa" w:w="120"/>
+            </w:tcMar>
+            <w:vAlign w:val="center"/>
+          </w:tcPr>
+          <w:p>
+            <w:pPr>
+              <w:pStyle w:val="TablaTexto"/>
+              <w:jc w:val="left"/>
+            </w:pPr>
+            <w:r>
+              <w:t xml:space="preserve">Suplemento habitación individual</w:t>
+            </w:r>
+          </w:p>
+        </w:tc>
+        <w:tc>
+          <w:tcPr>
+            <w:tcW w:type="dxa" w:w="1300"/>
+            <w:tcBorders>
+              <w:top w:val="none" w:color="FFFFFF" w:sz="0"/>
+              <w:left w:val="none" w:color="FFFFFF" w:sz="0"/>
+              <w:bottom w:val="single" w:color="E8E8E6" w:sz="4"/>
+              <w:right w:val="none" w:color="FFFFFF" w:sz="0"/>
+            </w:tcBorders>
+            <w:tcMar>
+              <w:top w:type="dxa" w:w="120"/>
+              <w:left w:type="dxa" w:w="120"/>
+              <w:bottom w:type="dxa" w:w="120"/>
+              <w:right w:type="dxa" w:w="120"/>
+            </w:tcMar>
+            <w:vAlign w:val="center"/>
+          </w:tcPr>
+          <w:p>
+            <w:pPr>
+              <w:pStyle w:val="TablaTexto"/>
+              <w:jc w:val="right"/>
+            </w:pPr>
+            <w:r>
+              <w:t xml:space="preserve">1</w:t>
+            </w:r>
+          </w:p>
+        </w:tc>
+        <w:tc>
+          <w:tcPr>
+            <w:tcW w:type="dxa" w:w="1600"/>
+            <w:tcBorders>
+              <w:top w:val="none" w:color="FFFFFF" w:sz="0"/>
+              <w:left w:val="none" w:color="FFFFFF" w:sz="0"/>
+              <w:bottom w:val="single" w:color="E8E8E6" w:sz="4"/>
+              <w:right w:val="none" w:color="FFFFFF" w:sz="0"/>
+            </w:tcBorders>
+            <w:tcMar>
+              <w:top w:type="dxa" w:w="120"/>
+              <w:left w:type="dxa" w:w="120"/>
+              <w:bottom w:type="dxa" w:w="120"/>
+              <w:right w:type="dxa" w:w="120"/>
+            </w:tcMar>
+            <w:vAlign w:val="center"/>
+          </w:tcPr>
+          <w:p>
+            <w:pPr>
+              <w:pStyle w:val="TablaTexto"/>
+              <w:jc w:val="right"/>
+            </w:pPr>
+            <w:r>
+              <w:t xml:space="preserve">180 €</w:t>
+            </w:r>
+          </w:p>
+        </w:tc>
+        <w:tc>
+          <w:tcPr>
+            <w:tcW w:type="dxa" w:w="1600"/>
+            <w:tcBorders>
+              <w:top w:val="none" w:color="FFFFFF" w:sz="0"/>
+              <w:left w:val="none" w:color="FFFFFF" w:sz="0"/>
+              <w:bottom w:val="single" w:color="E8E8E6" w:sz="4"/>
+              <w:right w:val="none" w:color="FFFFFF" w:sz="0"/>
+            </w:tcBorders>
+            <w:tcMar>
+              <w:top w:type="dxa" w:w="120"/>
+              <w:left w:type="dxa" w:w="120"/>
+              <w:bottom w:type="dxa" w:w="120"/>
+              <w:right w:type="dxa" w:w="0"/>
+            </w:tcMar>
+            <w:vAlign w:val="center"/>
+          </w:tcPr>
+          <w:p>
+            <w:pPr>
+              <w:pStyle w:val="TablaTexto"/>
+              <w:jc w:val="right"/>
+            </w:pPr>
+            <w:r>
+              <w:t xml:space="preserve">180 €</w:t>
+            </w:r>
+          </w:p>
+        </w:tc>
+      </w:tr>
+      <w:tr>
+        <w:trPr>
+          <w:cantSplit/>
+        </w:trPr>
+        <w:tc>
+          <w:tcPr>
+            <w:tcW w:type="dxa" w:w="4570"/>
+            <w:tcBorders>
+              <w:top w:val="none" w:color="FFFFFF" w:sz="0"/>
+              <w:left w:val="none" w:color="FFFFFF" w:sz="0"/>
+              <w:bottom w:val="single" w:color="E8E8E6" w:sz="4"/>
+              <w:right w:val="none" w:color="FFFFFF" w:sz="0"/>
+            </w:tcBorders>
+            <w:tcMar>
+              <w:top w:type="dxa" w:w="120"/>
+              <w:left w:type="dxa" w:w="0"/>
+              <w:bottom w:type="dxa" w:w="120"/>
+              <w:right w:type="dxa" w:w="120"/>
+            </w:tcMar>
+            <w:vAlign w:val="center"/>
+          </w:tcPr>
+          <w:p>
+            <w:pPr>
+              <w:pStyle w:val="TablaTexto"/>
+              <w:jc w:val="left"/>
+            </w:pPr>
+            <w:r>
+              <w:t xml:space="preserve">Cenas en ruta (5 noches)</w:t>
+            </w:r>
+          </w:p>
+        </w:tc>
+        <w:tc>
+          <w:tcPr>
+            <w:tcW w:type="dxa" w:w="1300"/>
+            <w:tcBorders>
+              <w:top w:val="none" w:color="FFFFFF" w:sz="0"/>
+              <w:left w:val="none" w:color="FFFFFF" w:sz="0"/>
+              <w:bottom w:val="single" w:color="E8E8E6" w:sz="4"/>
+              <w:right w:val="none" w:color="FFFFFF" w:sz="0"/>
+            </w:tcBorders>
+            <w:tcMar>
+              <w:top w:type="dxa" w:w="120"/>
+              <w:left w:type="dxa" w:w="120"/>
+              <w:bottom w:type="dxa" w:w="120"/>
+              <w:right w:type="dxa" w:w="120"/>
+            </w:tcMar>
+            <w:vAlign w:val="center"/>
+          </w:tcPr>
+          <w:p>
+            <w:pPr>
+              <w:pStyle w:val="TablaTexto"/>
+              <w:jc w:val="right"/>
+            </w:pPr>
+            <w:r>
+              <w:t xml:space="preserve">2</w:t>
+            </w:r>
+          </w:p>
+        </w:tc>
+        <w:tc>
+          <w:tcPr>
+            <w:tcW w:type="dxa" w:w="1600"/>
+            <w:tcBorders>
+              <w:top w:val="none" w:color="FFFFFF" w:sz="0"/>
+              <w:left w:val="none" w:color="FFFFFF" w:sz="0"/>
+              <w:bottom w:val="single" w:color="E8E8E6" w:sz="4"/>
+              <w:right w:val="none" w:color="FFFFFF" w:sz="0"/>
+            </w:tcBorders>
+            <w:tcMar>
+              <w:top w:type="dxa" w:w="120"/>
+              <w:left w:type="dxa" w:w="120"/>
+              <w:bottom w:type="dxa" w:w="120"/>
+              <w:right w:type="dxa" w:w="120"/>
+            </w:tcMar>
+            <w:vAlign w:val="center"/>
+          </w:tcPr>
+          <w:p>
+            <w:pPr>
+              <w:pStyle w:val="TablaTexto"/>
+              <w:jc w:val="right"/>
+            </w:pPr>
+            <w:r>
+              <w:t xml:space="preserve">120 €</w:t>
+            </w:r>
+          </w:p>
+        </w:tc>
+        <w:tc>
+          <w:tcPr>
+            <w:tcW w:type="dxa" w:w="1600"/>
+            <w:tcBorders>
+              <w:top w:val="none" w:color="FFFFFF" w:sz="0"/>
+              <w:left w:val="none" w:color="FFFFFF" w:sz="0"/>
+              <w:bottom w:val="single" w:color="E8E8E6" w:sz="4"/>
+              <w:right w:val="none" w:color="FFFFFF" w:sz="0"/>
+            </w:tcBorders>
+            <w:tcMar>
+              <w:top w:type="dxa" w:w="120"/>
+              <w:left w:type="dxa" w:w="120"/>
+              <w:bottom w:type="dxa" w:w="120"/>
+              <w:right w:type="dxa" w:w="0"/>
+            </w:tcMar>
+            <w:vAlign w:val="center"/>
+          </w:tcPr>
+          <w:p>
+            <w:pPr>
+              <w:pStyle w:val="TablaTexto"/>
+              <w:jc w:val="right"/>
+            </w:pPr>
+            <w:r>
+              <w:t xml:space="preserve">240 €</w:t>
+            </w:r>
+          </w:p>
+        </w:tc>
+      </w:tr>
+      <w:tr>
+        <w:trPr>
+          <w:cantSplit/>
+        </w:trPr>
+        <w:tc>
+          <w:tcPr>
+            <w:tcW w:type="dxa" w:w="4570"/>
+            <w:tcBorders>
+              <w:top w:val="none" w:color="FFFFFF" w:sz="0"/>
+              <w:left w:val="none" w:color="FFFFFF" w:sz="0"/>
+              <w:bottom w:val="single" w:color="E8E8E6" w:sz="4"/>
+              <w:right w:val="none" w:color="FFFFFF" w:sz="0"/>
+            </w:tcBorders>
+            <w:tcMar>
+              <w:top w:type="dxa" w:w="120"/>
+              <w:left w:type="dxa" w:w="0"/>
+              <w:bottom w:type="dxa" w:w="120"/>
+              <w:right w:type="dxa" w:w="120"/>
+            </w:tcMar>
+            <w:vAlign w:val="center"/>
+          </w:tcPr>
+          <w:p>
+            <w:pPr>
+              <w:pStyle w:val="TablaTexto"/>
+              <w:jc w:val="left"/>
+            </w:pPr>
+            <w:r>
+              <w:t xml:space="preserve">Seguro de cancelación</w:t>
+            </w:r>
+          </w:p>
+        </w:tc>
+        <w:tc>
+          <w:tcPr>
+            <w:tcW w:type="dxa" w:w="1300"/>
+            <w:tcBorders>
+              <w:top w:val="none" w:color="FFFFFF" w:sz="0"/>
+              <w:left w:val="none" w:color="FFFFFF" w:sz="0"/>
+              <w:bottom w:val="single" w:color="E8E8E6" w:sz="4"/>
+              <w:right w:val="none" w:color="FFFFFF" w:sz="0"/>
+            </w:tcBorders>
+            <w:tcMar>
+              <w:top w:type="dxa" w:w="120"/>
+              <w:left w:type="dxa" w:w="120"/>
+              <w:bottom w:type="dxa" w:w="120"/>
+              <w:right w:type="dxa" w:w="120"/>
+            </w:tcMar>
+            <w:vAlign w:val="center"/>
+          </w:tcPr>
+          <w:p>
+            <w:pPr>
+              <w:pStyle w:val="TablaTexto"/>
+              <w:jc w:val="right"/>
+            </w:pPr>
+            <w:r>
+              <w:t xml:space="preserve">2</w:t>
+            </w:r>
+          </w:p>
+        </w:tc>
+        <w:tc>
+          <w:tcPr>
+            <w:tcW w:type="dxa" w:w="1600"/>
+            <w:tcBorders>
+              <w:top w:val="none" w:color="FFFFFF" w:sz="0"/>
+              <w:left w:val="none" w:color="FFFFFF" w:sz="0"/>
+              <w:bottom w:val="single" w:color="E8E8E6" w:sz="4"/>
+              <w:right w:val="none" w:color="FFFFFF" w:sz="0"/>
+            </w:tcBorders>
+            <w:tcMar>
+              <w:top w:type="dxa" w:w="120"/>
+              <w:left w:type="dxa" w:w="120"/>
+              <w:bottom w:type="dxa" w:w="120"/>
+              <w:right w:type="dxa" w:w="120"/>
+            </w:tcMar>
+            <w:vAlign w:val="center"/>
+          </w:tcPr>
+          <w:p>
+            <w:pPr>
+              <w:pStyle w:val="TablaTexto"/>
+              <w:jc w:val="right"/>
+            </w:pPr>
+            <w:r>
+              <w:t xml:space="preserve">35 €</w:t>
+            </w:r>
+          </w:p>
+        </w:tc>
+        <w:tc>
+          <w:tcPr>
+            <w:tcW w:type="dxa" w:w="1600"/>
+            <w:tcBorders>
+              <w:top w:val="none" w:color="FFFFFF" w:sz="0"/>
+              <w:left w:val="none" w:color="FFFFFF" w:sz="0"/>
+              <w:bottom w:val="single" w:color="E8E8E6" w:sz="4"/>
+              <w:right w:val="none" w:color="FFFFFF" w:sz="0"/>
+            </w:tcBorders>
+            <w:tcMar>
+              <w:top w:type="dxa" w:w="120"/>
+              <w:left w:type="dxa" w:w="120"/>
+              <w:bottom w:type="dxa" w:w="120"/>
+              <w:right w:type="dxa" w:w="0"/>
+            </w:tcMar>
+            <w:vAlign w:val="center"/>
+          </w:tcPr>
+          <w:p>
+            <w:pPr>
+              <w:pStyle w:val="TablaTexto"/>
+              <w:jc w:val="right"/>
+            </w:pPr>
+            <w:r>
+              <w:t xml:space="preserve">70 €</w:t>
+            </w:r>
+          </w:p>
+        </w:tc>
+      </w:tr>
+      <w:tr>
+        <w:tc>
+          <w:tcPr>
+            <w:tcW w:type="dxa" w:w="4570"/>
+            <w:tcBorders>
+              <w:top w:val="single" w:color="2E2E2D" w:sz="8"/>
+              <w:left w:val="none" w:color="FFFFFF" w:sz="0"/>
+              <w:bottom w:val="none" w:color="FFFFFF" w:sz="0"/>
+              <w:right w:val="none" w:color="FFFFFF" w:sz="0"/>
+            </w:tcBorders>
+            <w:tcMar>
+              <w:top w:type="dxa" w:w="120"/>
+              <w:left w:type="dxa" w:w="0"/>
+              <w:bottom w:type="dxa" w:w="120"/>
+              <w:right w:type="dxa" w:w="120"/>
+            </w:tcMar>
+            <w:vAlign w:val="center"/>
+          </w:tcPr>
+          <w:p>
+            <w:pPr>
+              <w:pStyle w:val="TablaTexto"/>
+              <w:jc w:val="left"/>
+            </w:pPr>
+            <w:r>
+              <w:rPr>
+                <w:b/>
+                <w:bCs/>
+              </w:rPr>
+              <w:t xml:space="preserve">Total</w:t>
+            </w:r>
+          </w:p>
+        </w:tc>
+        <w:tc>
+          <w:tcPr>
+            <w:tcW w:type="dxa" w:w="1300"/>
+            <w:tcBorders>
+              <w:top w:val="single" w:color="2E2E2D" w:sz="8"/>
+              <w:left w:val="none" w:color="FFFFFF" w:sz="0"/>
+              <w:bottom w:val="none" w:color="FFFFFF" w:sz="0"/>
+              <w:right w:val="none" w:color="FFFFFF" w:sz="0"/>
+            </w:tcBorders>
+            <w:tcMar>
+              <w:top w:type="dxa" w:w="120"/>
+              <w:left w:type="dxa" w:w="120"/>
+              <w:bottom w:type="dxa" w:w="120"/>
+              <w:right w:type="dxa" w:w="120"/>
+            </w:tcMar>
+            <w:vAlign w:val="center"/>
+          </w:tcPr>
+          <w:p>
+            <w:pPr>
+              <w:pStyle w:val="TablaTexto"/>
+              <w:jc w:val="right"/>
+            </w:pPr>
+            <w:r>
+              <w:rPr>
+                <w:b/>
+                <w:bCs/>
+              </w:rPr>
+              <w:t xml:space="preserve"/>
+            </w:r>
+          </w:p>
+        </w:tc>
+        <w:tc>
+          <w:tcPr>
+            <w:tcW w:type="dxa" w:w="1600"/>
+            <w:tcBorders>
+              <w:top w:val="single" w:color="2E2E2D" w:sz="8"/>
+              <w:left w:val="none" w:color="FFFFFF" w:sz="0"/>
+              <w:bottom w:val="none" w:color="FFFFFF" w:sz="0"/>
+              <w:right w:val="none" w:color="FFFFFF" w:sz="0"/>
+            </w:tcBorders>
+            <w:tcMar>
+              <w:top w:type="dxa" w:w="120"/>
+              <w:left w:type="dxa" w:w="120"/>
+              <w:bottom w:type="dxa" w:w="120"/>
+              <w:right w:type="dxa" w:w="120"/>
+            </w:tcMar>
+            <w:vAlign w:val="center"/>
+          </w:tcPr>
+          <w:p>
+            <w:pPr>
+              <w:pStyle w:val="TablaTexto"/>
+              <w:jc w:val="right"/>
+            </w:pPr>
+            <w:r>
+              <w:rPr>
+                <w:b/>
+                <w:bCs/>
+              </w:rPr>
+              <w:t xml:space="preserve"/>
+            </w:r>
+          </w:p>
+        </w:tc>
+        <w:tc>
+          <w:tcPr>
+            <w:tcW w:type="dxa" w:w="1600"/>
+            <w:tcBorders>
+              <w:top w:val="single" w:color="2E2E2D" w:sz="8"/>
+              <w:left w:val="none" w:color="FFFFFF" w:sz="0"/>
+              <w:bottom w:val="none" w:color="FFFFFF" w:sz="0"/>
+              <w:right w:val="none" w:color="FFFFFF" w:sz="0"/>
+            </w:tcBorders>
+            <w:tcMar>
+              <w:top w:type="dxa" w:w="120"/>
+              <w:left w:type="dxa" w:w="120"/>
+              <w:bottom w:type="dxa" w:w="120"/>
+              <w:right w:type="dxa" w:w="0"/>
+            </w:tcMar>
+            <w:vAlign w:val="center"/>
+          </w:tcPr>
+          <w:p>
+            <w:pPr>
+              <w:pStyle w:val="TablaTexto"/>
+              <w:jc w:val="right"/>
+            </w:pPr>
+            <w:r>
+              <w:rPr>
+                <w:b/>
+                <w:bCs/>
+              </w:rPr>
+              <w:t xml:space="preserve">1.880 €</w:t>
+            </w:r>
+          </w:p>
+        </w:tc>
+      </w:tr>
+    </w:tbl>
+    <w:p>
+      <w:pPr>
+        <w:pStyle w:val="Leyenda"/>
+        <w:spacing w:after="320" w:before="100"/>
+      </w:pPr>
+      <w:r>
+        <w:t xml:space="preserve">Precios de ejemplo, por persona salvo indicación.</w:t>
+      </w:r>
+    </w:p>
+    <w:p>
+      <w:pPr>
+        <w:pStyle w:val="Heading2"/>
+      </w:pPr>
+      <w:r>
+        <w:t xml:space="preserve">Condiciones</w:t>
+      </w:r>
+    </w:p>
+    <w:p>
+      <w:pPr>
+        <w:pStyle w:val="Lista"/>
+        <w:numPr>
+          <w:ilvl w:val="0"/>
+          <w:numId w:val="3"/>
+        </w:numPr>
+      </w:pPr>
+      <w:r>
+        <w:t xml:space="preserve">Lorem ipsum dolor sit amet, consectetur adipiscing elit.</w:t>
+      </w:r>
+    </w:p>
+    <w:p>
+      <w:pPr>
+        <w:pStyle w:val="Lista"/>
+        <w:numPr>
+          <w:ilvl w:val="0"/>
+          <w:numId w:val="3"/>
+        </w:numPr>
+      </w:pPr>
+      <w:r>
+        <w:t xml:space="preserve">Integer posuere erat a ante venenatis dapibus.</w:t>
+      </w:r>
+    </w:p>
+    <w:p>
+      <w:pPr>
+        <w:pStyle w:val="Lista"/>
+        <w:numPr>
+          <w:ilvl w:val="0"/>
+          <w:numId w:val="3"/>
+        </w:numPr>
+      </w:pPr>
+      <w:r>
+        <w:t xml:space="preserve">Cras mattis consectetur purus sit amet fermentum.</w:t>
+      </w:r>
+    </w:p>
+    <w:p>
+      <w:pPr>
+        <w:spacing w:after="0" w:before="240" w:line="240" w:lineRule="auto"/>
+      </w:pPr>
+      <w:r>
+        <w:rPr>
+          <w:sz w:val="4"/>
+          <w:szCs w:val="4"/>
+        </w:rPr>
+        <w:t xml:space="preserve"/>
+      </w:r>
+    </w:p>
+    <w:p>
+      <w:pPr>
+        <w:pStyle w:val="Legal"/>
+      </w:pPr>
+      <w:r>
+        <w:t xml:space="preserve">Texto legal del presupuesto. Lorem ipsum dolor sit amet, consectetur adipiscing elit, sed do eiusmod tempor incididunt ut labore et dolore magna aliqua.</w:t>
+      </w:r>
+    </w:p>
+    <w:p>
+      <w:pPr>
+        <w:pStyle w:val="Antetitulo"/>
+        <w:pageBreakBefore/>
+      </w:pPr>
+      <w:r>
+        <w:t xml:space="preserve">Capítulo 13 · Equipo y contactos</w:t>
+      </w:r>
+    </w:p>
+    <w:p>
+      <w:pPr>
+        <w:pStyle w:val="Heading1"/>
+      </w:pPr>
+      <w:r>
+        <w:t xml:space="preserve">Equipo y contactos</w:t>
+      </w:r>
+    </w:p>
+    <w:p>
+      <w:r>
+        <w:t xml:space="preserve">Lorem ipsum dolor sit amet, consectetur adipiscing elit. Integer posuere erat a ante venenatis dapibus, posuere velit aliquet.</w:t>
+      </w:r>
+    </w:p>
+    <w:p>
+      <w:pPr>
+        <w:spacing w:after="200" w:before="0" w:line="240" w:lineRule="auto"/>
+      </w:pPr>
+      <w:r>
+        <w:rPr>
+          <w:sz w:val="4"/>
+          <w:szCs w:val="4"/>
+        </w:rPr>
+        <w:t xml:space="preserve"/>
+      </w:r>
+    </w:p>
+    <w:tbl>
+      <w:tblPr>
+        <w:tblW w:type="dxa" w:w="9070"/>
+        <w:tblBorders>
+          <w:top w:val="none" w:color="FFFFFF" w:sz="0"/>
+          <w:left w:val="none" w:color="FFFFFF" w:sz="0"/>
+          <w:bottom w:val="none" w:color="FFFFFF" w:sz="0"/>
+          <w:right w:val="none" w:color="FFFFFF" w:sz="0"/>
+          <w:insideH w:val="none" w:color="FFFFFF" w:sz="0"/>
+          <w:insideV w:val="none" w:color="FFFFFF" w:sz="0"/>
+        </w:tblBorders>
+        <w:tblLayout w:type="fixed"/>
+      </w:tblPr>
+      <w:tblGrid>
+        <w:gridCol w:w="2270"/>
+        <w:gridCol w:w="1850"/>
+        <w:gridCol w:w="1900"/>
+        <w:gridCol w:w="3050"/>
+      </w:tblGrid>
+      <w:tr>
+        <w:trPr>
+          <w:tblHeader/>
+        </w:trPr>
+        <w:tc>
+          <w:tcPr>
+            <w:tcW w:type="dxa" w:w="2270"/>
+            <w:tcBorders>
+              <w:top w:val="none" w:color="FFFFFF" w:sz="0"/>
+              <w:left w:val="none" w:color="FFFFFF" w:sz="0"/>
+              <w:bottom w:val="single" w:color="2E2E2D" w:sz="8"/>
+              <w:right w:val="none" w:color="FFFFFF" w:sz="0"/>
+            </w:tcBorders>
+            <w:tcMar>
+              <w:top w:type="dxa" w:w="120"/>
+              <w:left w:type="dxa" w:w="0"/>
+              <w:bottom w:type="dxa" w:w="120"/>
+              <w:right w:type="dxa" w:w="120"/>
+            </w:tcMar>
+            <w:vAlign w:val="center"/>
+          </w:tcPr>
+          <w:p>
+            <w:pPr>
+              <w:pStyle w:val="TablaCabecera"/>
+              <w:jc w:val="left"/>
+            </w:pPr>
+            <w:r>
+              <w:t xml:space="preserve">Nombre</w:t>
+            </w:r>
+          </w:p>
+        </w:tc>
+        <w:tc>
+          <w:tcPr>
+            <w:tcW w:type="dxa" w:w="1850"/>
+            <w:tcBorders>
+              <w:top w:val="none" w:color="FFFFFF" w:sz="0"/>
+              <w:left w:val="none" w:color="FFFFFF" w:sz="0"/>
+              <w:bottom w:val="single" w:color="2E2E2D" w:sz="8"/>
+              <w:right w:val="none" w:color="FFFFFF" w:sz="0"/>
+            </w:tcBorders>
+            <w:tcMar>
+              <w:top w:type="dxa" w:w="120"/>
+              <w:left w:type="dxa" w:w="120"/>
+              <w:bottom w:type="dxa" w:w="120"/>
+              <w:right w:type="dxa" w:w="120"/>
+            </w:tcMar>
+            <w:vAlign w:val="center"/>
+          </w:tcPr>
+          <w:p>
+            <w:pPr>
+              <w:pStyle w:val="TablaCabecera"/>
+              <w:jc w:val="left"/>
+            </w:pPr>
+            <w:r>
+              <w:t xml:space="preserve">Cargo</w:t>
+            </w:r>
+          </w:p>
+        </w:tc>
+        <w:tc>
+          <w:tcPr>
+            <w:tcW w:type="dxa" w:w="1900"/>
+            <w:tcBorders>
+              <w:top w:val="none" w:color="FFFFFF" w:sz="0"/>
+              <w:left w:val="none" w:color="FFFFFF" w:sz="0"/>
+              <w:bottom w:val="single" w:color="2E2E2D" w:sz="8"/>
+              <w:right w:val="none" w:color="FFFFFF" w:sz="0"/>
+            </w:tcBorders>
+            <w:tcMar>
+              <w:top w:type="dxa" w:w="120"/>
+              <w:left w:type="dxa" w:w="120"/>
+              <w:bottom w:type="dxa" w:w="120"/>
+              <w:right w:type="dxa" w:w="120"/>
+            </w:tcMar>
+            <w:vAlign w:val="center"/>
+          </w:tcPr>
+          <w:p>
+            <w:pPr>
+              <w:pStyle w:val="TablaCabecera"/>
+              <w:jc w:val="left"/>
+            </w:pPr>
+            <w:r>
+              <w:t xml:space="preserve">Teléfono</w:t>
+            </w:r>
+          </w:p>
+        </w:tc>
+        <w:tc>
+          <w:tcPr>
+            <w:tcW w:type="dxa" w:w="3050"/>
+            <w:tcBorders>
+              <w:top w:val="none" w:color="FFFFFF" w:sz="0"/>
+              <w:left w:val="none" w:color="FFFFFF" w:sz="0"/>
+              <w:bottom w:val="single" w:color="2E2E2D" w:sz="8"/>
+              <w:right w:val="none" w:color="FFFFFF" w:sz="0"/>
+            </w:tcBorders>
+            <w:tcMar>
+              <w:top w:type="dxa" w:w="120"/>
+              <w:left w:type="dxa" w:w="120"/>
+              <w:bottom w:type="dxa" w:w="120"/>
+              <w:right w:type="dxa" w:w="0"/>
+            </w:tcMar>
+            <w:vAlign w:val="center"/>
+          </w:tcPr>
+          <w:p>
+            <w:pPr>
+              <w:pStyle w:val="TablaCabecera"/>
+              <w:jc w:val="left"/>
+            </w:pPr>
+            <w:r>
+              <w:t xml:space="preserve">Correo</w:t>
+            </w:r>
+          </w:p>
+        </w:tc>
+      </w:tr>
+      <w:tr>
+        <w:trPr>
+          <w:cantSplit/>
+        </w:trPr>
+        <w:tc>
+          <w:tcPr>
+            <w:tcW w:type="dxa" w:w="2270"/>
+            <w:tcBorders>
+              <w:top w:val="none" w:color="FFFFFF" w:sz="0"/>
+              <w:left w:val="none" w:color="FFFFFF" w:sz="0"/>
+              <w:bottom w:val="single" w:color="E8E8E6" w:sz="4"/>
+              <w:right w:val="none" w:color="FFFFFF" w:sz="0"/>
+            </w:tcBorders>
+            <w:tcMar>
+              <w:top w:type="dxa" w:w="120"/>
+              <w:left w:type="dxa" w:w="0"/>
+              <w:bottom w:type="dxa" w:w="120"/>
+              <w:right w:type="dxa" w:w="120"/>
+            </w:tcMar>
+            <w:vAlign w:val="center"/>
+          </w:tcPr>
+          <w:p>
+            <w:pPr>
+              <w:pStyle w:val="TablaTexto"/>
+              <w:jc w:val="left"/>
+            </w:pPr>
+            <w:r>
+              <w:t xml:space="preserve">Nombre Apellido</w:t>
+            </w:r>
+          </w:p>
+        </w:tc>
+        <w:tc>
+          <w:tcPr>
+            <w:tcW w:type="dxa" w:w="1850"/>
+            <w:tcBorders>
+              <w:top w:val="none" w:color="FFFFFF" w:sz="0"/>
+              <w:left w:val="none" w:color="FFFFFF" w:sz="0"/>
+              <w:bottom w:val="single" w:color="E8E8E6" w:sz="4"/>
+              <w:right w:val="none" w:color="FFFFFF" w:sz="0"/>
+            </w:tcBorders>
+            <w:tcMar>
+              <w:top w:type="dxa" w:w="120"/>
+              <w:left w:type="dxa" w:w="120"/>
+              <w:bottom w:type="dxa" w:w="120"/>
+              <w:right w:type="dxa" w:w="120"/>
+            </w:tcMar>
+            <w:vAlign w:val="center"/>
+          </w:tcPr>
+          <w:p>
+            <w:pPr>
+              <w:pStyle w:val="TablaTexto"/>
+              <w:jc w:val="left"/>
+            </w:pPr>
+            <w:r>
+              <w:t xml:space="preserve">Dirección</w:t>
+            </w:r>
+          </w:p>
+        </w:tc>
+        <w:tc>
+          <w:tcPr>
+            <w:tcW w:type="dxa" w:w="1900"/>
+            <w:tcBorders>
+              <w:top w:val="none" w:color="FFFFFF" w:sz="0"/>
+              <w:left w:val="none" w:color="FFFFFF" w:sz="0"/>
+              <w:bottom w:val="single" w:color="E8E8E6" w:sz="4"/>
+              <w:right w:val="none" w:color="FFFFFF" w:sz="0"/>
+            </w:tcBorders>
+            <w:tcMar>
+              <w:top w:type="dxa" w:w="120"/>
+              <w:left w:type="dxa" w:w="120"/>
+              <w:bottom w:type="dxa" w:w="120"/>
+              <w:right w:type="dxa" w:w="120"/>
+            </w:tcMar>
+            <w:vAlign w:val="center"/>
+          </w:tcPr>
+          <w:p>
+            <w:pPr>
+              <w:pStyle w:val="TablaTexto"/>
+              <w:jc w:val="left"/>
+            </w:pPr>
+            <w:r>
+              <w:t xml:space="preserve">+34 000 000 000</w:t>
+            </w:r>
+          </w:p>
+        </w:tc>
+        <w:tc>
+          <w:tcPr>
+            <w:tcW w:type="dxa" w:w="3050"/>
+            <w:tcBorders>
+              <w:top w:val="none" w:color="FFFFFF" w:sz="0"/>
+              <w:left w:val="none" w:color="FFFFFF" w:sz="0"/>
+              <w:bottom w:val="single" w:color="E8E8E6" w:sz="4"/>
+              <w:right w:val="none" w:color="FFFFFF" w:sz="0"/>
+            </w:tcBorders>
+            <w:tcMar>
+              <w:top w:type="dxa" w:w="120"/>
+              <w:left w:type="dxa" w:w="120"/>
+              <w:bottom w:type="dxa" w:w="120"/>
+              <w:right w:type="dxa" w:w="0"/>
+            </w:tcMar>
+            <w:vAlign w:val="center"/>
+          </w:tcPr>
+          <w:p>
+            <w:pPr>
+              <w:pStyle w:val="TablaTexto"/>
+              <w:jc w:val="left"/>
+            </w:pPr>
+            <w:r>
+              <w:t xml:space="preserve">nombre@santiagoways.com</w:t>
+            </w:r>
+          </w:p>
+        </w:tc>
+      </w:tr>
+      <w:tr>
+        <w:trPr>
+          <w:cantSplit/>
+        </w:trPr>
+        <w:tc>
+          <w:tcPr>
+            <w:tcW w:type="dxa" w:w="2270"/>
+            <w:tcBorders>
+              <w:top w:val="none" w:color="FFFFFF" w:sz="0"/>
+              <w:left w:val="none" w:color="FFFFFF" w:sz="0"/>
+              <w:bottom w:val="single" w:color="E8E8E6" w:sz="4"/>
+              <w:right w:val="none" w:color="FFFFFF" w:sz="0"/>
+            </w:tcBorders>
+            <w:tcMar>
+              <w:top w:type="dxa" w:w="120"/>
+              <w:left w:type="dxa" w:w="0"/>
+              <w:bottom w:type="dxa" w:w="120"/>
+              <w:right w:type="dxa" w:w="120"/>
+            </w:tcMar>
+            <w:vAlign w:val="center"/>
+          </w:tcPr>
+          <w:p>
+            <w:pPr>
+              <w:pStyle w:val="TablaTexto"/>
+              <w:jc w:val="left"/>
+            </w:pPr>
+            <w:r>
+              <w:t xml:space="preserve">Nombre Apellido</w:t>
+            </w:r>
+          </w:p>
+        </w:tc>
+        <w:tc>
+          <w:tcPr>
+            <w:tcW w:type="dxa" w:w="1850"/>
+            <w:tcBorders>
+              <w:top w:val="none" w:color="FFFFFF" w:sz="0"/>
+              <w:left w:val="none" w:color="FFFFFF" w:sz="0"/>
+              <w:bottom w:val="single" w:color="E8E8E6" w:sz="4"/>
+              <w:right w:val="none" w:color="FFFFFF" w:sz="0"/>
+            </w:tcBorders>
+            <w:tcMar>
+              <w:top w:type="dxa" w:w="120"/>
+              <w:left w:type="dxa" w:w="120"/>
+              <w:bottom w:type="dxa" w:w="120"/>
+              <w:right w:type="dxa" w:w="120"/>
+            </w:tcMar>
+            <w:vAlign w:val="center"/>
+          </w:tcPr>
+          <w:p>
+            <w:pPr>
+              <w:pStyle w:val="TablaTexto"/>
+              <w:jc w:val="left"/>
+            </w:pPr>
+            <w:r>
+              <w:t xml:space="preserve">Marketing</w:t>
+            </w:r>
+          </w:p>
+        </w:tc>
+        <w:tc>
+          <w:tcPr>
+            <w:tcW w:type="dxa" w:w="1900"/>
+            <w:tcBorders>
+              <w:top w:val="none" w:color="FFFFFF" w:sz="0"/>
+              <w:left w:val="none" w:color="FFFFFF" w:sz="0"/>
+              <w:bottom w:val="single" w:color="E8E8E6" w:sz="4"/>
+              <w:right w:val="none" w:color="FFFFFF" w:sz="0"/>
+            </w:tcBorders>
+            <w:tcMar>
+              <w:top w:type="dxa" w:w="120"/>
+              <w:left w:type="dxa" w:w="120"/>
+              <w:bottom w:type="dxa" w:w="120"/>
+              <w:right w:type="dxa" w:w="120"/>
+            </w:tcMar>
+            <w:vAlign w:val="center"/>
+          </w:tcPr>
+          <w:p>
+            <w:pPr>
+              <w:pStyle w:val="TablaTexto"/>
+              <w:jc w:val="left"/>
+            </w:pPr>
+            <w:r>
+              <w:t xml:space="preserve">+34 000 000 000</w:t>
+            </w:r>
+          </w:p>
+        </w:tc>
+        <w:tc>
+          <w:tcPr>
+            <w:tcW w:type="dxa" w:w="3050"/>
+            <w:tcBorders>
+              <w:top w:val="none" w:color="FFFFFF" w:sz="0"/>
+              <w:left w:val="none" w:color="FFFFFF" w:sz="0"/>
+              <w:bottom w:val="single" w:color="E8E8E6" w:sz="4"/>
+              <w:right w:val="none" w:color="FFFFFF" w:sz="0"/>
+            </w:tcBorders>
+            <w:tcMar>
+              <w:top w:type="dxa" w:w="120"/>
+              <w:left w:type="dxa" w:w="120"/>
+              <w:bottom w:type="dxa" w:w="120"/>
+              <w:right w:type="dxa" w:w="0"/>
+            </w:tcMar>
+            <w:vAlign w:val="center"/>
+          </w:tcPr>
+          <w:p>
+            <w:pPr>
+              <w:pStyle w:val="TablaTexto"/>
+              <w:jc w:val="left"/>
+            </w:pPr>
+            <w:r>
+              <w:t xml:space="preserve">nombre@santiagoways.com</w:t>
+            </w:r>
+          </w:p>
+        </w:tc>
+      </w:tr>
+      <w:tr>
+        <w:trPr>
+          <w:cantSplit/>
+        </w:trPr>
+        <w:tc>
+          <w:tcPr>
+            <w:tcW w:type="dxa" w:w="2270"/>
+            <w:tcBorders>
+              <w:top w:val="none" w:color="FFFFFF" w:sz="0"/>
+              <w:left w:val="none" w:color="FFFFFF" w:sz="0"/>
+              <w:bottom w:val="single" w:color="E8E8E6" w:sz="4"/>
+              <w:right w:val="none" w:color="FFFFFF" w:sz="0"/>
+            </w:tcBorders>
+            <w:tcMar>
+              <w:top w:type="dxa" w:w="120"/>
+              <w:left w:type="dxa" w:w="0"/>
+              <w:bottom w:type="dxa" w:w="120"/>
+              <w:right w:type="dxa" w:w="120"/>
+            </w:tcMar>
+            <w:vAlign w:val="center"/>
+          </w:tcPr>
+          <w:p>
+            <w:pPr>
+              <w:pStyle w:val="TablaTexto"/>
+              <w:jc w:val="left"/>
+            </w:pPr>
+            <w:r>
+              <w:t xml:space="preserve">Nombre Apellido</w:t>
+            </w:r>
+          </w:p>
+        </w:tc>
+        <w:tc>
+          <w:tcPr>
+            <w:tcW w:type="dxa" w:w="1850"/>
+            <w:tcBorders>
+              <w:top w:val="none" w:color="FFFFFF" w:sz="0"/>
+              <w:left w:val="none" w:color="FFFFFF" w:sz="0"/>
+              <w:bottom w:val="single" w:color="E8E8E6" w:sz="4"/>
+              <w:right w:val="none" w:color="FFFFFF" w:sz="0"/>
+            </w:tcBorders>
+            <w:tcMar>
+              <w:top w:type="dxa" w:w="120"/>
+              <w:left w:type="dxa" w:w="120"/>
+              <w:bottom w:type="dxa" w:w="120"/>
+              <w:right w:type="dxa" w:w="120"/>
+            </w:tcMar>
+            <w:vAlign w:val="center"/>
+          </w:tcPr>
+          <w:p>
+            <w:pPr>
+              <w:pStyle w:val="TablaTexto"/>
+              <w:jc w:val="left"/>
+            </w:pPr>
+            <w:r>
+              <w:t xml:space="preserve">Atención al viajero</w:t>
+            </w:r>
+          </w:p>
+        </w:tc>
+        <w:tc>
+          <w:tcPr>
+            <w:tcW w:type="dxa" w:w="1900"/>
+            <w:tcBorders>
+              <w:top w:val="none" w:color="FFFFFF" w:sz="0"/>
+              <w:left w:val="none" w:color="FFFFFF" w:sz="0"/>
+              <w:bottom w:val="single" w:color="E8E8E6" w:sz="4"/>
+              <w:right w:val="none" w:color="FFFFFF" w:sz="0"/>
+            </w:tcBorders>
+            <w:tcMar>
+              <w:top w:type="dxa" w:w="120"/>
+              <w:left w:type="dxa" w:w="120"/>
+              <w:bottom w:type="dxa" w:w="120"/>
+              <w:right w:type="dxa" w:w="120"/>
+            </w:tcMar>
+            <w:vAlign w:val="center"/>
+          </w:tcPr>
+          <w:p>
+            <w:pPr>
+              <w:pStyle w:val="TablaTexto"/>
+              <w:jc w:val="left"/>
+            </w:pPr>
+            <w:r>
+              <w:t xml:space="preserve">+34 000 000 000</w:t>
+            </w:r>
+          </w:p>
+        </w:tc>
+        <w:tc>
+          <w:tcPr>
+            <w:tcW w:type="dxa" w:w="3050"/>
+            <w:tcBorders>
+              <w:top w:val="none" w:color="FFFFFF" w:sz="0"/>
+              <w:left w:val="none" w:color="FFFFFF" w:sz="0"/>
+              <w:bottom w:val="single" w:color="E8E8E6" w:sz="4"/>
+              <w:right w:val="none" w:color="FFFFFF" w:sz="0"/>
+            </w:tcBorders>
+            <w:tcMar>
+              <w:top w:type="dxa" w:w="120"/>
+              <w:left w:type="dxa" w:w="120"/>
+              <w:bottom w:type="dxa" w:w="120"/>
+              <w:right w:type="dxa" w:w="0"/>
+            </w:tcMar>
+            <w:vAlign w:val="center"/>
+          </w:tcPr>
+          <w:p>
+            <w:pPr>
+              <w:pStyle w:val="TablaTexto"/>
+              <w:jc w:val="left"/>
+            </w:pPr>
+            <w:r>
+              <w:t xml:space="preserve">nombre@santiagoways.com</w:t>
+            </w:r>
+          </w:p>
+        </w:tc>
+      </w:tr>
+      <w:tr>
+        <w:trPr>
+          <w:cantSplit/>
+        </w:trPr>
+        <w:tc>
+          <w:tcPr>
+            <w:tcW w:type="dxa" w:w="2270"/>
+            <w:tcBorders>
+              <w:top w:val="none" w:color="FFFFFF" w:sz="0"/>
+              <w:left w:val="none" w:color="FFFFFF" w:sz="0"/>
+              <w:bottom w:val="single" w:color="E8E8E6" w:sz="4"/>
+              <w:right w:val="none" w:color="FFFFFF" w:sz="0"/>
+            </w:tcBorders>
+            <w:tcMar>
+              <w:top w:type="dxa" w:w="120"/>
+              <w:left w:type="dxa" w:w="0"/>
+              <w:bottom w:type="dxa" w:w="120"/>
+              <w:right w:type="dxa" w:w="120"/>
+            </w:tcMar>
+            <w:vAlign w:val="center"/>
+          </w:tcPr>
+          <w:p>
+            <w:pPr>
+              <w:pStyle w:val="TablaTexto"/>
+              <w:jc w:val="left"/>
+            </w:pPr>
+            <w:r>
+              <w:t xml:space="preserve">Nombre Apellido</w:t>
+            </w:r>
+          </w:p>
+        </w:tc>
+        <w:tc>
+          <w:tcPr>
+            <w:tcW w:type="dxa" w:w="1850"/>
+            <w:tcBorders>
+              <w:top w:val="none" w:color="FFFFFF" w:sz="0"/>
+              <w:left w:val="none" w:color="FFFFFF" w:sz="0"/>
+              <w:bottom w:val="single" w:color="E8E8E6" w:sz="4"/>
+              <w:right w:val="none" w:color="FFFFFF" w:sz="0"/>
+            </w:tcBorders>
+            <w:tcMar>
+              <w:top w:type="dxa" w:w="120"/>
+              <w:left w:type="dxa" w:w="120"/>
+              <w:bottom w:type="dxa" w:w="120"/>
+              <w:right w:type="dxa" w:w="120"/>
+            </w:tcMar>
+            <w:vAlign w:val="center"/>
+          </w:tcPr>
+          <w:p>
+            <w:pPr>
+              <w:pStyle w:val="TablaTexto"/>
+              <w:jc w:val="left"/>
+            </w:pPr>
+            <w:r>
+              <w:t xml:space="preserve">Operaciones</w:t>
+            </w:r>
+          </w:p>
+        </w:tc>
+        <w:tc>
+          <w:tcPr>
+            <w:tcW w:type="dxa" w:w="1900"/>
+            <w:tcBorders>
+              <w:top w:val="none" w:color="FFFFFF" w:sz="0"/>
+              <w:left w:val="none" w:color="FFFFFF" w:sz="0"/>
+              <w:bottom w:val="single" w:color="E8E8E6" w:sz="4"/>
+              <w:right w:val="none" w:color="FFFFFF" w:sz="0"/>
+            </w:tcBorders>
+            <w:tcMar>
+              <w:top w:type="dxa" w:w="120"/>
+              <w:left w:type="dxa" w:w="120"/>
+              <w:bottom w:type="dxa" w:w="120"/>
+              <w:right w:type="dxa" w:w="120"/>
+            </w:tcMar>
+            <w:vAlign w:val="center"/>
+          </w:tcPr>
+          <w:p>
+            <w:pPr>
+              <w:pStyle w:val="TablaTexto"/>
+              <w:jc w:val="left"/>
+            </w:pPr>
+            <w:r>
+              <w:t xml:space="preserve">+34 000 000 000</w:t>
+            </w:r>
+          </w:p>
+        </w:tc>
+        <w:tc>
+          <w:tcPr>
+            <w:tcW w:type="dxa" w:w="3050"/>
+            <w:tcBorders>
+              <w:top w:val="none" w:color="FFFFFF" w:sz="0"/>
+              <w:left w:val="none" w:color="FFFFFF" w:sz="0"/>
+              <w:bottom w:val="single" w:color="E8E8E6" w:sz="4"/>
+              <w:right w:val="none" w:color="FFFFFF" w:sz="0"/>
+            </w:tcBorders>
+            <w:tcMar>
+              <w:top w:type="dxa" w:w="120"/>
+              <w:left w:type="dxa" w:w="120"/>
+              <w:bottom w:type="dxa" w:w="120"/>
+              <w:right w:type="dxa" w:w="0"/>
+            </w:tcMar>
+            <w:vAlign w:val="center"/>
+          </w:tcPr>
+          <w:p>
+            <w:pPr>
+              <w:pStyle w:val="TablaTexto"/>
+              <w:jc w:val="left"/>
+            </w:pPr>
+            <w:r>
+              <w:t xml:space="preserve">nombre@santiagoways.com</w:t>
+            </w:r>
+          </w:p>
+        </w:tc>
+      </w:tr>
+      <w:tr>
+        <w:trPr>
+          <w:cantSplit/>
+        </w:trPr>
+        <w:tc>
+          <w:tcPr>
+            <w:tcW w:type="dxa" w:w="2270"/>
+            <w:tcBorders>
+              <w:top w:val="none" w:color="FFFFFF" w:sz="0"/>
+              <w:left w:val="none" w:color="FFFFFF" w:sz="0"/>
+              <w:bottom w:val="single" w:color="E8E8E6" w:sz="4"/>
+              <w:right w:val="none" w:color="FFFFFF" w:sz="0"/>
+            </w:tcBorders>
+            <w:tcMar>
+              <w:top w:type="dxa" w:w="120"/>
+              <w:left w:type="dxa" w:w="0"/>
+              <w:bottom w:type="dxa" w:w="120"/>
+              <w:right w:type="dxa" w:w="120"/>
+            </w:tcMar>
+            <w:vAlign w:val="center"/>
+          </w:tcPr>
+          <w:p>
+            <w:pPr>
+              <w:pStyle w:val="TablaTexto"/>
+              <w:jc w:val="left"/>
+            </w:pPr>
+            <w:r>
+              <w:t xml:space="preserve">Nombre Apellido</w:t>
+            </w:r>
+          </w:p>
+        </w:tc>
+        <w:tc>
+          <w:tcPr>
+            <w:tcW w:type="dxa" w:w="1850"/>
+            <w:tcBorders>
+              <w:top w:val="none" w:color="FFFFFF" w:sz="0"/>
+              <w:left w:val="none" w:color="FFFFFF" w:sz="0"/>
+              <w:bottom w:val="single" w:color="E8E8E6" w:sz="4"/>
+              <w:right w:val="none" w:color="FFFFFF" w:sz="0"/>
+            </w:tcBorders>
+            <w:tcMar>
+              <w:top w:type="dxa" w:w="120"/>
+              <w:left w:type="dxa" w:w="120"/>
+              <w:bottom w:type="dxa" w:w="120"/>
+              <w:right w:type="dxa" w:w="120"/>
+            </w:tcMar>
+            <w:vAlign w:val="center"/>
+          </w:tcPr>
+          <w:p>
+            <w:pPr>
+              <w:pStyle w:val="TablaTexto"/>
+              <w:jc w:val="left"/>
+            </w:pPr>
+            <w:r>
+              <w:t xml:space="preserve">Ventas</w:t>
+            </w:r>
+          </w:p>
+        </w:tc>
+        <w:tc>
+          <w:tcPr>
+            <w:tcW w:type="dxa" w:w="1900"/>
+            <w:tcBorders>
+              <w:top w:val="none" w:color="FFFFFF" w:sz="0"/>
+              <w:left w:val="none" w:color="FFFFFF" w:sz="0"/>
+              <w:bottom w:val="single" w:color="E8E8E6" w:sz="4"/>
+              <w:right w:val="none" w:color="FFFFFF" w:sz="0"/>
+            </w:tcBorders>
+            <w:tcMar>
+              <w:top w:type="dxa" w:w="120"/>
+              <w:left w:type="dxa" w:w="120"/>
+              <w:bottom w:type="dxa" w:w="120"/>
+              <w:right w:type="dxa" w:w="120"/>
+            </w:tcMar>
+            <w:vAlign w:val="center"/>
+          </w:tcPr>
+          <w:p>
+            <w:pPr>
+              <w:pStyle w:val="TablaTexto"/>
+              <w:jc w:val="left"/>
+            </w:pPr>
+            <w:r>
+              <w:t xml:space="preserve">+34 000 000 000</w:t>
+            </w:r>
+          </w:p>
+        </w:tc>
+        <w:tc>
+          <w:tcPr>
+            <w:tcW w:type="dxa" w:w="3050"/>
+            <w:tcBorders>
+              <w:top w:val="none" w:color="FFFFFF" w:sz="0"/>
+              <w:left w:val="none" w:color="FFFFFF" w:sz="0"/>
+              <w:bottom w:val="single" w:color="E8E8E6" w:sz="4"/>
+              <w:right w:val="none" w:color="FFFFFF" w:sz="0"/>
+            </w:tcBorders>
+            <w:tcMar>
+              <w:top w:type="dxa" w:w="120"/>
+              <w:left w:type="dxa" w:w="120"/>
+              <w:bottom w:type="dxa" w:w="120"/>
+              <w:right w:type="dxa" w:w="0"/>
+            </w:tcMar>
+            <w:vAlign w:val="center"/>
+          </w:tcPr>
+          <w:p>
+            <w:pPr>
+              <w:pStyle w:val="TablaTexto"/>
+              <w:jc w:val="left"/>
+            </w:pPr>
+            <w:r>
+              <w:t xml:space="preserve">nombre@santiagoways.com</w:t>
+            </w:r>
+          </w:p>
+        </w:tc>
+      </w:tr>
+      <w:tr>
+        <w:trPr>
+          <w:cantSplit/>
+        </w:trPr>
+        <w:tc>
+          <w:tcPr>
+            <w:tcW w:type="dxa" w:w="2270"/>
+            <w:tcBorders>
+              <w:top w:val="none" w:color="FFFFFF" w:sz="0"/>
+              <w:left w:val="none" w:color="FFFFFF" w:sz="0"/>
+              <w:bottom w:val="single" w:color="E8E8E6" w:sz="4"/>
+              <w:right w:val="none" w:color="FFFFFF" w:sz="0"/>
+            </w:tcBorders>
+            <w:tcMar>
+              <w:top w:type="dxa" w:w="120"/>
+              <w:left w:type="dxa" w:w="0"/>
+              <w:bottom w:type="dxa" w:w="120"/>
+              <w:right w:type="dxa" w:w="120"/>
+            </w:tcMar>
+            <w:vAlign w:val="center"/>
+          </w:tcPr>
+          <w:p>
+            <w:pPr>
+              <w:pStyle w:val="TablaTexto"/>
+              <w:jc w:val="left"/>
+            </w:pPr>
+            <w:r>
+              <w:t xml:space="preserve">Nombre Apellido</w:t>
+            </w:r>
+          </w:p>
+        </w:tc>
+        <w:tc>
+          <w:tcPr>
+            <w:tcW w:type="dxa" w:w="1850"/>
+            <w:tcBorders>
+              <w:top w:val="none" w:color="FFFFFF" w:sz="0"/>
+              <w:left w:val="none" w:color="FFFFFF" w:sz="0"/>
+              <w:bottom w:val="single" w:color="E8E8E6" w:sz="4"/>
+              <w:right w:val="none" w:color="FFFFFF" w:sz="0"/>
+            </w:tcBorders>
+            <w:tcMar>
+              <w:top w:type="dxa" w:w="120"/>
+              <w:left w:type="dxa" w:w="120"/>
+              <w:bottom w:type="dxa" w:w="120"/>
+              <w:right w:type="dxa" w:w="120"/>
+            </w:tcMar>
+            <w:vAlign w:val="center"/>
+          </w:tcPr>
+          <w:p>
+            <w:pPr>
+              <w:pStyle w:val="TablaTexto"/>
+              <w:jc w:val="left"/>
+            </w:pPr>
+            <w:r>
+              <w:t xml:space="preserve">Producto</w:t>
+            </w:r>
+          </w:p>
+        </w:tc>
+        <w:tc>
+          <w:tcPr>
+            <w:tcW w:type="dxa" w:w="1900"/>
+            <w:tcBorders>
+              <w:top w:val="none" w:color="FFFFFF" w:sz="0"/>
+              <w:left w:val="none" w:color="FFFFFF" w:sz="0"/>
+              <w:bottom w:val="single" w:color="E8E8E6" w:sz="4"/>
+              <w:right w:val="none" w:color="FFFFFF" w:sz="0"/>
+            </w:tcBorders>
+            <w:tcMar>
+              <w:top w:type="dxa" w:w="120"/>
+              <w:left w:type="dxa" w:w="120"/>
+              <w:bottom w:type="dxa" w:w="120"/>
+              <w:right w:type="dxa" w:w="120"/>
+            </w:tcMar>
+            <w:vAlign w:val="center"/>
+          </w:tcPr>
+          <w:p>
+            <w:pPr>
+              <w:pStyle w:val="TablaTexto"/>
+              <w:jc w:val="left"/>
+            </w:pPr>
+            <w:r>
+              <w:t xml:space="preserve">+34 000 000 000</w:t>
+            </w:r>
+          </w:p>
+        </w:tc>
+        <w:tc>
+          <w:tcPr>
+            <w:tcW w:type="dxa" w:w="3050"/>
+            <w:tcBorders>
+              <w:top w:val="none" w:color="FFFFFF" w:sz="0"/>
+              <w:left w:val="none" w:color="FFFFFF" w:sz="0"/>
+              <w:bottom w:val="single" w:color="E8E8E6" w:sz="4"/>
+              <w:right w:val="none" w:color="FFFFFF" w:sz="0"/>
+            </w:tcBorders>
+            <w:tcMar>
+              <w:top w:type="dxa" w:w="120"/>
+              <w:left w:type="dxa" w:w="120"/>
+              <w:bottom w:type="dxa" w:w="120"/>
+              <w:right w:type="dxa" w:w="0"/>
+            </w:tcMar>
+            <w:vAlign w:val="center"/>
+          </w:tcPr>
+          <w:p>
+            <w:pPr>
+              <w:pStyle w:val="TablaTexto"/>
+              <w:jc w:val="left"/>
+            </w:pPr>
+            <w:r>
+              <w:t xml:space="preserve">nombre@santiagoways.com</w:t>
+            </w:r>
+          </w:p>
+        </w:tc>
+      </w:tr>
+    </w:tbl>
+    <w:p>
+      <w:pPr>
+        <w:spacing w:after="0" w:before="480" w:line="240" w:lineRule="auto"/>
+      </w:pPr>
+      <w:r>
+        <w:rPr>
+          <w:sz w:val="4"/>
+          <w:szCs w:val="4"/>
+        </w:rPr>
+        <w:t xml:space="preserve"/>
+      </w:r>
+    </w:p>
+    <w:p>
+      <w:pPr>
+        <w:pStyle w:val="Heading2"/>
+      </w:pPr>
+      <w:r>
+        <w:t xml:space="preserve">Oficina</w:t>
+      </w:r>
+    </w:p>
+    <w:p>
+      <w:pPr>
+        <w:spacing w:after="80" w:before="0" w:line="240" w:lineRule="auto"/>
+      </w:pPr>
+      <w:r>
+        <w:rPr>
+          <w:sz w:val="4"/>
+          <w:szCs w:val="4"/>
+        </w:rPr>
+        <w:t xml:space="preserve"/>
+      </w:r>
+    </w:p>
+    <w:tbl>
+      <w:tblPr>
+        <w:tblW w:type="dxa" w:w="9070"/>
+        <w:tblBorders>
+          <w:top w:val="none" w:color="FFFFFF" w:sz="0"/>
+          <w:left w:val="none" w:color="FFFFFF" w:sz="0"/>
+          <w:bottom w:val="none" w:color="FFFFFF" w:sz="0"/>
+          <w:right w:val="none" w:color="FFFFFF" w:sz="0"/>
+          <w:insideH w:val="none" w:color="FFFFFF" w:sz="0"/>
+          <w:insideV w:val="none" w:color="FFFFFF" w:sz="0"/>
+        </w:tblBorders>
+        <w:tblLayout w:type="fixed"/>
+      </w:tblPr>
+      <w:tblGrid>
+        <w:gridCol w:w="2267"/>
+        <w:gridCol w:w="2267"/>
+        <w:gridCol w:w="2267"/>
+        <w:gridCol w:w="2267"/>
+      </w:tblGrid>
+      <w:tr>
+        <w:trPr>
+          <w:cantSplit/>
+        </w:trPr>
+        <w:tc>
+          <w:tcPr>
+            <w:tcW w:type="dxa" w:w="2267"/>
+            <w:tcBorders>
+              <w:top w:val="single" w:color="2E2E2D" w:sz="6"/>
+              <w:left w:val="none" w:color="FFFFFF" w:sz="0"/>
+              <w:bottom w:val="none" w:color="FFFFFF" w:sz="0"/>
+              <w:right w:val="none" w:color="FFFFFF" w:sz="0"/>
+            </w:tcBorders>
+            <w:tcMar>
+              <w:top w:type="dxa" w:w="160"/>
+              <w:left w:type="dxa" w:w="0"/>
+              <w:bottom w:type="dxa" w:w="0"/>
+              <w:right w:type="dxa" w:w="200"/>
+            </w:tcMar>
+            <w:vAlign w:val="top"/>
+          </w:tcPr>
+          <w:p>
+            <w:pPr>
+              <w:pStyle w:val="MetaEtiqueta"/>
+            </w:pPr>
+            <w:r>
+              <w:t xml:space="preserve">Dirección</w:t>
+            </w:r>
+          </w:p>
+          <w:p>
+            <w:pPr>
+              <w:pStyle w:val="MetaValor"/>
+              <w:spacing w:after="40"/>
+            </w:pPr>
+            <w:r>
+              <w:t xml:space="preserve">Calle y número</w:t>
+            </w:r>
+          </w:p>
+          <w:p>
+            <w:pPr>
+              <w:pStyle w:val="MetaValor"/>
+              <w:spacing w:after="40"/>
+            </w:pPr>
+            <w:r>
+              <w:t xml:space="preserve">Código postal y ciudad</w:t>
+            </w:r>
+          </w:p>
+        </w:tc>
+        <w:tc>
+          <w:tcPr>
+            <w:tcW w:type="dxa" w:w="2267"/>
+            <w:tcBorders>
+              <w:top w:val="single" w:color="2E2E2D" w:sz="6"/>
+              <w:left w:val="none" w:color="FFFFFF" w:sz="0"/>
+              <w:bottom w:val="none" w:color="FFFFFF" w:sz="0"/>
+              <w:right w:val="none" w:color="FFFFFF" w:sz="0"/>
+            </w:tcBorders>
+            <w:tcMar>
+              <w:top w:type="dxa" w:w="160"/>
+              <w:left w:type="dxa" w:w="0"/>
+              <w:bottom w:type="dxa" w:w="0"/>
+              <w:right w:type="dxa" w:w="200"/>
+            </w:tcMar>
+            <w:vAlign w:val="top"/>
+          </w:tcPr>
+          <w:p>
+            <w:pPr>
+              <w:pStyle w:val="MetaEtiqueta"/>
+            </w:pPr>
+            <w:r>
+              <w:t xml:space="preserve">Horario</w:t>
+            </w:r>
+          </w:p>
+          <w:p>
+            <w:pPr>
+              <w:pStyle w:val="MetaValor"/>
+              <w:spacing w:after="40"/>
+            </w:pPr>
+            <w:r>
+              <w:t xml:space="preserve">Lunes a viernes</w:t>
+            </w:r>
+          </w:p>
+          <w:p>
+            <w:pPr>
+              <w:pStyle w:val="MetaValor"/>
+              <w:spacing w:after="40"/>
+            </w:pPr>
+            <w:r>
+              <w:t xml:space="preserve">00:00 a 00:00</w:t>
+            </w:r>
+          </w:p>
+        </w:tc>
+        <w:tc>
+          <w:tcPr>
+            <w:tcW w:type="dxa" w:w="2267"/>
+            <w:tcBorders>
+              <w:top w:val="single" w:color="2E2E2D" w:sz="6"/>
+              <w:left w:val="none" w:color="FFFFFF" w:sz="0"/>
+              <w:bottom w:val="none" w:color="FFFFFF" w:sz="0"/>
+              <w:right w:val="none" w:color="FFFFFF" w:sz="0"/>
+            </w:tcBorders>
+            <w:tcMar>
+              <w:top w:type="dxa" w:w="160"/>
+              <w:left w:type="dxa" w:w="0"/>
+              <w:bottom w:type="dxa" w:w="0"/>
+              <w:right w:type="dxa" w:w="200"/>
+            </w:tcMar>
+            <w:vAlign w:val="top"/>
+          </w:tcPr>
+          <w:p>
+            <w:pPr>
+              <w:pStyle w:val="MetaEtiqueta"/>
+            </w:pPr>
+            <w:r>
+              <w:t xml:space="preserve">Teléfono</w:t>
+            </w:r>
+          </w:p>
+          <w:p>
+            <w:pPr>
+              <w:pStyle w:val="MetaValor"/>
+              <w:spacing w:after="40"/>
+            </w:pPr>
+            <w:r>
+              <w:t xml:space="preserve">+34 000 000 000</w:t>
+            </w:r>
+          </w:p>
+        </w:tc>
+        <w:tc>
+          <w:tcPr>
+            <w:tcW w:type="dxa" w:w="2267"/>
+            <w:tcBorders>
+              <w:top w:val="single" w:color="2E2E2D" w:sz="6"/>
+              <w:left w:val="none" w:color="FFFFFF" w:sz="0"/>
+              <w:bottom w:val="none" w:color="FFFFFF" w:sz="0"/>
+              <w:right w:val="none" w:color="FFFFFF" w:sz="0"/>
+            </w:tcBorders>
+            <w:tcMar>
+              <w:top w:type="dxa" w:w="160"/>
+              <w:left w:type="dxa" w:w="0"/>
+              <w:bottom w:type="dxa" w:w="0"/>
+              <w:right w:type="dxa" w:w="200"/>
+            </w:tcMar>
+            <w:vAlign w:val="top"/>
+          </w:tcPr>
+          <w:p>
+            <w:pPr>
+              <w:pStyle w:val="MetaEtiqueta"/>
+            </w:pPr>
+            <w:r>
+              <w:t xml:space="preserve">Web</w:t>
+            </w:r>
+          </w:p>
+          <w:p>
+            <w:pPr>
+              <w:pStyle w:val="MetaValor"/>
+              <w:spacing w:after="40"/>
+            </w:pPr>
+            <w:r>
+              <w:t xml:space="preserve">santiagoways.com</w:t>
+            </w:r>
+          </w:p>
+        </w:tc>
+      </w:tr>
+    </w:tbl>
+    <w:p>
+      <w:pPr>
+        <w:pageBreakBefore/>
+        <w:spacing w:after="600" w:before="400"/>
+        <w:jc w:val="right"/>
+      </w:pPr>
+      <w:r>
+        <w:t xml:space="preserve">Santiago de Compostela, dd de mes de aaaa</w:t>
+      </w:r>
+    </w:p>
+    <w:p>
+      <w:pPr>
+        <w:spacing w:after="0"/>
+      </w:pPr>
+      <w:r>
+        <w:rPr>
+          <w:b/>
+          <w:bCs/>
+        </w:rPr>
+        <w:t xml:space="preserve">Nombre Apellido</w:t>
+      </w:r>
+    </w:p>
+    <w:p>
+      <w:pPr>
+        <w:pStyle w:val="TablaTexto"/>
+      </w:pPr>
+      <w:r>
+        <w:t xml:space="preserve">Cargo · Empresa</w:t>
+      </w:r>
+    </w:p>
+    <w:p>
+      <w:pPr>
+        <w:pStyle w:val="TablaTexto"/>
+      </w:pPr>
+      <w:r>
+        <w:t xml:space="preserve">Calle y número</w:t>
+      </w:r>
+    </w:p>
+    <w:p>
+      <w:pPr>
+        <w:pStyle w:val="TablaTexto"/>
+      </w:pPr>
+      <w:r>
+        <w:t xml:space="preserve">Código postal y ciudad</w:t>
+      </w:r>
+    </w:p>
+    <w:p>
+      <w:pPr>
+        <w:spacing w:after="0" w:before="600" w:line="240" w:lineRule="auto"/>
+      </w:pPr>
+      <w:r>
+        <w:rPr>
+          <w:sz w:val="4"/>
+          <w:szCs w:val="4"/>
+        </w:rPr>
+        <w:t xml:space="preserve"/>
+      </w:r>
+    </w:p>
+    <w:p>
+      <w:pPr>
+        <w:pStyle w:val="CartaAsunto"/>
+      </w:pPr>
+      <w:r>
+        <w:t xml:space="preserve">Asunto: lorem ipsum dolor sit amet</w:t>
+      </w:r>
+    </w:p>
+    <w:p>
+      <w:r>
+        <w:t xml:space="preserve">Estimado/a Nombre:</w:t>
+      </w:r>
+    </w:p>
+    <w:p>
+      <w:r>
+        <w:t xml:space="preserve">Lorem ipsum dolor sit amet, consectetur adipiscing elit. Integer posuere erat a ante venenatis dapibus, posuere velit aliquet. Cras mattis consectetur purus sit amet fermentum. Donec ullamcorper nulla non metus auctor fringilla.</w:t>
+      </w:r>
+    </w:p>
+    <w:p>
+      <w:r>
+        <w:t xml:space="preserve">Maecenas sed diam eget risus varius blandit sit amet non magna. Vestibulum id ligula porta felis euismod semper. Nullam quis risus eget urna mollis ornare vel eu leo. Aenean lacinia bibendum nulla sed consectetur.</w:t>
+      </w:r>
+    </w:p>
+    <w:p>
+      <w:r>
+        <w:t xml:space="preserve">Curabitur blandit tempus porttitor. Etiam porta sem malesuada magna mollis euismod. Morbi leo risus, porta ac consectetur ac, vestibulum at eros. Praesent commodo cursus magna, vel scelerisque nisl consectetur et.</w:t>
+      </w:r>
+    </w:p>
+    <w:p>
+      <w:pPr>
+        <w:spacing w:after="0" w:before="120"/>
+      </w:pPr>
+      <w:r>
+        <w:t xml:space="preserve">Un saludo,</w:t>
+      </w:r>
+    </w:p>
+    <w:p>
+      <w:pPr>
+        <w:spacing w:after="0" w:before="900" w:line="240" w:lineRule="auto"/>
+      </w:pPr>
+      <w:r>
+        <w:rPr>
+          <w:sz w:val="4"/>
+          <w:szCs w:val="4"/>
+        </w:rPr>
+        <w:t xml:space="preserve"/>
+      </w:r>
+    </w:p>
+    <w:p>
+      <w:pPr>
+        <w:spacing w:after="20"/>
+      </w:pPr>
+      <w:r>
+        <w:rPr>
+          <w:b/>
+          <w:bCs/>
+        </w:rPr>
+        <w:t xml:space="preserve">Nombre Apellido</w:t>
+      </w:r>
+    </w:p>
+    <w:p>
+      <w:pPr>
+        <w:pStyle w:val="IndiceTexto"/>
         <w:sectPr>
           <w:headerReference w:type="default" r:id="rId14"/>
           <w:footerReference w:type="default" r:id="rId15"/>
@@ -3707,6 +11689,9 @@
           <w:docGrid w:linePitch="360"/>
         </w:sectPr>
       </w:pPr>
+      <w:r>
+        <w:t xml:space="preserve">Cargo · Santiago Ways</w:t>
+      </w:r>
     </w:p>
     <w:p>
       <w:pPr>
@@ -4683,18 +12668,24 @@
     </w:lvlOverride>
   </w:num>
   <w:num w:numId="2">
+    <w:abstractNumId w:val="4"/>
+    <w:lvlOverride w:ilvl="0">
+      <w:startOverride w:val="1"/>
+    </w:lvlOverride>
+  </w:num>
+  <w:num w:numId="3">
     <w:abstractNumId w:val="2"/>
     <w:lvlOverride w:ilvl="0">
       <w:startOverride w:val="1"/>
     </w:lvlOverride>
   </w:num>
-  <w:num w:numId="3">
+  <w:num w:numId="4">
     <w:abstractNumId w:val="3"/>
     <w:lvlOverride w:ilvl="0">
       <w:startOverride w:val="1"/>
     </w:lvlOverride>
   </w:num>
-  <w:num w:numId="4">
+  <w:num w:numId="5">
     <w:abstractNumId w:val="4"/>
     <w:lvlOverride w:ilvl="0">
       <w:startOverride w:val="1"/>
@@ -5397,6 +13388,116 @@
       <w:szCs w:val="16"/>
     </w:rPr>
   </w:style>
+  <w:style w:type="paragraph" w:styleId="PlanNombre">
+    <w:name w:val="Plan nombre"/>
+    <w:basedOn w:val="Normal"/>
+    <w:next w:val="Normal"/>
+    <w:qFormat/>
+    <w:pPr>
+      <w:spacing w:after="20" w:before="0" w:line="240" w:lineRule="auto"/>
+    </w:pPr>
+    <w:rPr>
+      <w:rFonts w:ascii="Montserrat" w:cs="Montserrat" w:eastAsia="Montserrat" w:hAnsi="Montserrat"/>
+      <w:b/>
+      <w:bCs/>
+      <w:sz w:val="22"/>
+      <w:szCs w:val="22"/>
+    </w:rPr>
+  </w:style>
+  <w:style w:type="paragraph" w:styleId="PlanPrecio">
+    <w:name w:val="Plan precio"/>
+    <w:basedOn w:val="Normal"/>
+    <w:next w:val="Normal"/>
+    <w:qFormat/>
+    <w:pPr>
+      <w:spacing w:after="0" w:before="0" w:line="240" w:lineRule="auto"/>
+    </w:pPr>
+    <w:rPr>
+      <w:rFonts w:ascii="Montserrat" w:cs="Montserrat" w:eastAsia="Montserrat" w:hAnsi="Montserrat"/>
+      <w:color w:val="6F6F6E"/>
+      <w:sz w:val="16"/>
+      <w:szCs w:val="16"/>
+    </w:rPr>
+  </w:style>
+  <w:style w:type="paragraph" w:styleId="Celda">
+    <w:name w:val="Celda centrada"/>
+    <w:basedOn w:val="Normal"/>
+    <w:next w:val="Normal"/>
+    <w:qFormat/>
+    <w:pPr>
+      <w:spacing w:after="0" w:before="0" w:line="240" w:lineRule="auto"/>
+      <w:jc w:val="center"/>
+    </w:pPr>
+    <w:rPr>
+      <w:rFonts w:ascii="Montserrat" w:cs="Montserrat" w:eastAsia="Montserrat" w:hAnsi="Montserrat"/>
+      <w:sz w:val="18"/>
+      <w:szCs w:val="18"/>
+    </w:rPr>
+  </w:style>
+  <w:style w:type="paragraph" w:styleId="Pregunta">
+    <w:name w:val="Pregunta"/>
+    <w:basedOn w:val="Normal"/>
+    <w:next w:val="Normal"/>
+    <w:qFormat/>
+    <w:pPr>
+      <w:keepNext/>
+      <w:spacing w:after="80" w:before="0" w:line="276" w:lineRule="auto"/>
+    </w:pPr>
+    <w:rPr>
+      <w:rFonts w:ascii="Montserrat" w:cs="Montserrat" w:eastAsia="Montserrat" w:hAnsi="Montserrat"/>
+      <w:b/>
+      <w:bCs/>
+      <w:sz w:val="22"/>
+      <w:szCs w:val="22"/>
+    </w:rPr>
+  </w:style>
+  <w:style w:type="paragraph" w:styleId="TestimonioTexto">
+    <w:name w:val="Testimonio"/>
+    <w:basedOn w:val="Normal"/>
+    <w:next w:val="Normal"/>
+    <w:qFormat/>
+    <w:pPr>
+      <w:spacing w:after="160" w:before="0" w:line="300" w:lineRule="auto"/>
+    </w:pPr>
+    <w:rPr>
+      <w:rFonts w:ascii="Montserrat" w:cs="Montserrat" w:eastAsia="Montserrat" w:hAnsi="Montserrat"/>
+      <w:b/>
+      <w:bCs/>
+      <w:sz w:val="24"/>
+      <w:szCs w:val="24"/>
+    </w:rPr>
+  </w:style>
+  <w:style w:type="paragraph" w:styleId="TestimonioAutor">
+    <w:name w:val="Testimonio autor"/>
+    <w:basedOn w:val="Normal"/>
+    <w:next w:val="Normal"/>
+    <w:qFormat/>
+    <w:pPr>
+      <w:spacing w:after="0" w:before="0" w:line="240" w:lineRule="auto"/>
+    </w:pPr>
+    <w:rPr>
+      <w:rFonts w:ascii="Montserrat" w:cs="Montserrat" w:eastAsia="Montserrat" w:hAnsi="Montserrat"/>
+      <w:color w:val="6F6F6E"/>
+      <w:sz w:val="16"/>
+      <w:szCs w:val="16"/>
+    </w:rPr>
+  </w:style>
+  <w:style w:type="paragraph" w:styleId="CartaAsunto">
+    <w:name w:val="Carta asunto"/>
+    <w:basedOn w:val="Normal"/>
+    <w:next w:val="Normal"/>
+    <w:qFormat/>
+    <w:pPr>
+      <w:spacing w:after="280" w:before="0" w:line="300" w:lineRule="auto"/>
+    </w:pPr>
+    <w:rPr>
+      <w:rFonts w:ascii="Montserrat" w:cs="Montserrat" w:eastAsia="Montserrat" w:hAnsi="Montserrat"/>
+      <w:b/>
+      <w:bCs/>
+      <w:sz w:val="20"/>
+      <w:szCs w:val="20"/>
+    </w:rPr>
+  </w:style>
 </w:styles>
 </file>
 

--- a/plantillas/word/Paginas_tipo_Santiago_Ways.docx
+++ b/plantillas/word/Paginas_tipo_Santiago_Ways.docx
@@ -11695,7 +11695,7 @@
     </w:p>
     <w:p>
       <w:pPr>
-        <w:spacing w:after="0" w:before="5600" w:line="240" w:lineRule="auto"/>
+        <w:spacing w:after="5700" w:before="0" w:line="240" w:lineRule="auto"/>
       </w:pPr>
       <w:r>
         <w:rPr>
@@ -11707,73 +11707,35 @@
     </w:p>
     <w:p>
       <w:pPr>
-        <w:spacing w:after="480"/>
-        <w:jc w:val="center"/>
-      </w:pPr>
-      <w:r>
-        <w:drawing>
-          <wp:inline distT="0" distB="0" distL="0" distR="0">
-            <wp:extent cx="1428750" cy="1285875"/>
-            <wp:effectExtent t="0" r="0" b="0" l="0"/>
-            <wp:docPr id="6" name=""/>
-            <wp:cNvGraphicFramePr>
-              <a:graphicFrameLocks xmlns:a="http://schemas.openxmlformats.org/drawingml/2006/main" noChangeAspect="1"/>
-            </wp:cNvGraphicFramePr>
-            <a:graphic xmlns:a="http://schemas.openxmlformats.org/drawingml/2006/main">
-              <a:graphicData uri="http://schemas.openxmlformats.org/drawingml/2006/picture">
-                <pic:pic xmlns:pic="http://schemas.openxmlformats.org/drawingml/2006/picture">
-                  <pic:nvPicPr>
-                    <pic:cNvPr id="0" name="" descr=""/>
-                    <pic:cNvPicPr>
-                      <a:picLocks noChangeAspect="1" noChangeArrowheads="1"/>
-                    </pic:cNvPicPr>
-                  </pic:nvPicPr>
-                  <pic:blipFill>
-                    <a:blip r:embed="rId23" cstate="none"/>
-                    <a:srcRect/>
-                    <a:stretch>
-                      <a:fillRect/>
-                    </a:stretch>
-                  </pic:blipFill>
-                  <pic:spPr bwMode="auto">
-                    <a:xfrm>
-                      <a:off x="0" y="0"/>
-                      <a:ext cx="1428750" cy="1285875"/>
-                    </a:xfrm>
-                    <a:prstGeom prst="rect">
-                      <a:avLst/>
-                    </a:prstGeom>
-                  </pic:spPr>
-                </pic:pic>
-              </a:graphicData>
-            </a:graphic>
-          </wp:inline>
-        </w:drawing>
-      </w:r>
-    </w:p>
-    <w:p>
-      <w:pPr>
-        <w:pStyle w:val="ContraWeb"/>
-        <w:jc w:val="center"/>
-      </w:pPr>
-      <w:r>
-        <w:t xml:space="preserve">santiagoways.com</w:t>
-      </w:r>
-    </w:p>
-    <w:p>
-      <w:pPr>
-        <w:pStyle w:val="ContraTexto"/>
-        <w:jc w:val="center"/>
-      </w:pPr>
-      <w:r>
-        <w:t xml:space="preserve">Dirección · Teléfono · Correo electrónico</w:t>
+        <w:pBdr>
+          <w:bottom w:val="single" w:color="7AA606" w:sz="18" w:space="0"/>
+        </w:pBdr>
+        <w:spacing w:after="280" w:before="0" w:line="120" w:lineRule="exact"/>
+        <w:ind w:right="8390"/>
+      </w:pPr>
+    </w:p>
+    <w:p>
+      <w:pPr>
+        <w:pStyle w:val="Cierre"/>
+      </w:pPr>
+      <w:r>
+        <w:t xml:space="preserve">Frase de cierre del documento en una o dos líneas</w:t>
+      </w:r>
+    </w:p>
+    <w:p>
+      <w:pPr>
+        <w:pStyle w:val="Subtitulo"/>
+        <w:ind w:right="1800"/>
+      </w:pPr>
+      <w:r>
+        <w:t xml:space="preserve">Texto breve opcional: un agradecimiento, una invitación o el siguiente paso.</w:t>
       </w:r>
     </w:p>
     <w:sectPr>
       <w:headerReference w:type="default" r:id="rId16"/>
       <w:footerReference w:type="default" r:id="rId17"/>
       <w:pgSz w:w="11906" w:h="16838" w:orient="portrait"/>
-      <w:pgMar w:top="1701" w:right="1418" w:bottom="1418" w:left="1418" w:header="709" w:footer="709" w:gutter="0"/>
+      <w:pgMar w:top="1701" w:right="1418" w:bottom="1985" w:left="1418" w:header="709" w:footer="1134" w:gutter="0"/>
       <w:pgNumType/>
       <w:docGrid w:linePitch="360"/>
     </w:sectPr>
@@ -12299,12 +12261,236 @@
 
 <file path=word/footer6.xml><?xml version="1.0" encoding="utf-8"?>
 <w:ftr xmlns:wpc="http://schemas.microsoft.com/office/word/2010/wordprocessingCanvas" xmlns:mc="http://schemas.openxmlformats.org/markup-compatibility/2006" xmlns:o="urn:schemas-microsoft-com:office:office" xmlns:r="http://schemas.openxmlformats.org/officeDocument/2006/relationships" xmlns:m="http://schemas.openxmlformats.org/officeDocument/2006/math" xmlns:v="urn:schemas-microsoft-com:vml" xmlns:wp14="http://schemas.microsoft.com/office/word/2010/wordprocessingDrawing" xmlns:wp="http://schemas.openxmlformats.org/drawingml/2006/wordprocessingDrawing" xmlns:w10="urn:schemas-microsoft-com:office:word" xmlns:w="http://schemas.openxmlformats.org/wordprocessingml/2006/main" xmlns:w14="http://schemas.microsoft.com/office/word/2010/wordml" xmlns:w15="http://schemas.microsoft.com/office/word/2012/wordml" xmlns:wpg="http://schemas.microsoft.com/office/word/2010/wordprocessingGroup" xmlns:wpi="http://schemas.microsoft.com/office/word/2010/wordprocessingInk" xmlns:wne="http://schemas.microsoft.com/office/word/2006/wordml" xmlns:wps="http://schemas.microsoft.com/office/word/2010/wordprocessingShape">
+  <w:tbl>
+    <w:tblPr>
+      <w:tblW w:type="dxa" w:w="9070"/>
+      <w:tblBorders>
+        <w:top w:val="none" w:color="FFFFFF" w:sz="0"/>
+        <w:left w:val="none" w:color="FFFFFF" w:sz="0"/>
+        <w:bottom w:val="none" w:color="FFFFFF" w:sz="0"/>
+        <w:right w:val="none" w:color="FFFFFF" w:sz="0"/>
+        <w:insideH w:val="none" w:color="FFFFFF" w:sz="0"/>
+        <w:insideV w:val="none" w:color="FFFFFF" w:sz="0"/>
+      </w:tblBorders>
+      <w:tblLayout w:type="fixed"/>
+    </w:tblPr>
+    <w:tblGrid>
+      <w:gridCol w:w="2000"/>
+      <w:gridCol w:w="2870"/>
+      <w:gridCol w:w="1900"/>
+      <w:gridCol w:w="2300"/>
+    </w:tblGrid>
+    <w:tr>
+      <w:trPr>
+        <w:cantSplit/>
+      </w:trPr>
+      <w:tc>
+        <w:tcPr>
+          <w:tcW w:type="dxa" w:w="2000"/>
+          <w:tcBorders>
+            <w:top w:val="single" w:color="2E2E2D" w:sz="6"/>
+            <w:left w:val="none" w:color="FFFFFF" w:sz="0"/>
+            <w:bottom w:val="none" w:color="FFFFFF" w:sz="0"/>
+            <w:right w:val="none" w:color="FFFFFF" w:sz="0"/>
+          </w:tcBorders>
+          <w:tcMar>
+            <w:top w:type="dxa" w:w="160"/>
+            <w:left w:type="dxa" w:w="0"/>
+            <w:bottom w:type="dxa" w:w="0"/>
+            <w:right w:type="dxa" w:w="200"/>
+          </w:tcMar>
+          <w:vAlign w:val="top"/>
+        </w:tcPr>
+        <w:p>
+          <w:pPr>
+            <w:pStyle w:val="MetaEtiqueta"/>
+          </w:pPr>
+          <w:r>
+            <w:t xml:space="preserve">Web</w:t>
+          </w:r>
+        </w:p>
+        <w:p>
+          <w:pPr>
+            <w:pStyle w:val="MetaValor"/>
+            <w:spacing w:after="40"/>
+          </w:pPr>
+          <w:r>
+            <w:t xml:space="preserve">santiagoways.com</w:t>
+          </w:r>
+        </w:p>
+      </w:tc>
+      <w:tc>
+        <w:tcPr>
+          <w:tcW w:type="dxa" w:w="2870"/>
+          <w:tcBorders>
+            <w:top w:val="single" w:color="2E2E2D" w:sz="6"/>
+            <w:left w:val="none" w:color="FFFFFF" w:sz="0"/>
+            <w:bottom w:val="none" w:color="FFFFFF" w:sz="0"/>
+            <w:right w:val="none" w:color="FFFFFF" w:sz="0"/>
+          </w:tcBorders>
+          <w:tcMar>
+            <w:top w:type="dxa" w:w="160"/>
+            <w:left w:type="dxa" w:w="0"/>
+            <w:bottom w:type="dxa" w:w="0"/>
+            <w:right w:type="dxa" w:w="200"/>
+          </w:tcMar>
+          <w:vAlign w:val="top"/>
+        </w:tcPr>
+        <w:p>
+          <w:pPr>
+            <w:pStyle w:val="MetaEtiqueta"/>
+          </w:pPr>
+          <w:r>
+            <w:t xml:space="preserve">Correo</w:t>
+          </w:r>
+        </w:p>
+        <w:p>
+          <w:pPr>
+            <w:pStyle w:val="MetaValor"/>
+            <w:spacing w:after="40"/>
+          </w:pPr>
+          <w:r>
+            <w:t xml:space="preserve">correo@santiagoways.com</w:t>
+          </w:r>
+        </w:p>
+      </w:tc>
+      <w:tc>
+        <w:tcPr>
+          <w:tcW w:type="dxa" w:w="1900"/>
+          <w:tcBorders>
+            <w:top w:val="single" w:color="2E2E2D" w:sz="6"/>
+            <w:left w:val="none" w:color="FFFFFF" w:sz="0"/>
+            <w:bottom w:val="none" w:color="FFFFFF" w:sz="0"/>
+            <w:right w:val="none" w:color="FFFFFF" w:sz="0"/>
+          </w:tcBorders>
+          <w:tcMar>
+            <w:top w:type="dxa" w:w="160"/>
+            <w:left w:type="dxa" w:w="0"/>
+            <w:bottom w:type="dxa" w:w="0"/>
+            <w:right w:type="dxa" w:w="200"/>
+          </w:tcMar>
+          <w:vAlign w:val="top"/>
+        </w:tcPr>
+        <w:p>
+          <w:pPr>
+            <w:pStyle w:val="MetaEtiqueta"/>
+          </w:pPr>
+          <w:r>
+            <w:t xml:space="preserve">Teléfono</w:t>
+          </w:r>
+        </w:p>
+        <w:p>
+          <w:pPr>
+            <w:pStyle w:val="MetaValor"/>
+            <w:spacing w:after="40"/>
+          </w:pPr>
+          <w:r>
+            <w:t xml:space="preserve">+34 000 000 000</w:t>
+          </w:r>
+        </w:p>
+      </w:tc>
+      <w:tc>
+        <w:tcPr>
+          <w:tcW w:type="dxa" w:w="2300"/>
+          <w:tcBorders>
+            <w:top w:val="single" w:color="2E2E2D" w:sz="6"/>
+            <w:left w:val="none" w:color="FFFFFF" w:sz="0"/>
+            <w:bottom w:val="none" w:color="FFFFFF" w:sz="0"/>
+            <w:right w:val="none" w:color="FFFFFF" w:sz="0"/>
+          </w:tcBorders>
+          <w:tcMar>
+            <w:top w:type="dxa" w:w="160"/>
+            <w:left w:type="dxa" w:w="0"/>
+            <w:bottom w:type="dxa" w:w="0"/>
+            <w:right w:type="dxa" w:w="200"/>
+          </w:tcMar>
+          <w:vAlign w:val="top"/>
+        </w:tcPr>
+        <w:p>
+          <w:pPr>
+            <w:pStyle w:val="MetaEtiqueta"/>
+          </w:pPr>
+          <w:r>
+            <w:t xml:space="preserve">Dirección</w:t>
+          </w:r>
+        </w:p>
+        <w:p>
+          <w:pPr>
+            <w:pStyle w:val="MetaValor"/>
+            <w:spacing w:after="40"/>
+          </w:pPr>
+          <w:r>
+            <w:t xml:space="preserve">Calle y número</w:t>
+          </w:r>
+        </w:p>
+        <w:p>
+          <w:pPr>
+            <w:pStyle w:val="MetaValor"/>
+            <w:spacing w:after="40"/>
+          </w:pPr>
+          <w:r>
+            <w:t xml:space="preserve">Código postal y ciudad</w:t>
+          </w:r>
+        </w:p>
+      </w:tc>
+    </w:tr>
+  </w:tbl>
   <w:p>
     <w:pPr>
-      <w:pStyle w:val="Legal"/>
-      <w:jc w:val="center"/>
+      <w:tabs>
+        <w:tab w:val="right" w:pos="9070"/>
+      </w:tabs>
+      <w:spacing w:after="0" w:before="520"/>
     </w:pPr>
     <w:r>
+      <w:drawing>
+        <wp:inline distT="0" distB="0" distL="0" distR="0">
+          <wp:extent cx="1428750" cy="228600"/>
+          <wp:effectExtent t="0" r="0" b="0" l="0"/>
+          <wp:docPr id="7" name=""/>
+          <wp:cNvGraphicFramePr>
+            <a:graphicFrameLocks xmlns:a="http://schemas.openxmlformats.org/drawingml/2006/main" noChangeAspect="1"/>
+          </wp:cNvGraphicFramePr>
+          <a:graphic xmlns:a="http://schemas.openxmlformats.org/drawingml/2006/main">
+            <a:graphicData uri="http://schemas.openxmlformats.org/drawingml/2006/picture">
+              <pic:pic xmlns:pic="http://schemas.openxmlformats.org/drawingml/2006/picture">
+                <pic:nvPicPr>
+                  <pic:cNvPr id="0" name="" descr=""/>
+                  <pic:cNvPicPr>
+                    <a:picLocks noChangeAspect="1" noChangeArrowheads="1"/>
+                  </pic:cNvPicPr>
+                </pic:nvPicPr>
+                <pic:blipFill>
+                  <a:blip r:embed="rId0" cstate="none"/>
+                  <a:srcRect/>
+                  <a:stretch>
+                    <a:fillRect/>
+                  </a:stretch>
+                </pic:blipFill>
+                <pic:spPr bwMode="auto">
+                  <a:xfrm>
+                    <a:off x="0" y="0"/>
+                    <a:ext cx="1428750" cy="228600"/>
+                  </a:xfrm>
+                  <a:prstGeom prst="rect">
+                    <a:avLst/>
+                  </a:prstGeom>
+                </pic:spPr>
+              </pic:pic>
+            </a:graphicData>
+          </a:graphic>
+        </wp:inline>
+      </w:drawing>
+    </w:r>
+    <w:r>
+      <w:t xml:space="preserve">	</w:t>
+    </w:r>
+    <w:r>
+      <w:rPr>
+        <w:color w:val="6F6F6E"/>
+        <w:sz w:val="14"/>
+        <w:szCs w:val="14"/>
+      </w:rPr>
       <w:t xml:space="preserve">© 2027 Santiago Ways. Todos los derechos reservados.</w:t>
     </w:r>
   </w:p>
@@ -12385,7 +12571,7 @@
         <wp:inline distT="0" distB="0" distL="0" distR="0">
           <wp:extent cx="1047750" cy="171450"/>
           <wp:effectExtent t="0" r="0" b="0" l="0"/>
-          <wp:docPr id="7" name=""/>
+          <wp:docPr id="6" name=""/>
           <wp:cNvGraphicFramePr>
             <a:graphicFrameLocks xmlns:a="http://schemas.openxmlformats.org/drawingml/2006/main" noChangeAspect="1"/>
           </wp:cNvGraphicFramePr>
@@ -12462,7 +12648,7 @@
         <wp:inline distT="0" distB="0" distL="0" distR="0">
           <wp:extent cx="1047750" cy="171450"/>
           <wp:effectExtent t="0" r="0" b="0" l="0"/>
-          <wp:docPr id="7" name=""/>
+          <wp:docPr id="6" name=""/>
           <wp:cNvGraphicFramePr>
             <a:graphicFrameLocks xmlns:a="http://schemas.openxmlformats.org/drawingml/2006/main" noChangeAspect="1"/>
           </wp:cNvGraphicFramePr>
@@ -13388,6 +13574,21 @@
       <w:szCs w:val="16"/>
     </w:rPr>
   </w:style>
+  <w:style w:type="paragraph" w:styleId="Cierre">
+    <w:name w:val="Frase de cierre"/>
+    <w:basedOn w:val="Normal"/>
+    <w:next w:val="Normal"/>
+    <w:qFormat/>
+    <w:pPr>
+      <w:spacing w:after="240" w:before="0" w:line="252" w:lineRule="auto"/>
+    </w:pPr>
+    <w:rPr>
+      <w:rFonts w:ascii="Montserrat ExtraBold" w:cs="Montserrat ExtraBold" w:eastAsia="Montserrat ExtraBold" w:hAnsi="Montserrat ExtraBold"/>
+      <w:color w:val="2E2E2D"/>
+      <w:sz w:val="52"/>
+      <w:szCs w:val="52"/>
+    </w:rPr>
+  </w:style>
   <w:style w:type="paragraph" w:styleId="PlanNombre">
     <w:name w:val="Plan nombre"/>
     <w:basedOn w:val="Normal"/>

--- a/plantillas/word/Paginas_tipo_Santiago_Ways.docx
+++ b/plantillas/word/Paginas_tipo_Santiago_Ways.docx
@@ -11695,7 +11695,52 @@
     </w:p>
     <w:p>
       <w:pPr>
-        <w:spacing w:after="5700" w:before="0" w:line="240" w:lineRule="auto"/>
+        <w:spacing w:after="0"/>
+      </w:pPr>
+      <w:r>
+        <w:drawing>
+          <wp:inline distT="0" distB="0" distL="0" distR="0">
+            <wp:extent cx="1905000" cy="304800"/>
+            <wp:effectExtent t="0" r="0" b="0" l="0"/>
+            <wp:docPr id="6" name=""/>
+            <wp:cNvGraphicFramePr>
+              <a:graphicFrameLocks xmlns:a="http://schemas.openxmlformats.org/drawingml/2006/main" noChangeAspect="1"/>
+            </wp:cNvGraphicFramePr>
+            <a:graphic xmlns:a="http://schemas.openxmlformats.org/drawingml/2006/main">
+              <a:graphicData uri="http://schemas.openxmlformats.org/drawingml/2006/picture">
+                <pic:pic xmlns:pic="http://schemas.openxmlformats.org/drawingml/2006/picture">
+                  <pic:nvPicPr>
+                    <pic:cNvPr id="0" name="" descr=""/>
+                    <pic:cNvPicPr>
+                      <a:picLocks noChangeAspect="1" noChangeArrowheads="1"/>
+                    </pic:cNvPicPr>
+                  </pic:nvPicPr>
+                  <pic:blipFill>
+                    <a:blip r:embed="rId19" cstate="none"/>
+                    <a:srcRect/>
+                    <a:stretch>
+                      <a:fillRect/>
+                    </a:stretch>
+                  </pic:blipFill>
+                  <pic:spPr bwMode="auto">
+                    <a:xfrm>
+                      <a:off x="0" y="0"/>
+                      <a:ext cx="1905000" cy="304800"/>
+                    </a:xfrm>
+                    <a:prstGeom prst="rect">
+                      <a:avLst/>
+                    </a:prstGeom>
+                  </pic:spPr>
+                </pic:pic>
+              </a:graphicData>
+            </a:graphic>
+          </wp:inline>
+        </w:drawing>
+      </w:r>
+    </w:p>
+    <w:p>
+      <w:pPr>
+        <w:spacing w:after="0" w:before="4300" w:line="240" w:lineRule="auto"/>
       </w:pPr>
       <w:r>
         <w:rPr>
@@ -12437,60 +12482,10 @@
   </w:tbl>
   <w:p>
     <w:pPr>
-      <w:tabs>
-        <w:tab w:val="right" w:pos="9070"/>
-      </w:tabs>
-      <w:spacing w:after="0" w:before="520"/>
+      <w:pStyle w:val="Legal"/>
+      <w:spacing w:after="0" w:before="360"/>
     </w:pPr>
     <w:r>
-      <w:drawing>
-        <wp:inline distT="0" distB="0" distL="0" distR="0">
-          <wp:extent cx="1428750" cy="228600"/>
-          <wp:effectExtent t="0" r="0" b="0" l="0"/>
-          <wp:docPr id="7" name=""/>
-          <wp:cNvGraphicFramePr>
-            <a:graphicFrameLocks xmlns:a="http://schemas.openxmlformats.org/drawingml/2006/main" noChangeAspect="1"/>
-          </wp:cNvGraphicFramePr>
-          <a:graphic xmlns:a="http://schemas.openxmlformats.org/drawingml/2006/main">
-            <a:graphicData uri="http://schemas.openxmlformats.org/drawingml/2006/picture">
-              <pic:pic xmlns:pic="http://schemas.openxmlformats.org/drawingml/2006/picture">
-                <pic:nvPicPr>
-                  <pic:cNvPr id="0" name="" descr=""/>
-                  <pic:cNvPicPr>
-                    <a:picLocks noChangeAspect="1" noChangeArrowheads="1"/>
-                  </pic:cNvPicPr>
-                </pic:nvPicPr>
-                <pic:blipFill>
-                  <a:blip r:embed="rId0" cstate="none"/>
-                  <a:srcRect/>
-                  <a:stretch>
-                    <a:fillRect/>
-                  </a:stretch>
-                </pic:blipFill>
-                <pic:spPr bwMode="auto">
-                  <a:xfrm>
-                    <a:off x="0" y="0"/>
-                    <a:ext cx="1428750" cy="228600"/>
-                  </a:xfrm>
-                  <a:prstGeom prst="rect">
-                    <a:avLst/>
-                  </a:prstGeom>
-                </pic:spPr>
-              </pic:pic>
-            </a:graphicData>
-          </a:graphic>
-        </wp:inline>
-      </w:drawing>
-    </w:r>
-    <w:r>
-      <w:t xml:space="preserve">	</w:t>
-    </w:r>
-    <w:r>
-      <w:rPr>
-        <w:color w:val="6F6F6E"/>
-        <w:sz w:val="14"/>
-        <w:szCs w:val="14"/>
-      </w:rPr>
       <w:t xml:space="preserve">© 2027 Santiago Ways. Todos los derechos reservados.</w:t>
     </w:r>
   </w:p>
@@ -12571,7 +12566,7 @@
         <wp:inline distT="0" distB="0" distL="0" distR="0">
           <wp:extent cx="1047750" cy="171450"/>
           <wp:effectExtent t="0" r="0" b="0" l="0"/>
-          <wp:docPr id="6" name=""/>
+          <wp:docPr id="7" name=""/>
           <wp:cNvGraphicFramePr>
             <a:graphicFrameLocks xmlns:a="http://schemas.openxmlformats.org/drawingml/2006/main" noChangeAspect="1"/>
           </wp:cNvGraphicFramePr>
@@ -12648,7 +12643,7 @@
         <wp:inline distT="0" distB="0" distL="0" distR="0">
           <wp:extent cx="1047750" cy="171450"/>
           <wp:effectExtent t="0" r="0" b="0" l="0"/>
-          <wp:docPr id="6" name=""/>
+          <wp:docPr id="7" name=""/>
           <wp:cNvGraphicFramePr>
             <a:graphicFrameLocks xmlns:a="http://schemas.openxmlformats.org/drawingml/2006/main" noChangeAspect="1"/>
           </wp:cNvGraphicFramePr>
